--- a/downloads/workbook/ai-2-week-31.docx
+++ b/downloads/workbook/ai-2-week-31.docx
@@ -1567,6 +1567,178 @@
         <w:t>Project connection: Give the recommender read-only access wherever sufficient, and require explicit owner review for catalogue edits or publication.</w:t>
       </w:r>
     </w:p>
+    <w:p>
+      <w:pPr>
+        <w:pStyle w:val="Heading1"/>
+      </w:pPr>
+      <w:r>
+        <w:t>24. Project portfolio milestone</w:t>
+      </w:r>
+    </w:p>
+    <w:p>
+      <w:r>
+        <w:t>Project: Transparent Book Recommender</w:t>
+      </w:r>
+    </w:p>
+    <w:p>
+      <w:r>
+        <w:t>Current milestone: Present and defend. Demonstrate the system, explain one failure and justify the next improvement with evidence.</w:t>
+      </w:r>
+    </w:p>
+    <w:p>
+      <w:r>
+        <w:t>Give the recommender read-only access wherever sufficient, and require explicit owner review for catalogue edits or publication.</w:t>
+      </w:r>
+    </w:p>
+    <w:tbl>
+      <w:tblPr>
+        <w:tblStyle w:val="LightShading-Accent1"/>
+        <w:tblW w:type="auto" w:w="0"/>
+        <w:tblLook w:firstColumn="1" w:firstRow="1" w:lastColumn="0" w:lastRow="0" w:noHBand="0" w:noVBand="1" w:val="04A0"/>
+      </w:tblPr>
+      <w:tblGrid>
+        <w:gridCol w:w="5112"/>
+        <w:gridCol w:w="5112"/>
+      </w:tblGrid>
+      <w:tr>
+        <w:trPr>
+          <w:tblHeader/>
+        </w:trPr>
+        <w:tc>
+          <w:tcPr>
+            <w:tcW w:type="dxa" w:w="5112"/>
+          </w:tcPr>
+          <w:p>
+            <w:r>
+              <w:t>Evidence to keep</w:t>
+            </w:r>
+          </w:p>
+        </w:tc>
+        <w:tc>
+          <w:tcPr>
+            <w:tcW w:type="dxa" w:w="5112"/>
+          </w:tcPr>
+          <w:p>
+            <w:r>
+              <w:t>My record</w:t>
+            </w:r>
+          </w:p>
+        </w:tc>
+      </w:tr>
+      <w:tr>
+        <w:tc>
+          <w:tcPr>
+            <w:tcW w:type="dxa" w:w="5112"/>
+          </w:tcPr>
+          <w:p>
+            <w:r>
+              <w:t>This week’s input and deciding step</w:t>
+            </w:r>
+          </w:p>
+        </w:tc>
+        <w:tc>
+          <w:tcPr>
+            <w:tcW w:type="dxa" w:w="5112"/>
+          </w:tcPr>
+          <w:p>
+            <w:r/>
+          </w:p>
+        </w:tc>
+      </w:tr>
+      <w:tr>
+        <w:tc>
+          <w:tcPr>
+            <w:tcW w:type="dxa" w:w="5112"/>
+          </w:tcPr>
+          <w:p>
+            <w:r>
+              <w:t>Prediction and actual result (or labelled paper trace)</w:t>
+            </w:r>
+          </w:p>
+        </w:tc>
+        <w:tc>
+          <w:tcPr>
+            <w:tcW w:type="dxa" w:w="5112"/>
+          </w:tcPr>
+          <w:p>
+            <w:r/>
+          </w:p>
+        </w:tc>
+      </w:tr>
+      <w:tr>
+        <w:tc>
+          <w:tcPr>
+            <w:tcW w:type="dxa" w:w="5112"/>
+          </w:tcPr>
+          <w:p>
+            <w:r>
+              <w:t>One change since the previous checkpoint and why</w:t>
+            </w:r>
+          </w:p>
+        </w:tc>
+        <w:tc>
+          <w:tcPr>
+            <w:tcW w:type="dxa" w:w="5112"/>
+          </w:tcPr>
+          <w:p>
+            <w:r/>
+          </w:p>
+        </w:tc>
+      </w:tr>
+      <w:tr>
+        <w:tc>
+          <w:tcPr>
+            <w:tcW w:type="dxa" w:w="5112"/>
+          </w:tcPr>
+          <w:p>
+            <w:r>
+              <w:t>One error or limit and the next test</w:t>
+            </w:r>
+          </w:p>
+        </w:tc>
+        <w:tc>
+          <w:tcPr>
+            <w:tcW w:type="dxa" w:w="5112"/>
+          </w:tcPr>
+          <w:p>
+            <w:r/>
+          </w:p>
+        </w:tc>
+      </w:tr>
+    </w:tbl>
+    <w:p>
+      <w:pPr>
+        <w:pStyle w:val="Heading3"/>
+      </w:pPr>
+      <w:r>
+        <w:t>Explain what this week adds to your project. Reuse last week’s record rather than starting again.</w:t>
+      </w:r>
+    </w:p>
+    <w:p>
+      <w:r>
+        <w:t>________________________________________________________________</w:t>
+      </w:r>
+    </w:p>
+    <w:p>
+      <w:r>
+        <w:t>________________________________________________________________</w:t>
+      </w:r>
+    </w:p>
+    <w:p>
+      <w:r>
+        <w:t>________________________________________________________________</w:t>
+      </w:r>
+    </w:p>
+    <w:p>
+      <w:r>
+        <w:t>________________________________________________________________</w:t>
+      </w:r>
+    </w:p>
+    <w:p>
+      <w:r>
+        <w:t>________________________________________________________________</w:t>
+      </w:r>
+    </w:p>
     <w:sectPr>
       <w:pgSz w:w="12240" w:h="15840"/>
       <w:pgMar w:top="936" w:right="1008" w:bottom="936" w:left="1008" w:header="720" w:footer="720" w:gutter="0"/>

--- a/downloads/workbook/ai-2-week-31.docx
+++ b/downloads/workbook/ai-2-week-31.docx
@@ -1739,6 +1739,253 @@
         <w:t>________________________________________________________________</w:t>
       </w:r>
     </w:p>
+    <w:p>
+      <w:pPr>
+        <w:pStyle w:val="Heading1"/>
+      </w:pPr>
+      <w:r>
+        <w:t>25. Supported practice and learning evidence</w:t>
+      </w:r>
+    </w:p>
+    <w:p>
+      <w:r>
+        <w:t>Use this supported practice once, in the browser or on paper. Keep the reserved independent assessment for a separate first attempt before teacher feedback.</w:t>
+      </w:r>
+    </w:p>
+    <w:p>
+      <w:r>
+        <w:t>A fictional catalogue helper receives a narrowly scoped tool token.</w:t>
+      </w:r>
+    </w:p>
+    <w:p>
+      <w:pPr>
+        <w:pStyle w:val="Heading3"/>
+      </w:pPr>
+      <w:r>
+        <w:t>Practice 1: explain the deciding evidence</w:t>
+      </w:r>
+    </w:p>
+    <w:p>
+      <w:r>
+        <w:t>Which labelled step matches this detail? write R5 fails operation scope: deny even for an allowed record.</w:t>
+      </w:r>
+    </w:p>
+    <w:p>
+      <w:r>
+        <w:t>1. Wrong operation</w:t>
+      </w:r>
+    </w:p>
+    <w:p>
+      <w:r>
+        <w:t>2. Read token</w:t>
+      </w:r>
+    </w:p>
+    <w:p>
+      <w:r>
+        <w:t>3. Wrong object</w:t>
+      </w:r>
+    </w:p>
+    <w:p>
+      <w:r>
+        <w:t>4. Allowed call</w:t>
+      </w:r>
+    </w:p>
+    <w:p>
+      <w:pPr>
+        <w:pStyle w:val="Heading3"/>
+      </w:pPr>
+      <w:r>
+        <w:t>My selected conclusion, deciding fact and explanation</w:t>
+      </w:r>
+    </w:p>
+    <w:p>
+      <w:r>
+        <w:t>________________________________________________________________</w:t>
+      </w:r>
+    </w:p>
+    <w:p>
+      <w:r>
+        <w:t>________________________________________________________________</w:t>
+      </w:r>
+    </w:p>
+    <w:p>
+      <w:r>
+        <w:t>________________________________________________________________</w:t>
+      </w:r>
+    </w:p>
+    <w:p>
+      <w:r>
+        <w:t>________________________________________________________________</w:t>
+      </w:r>
+    </w:p>
+    <w:p>
+      <w:r>
+        <w:t>________________________________________________________________</w:t>
+      </w:r>
+    </w:p>
+    <w:p>
+      <w:r>
+        <w:t>Hint if needed: Read the steps in the pictorial case. Match the supplied detail to the stage that performs or records it.</w:t>
+      </w:r>
+    </w:p>
+    <w:p>
+      <w:r>
+        <w:t>After your attempt, compare with the supported explanation: Wrong operation write R5 fails operation scope: deny even for an allowed record. Permissions are concrete restrictions, not a confidence score or a general instruction to be useful. Each proposed call must match both dimensions before it happens. A request written inside catalogue text cannot enlarge the token’s authority. Denial should preserve the proposed action and reason without executing the disallowed mutation.</w:t>
+      </w:r>
+    </w:p>
+    <w:p>
+      <w:pPr>
+        <w:pStyle w:val="Heading3"/>
+      </w:pPr>
+      <w:r>
+        <w:t>Practice 2: explain the deciding evidence</w:t>
+      </w:r>
+    </w:p>
+    <w:p>
+      <w:r>
+        <w:t>Changed-case practice: The helper says it needs write R5 to correct an apparent typo. Which conclusion is supported by the supplied facts?</w:t>
+      </w:r>
+    </w:p>
+    <w:p>
+      <w:r>
+        <w:t>1. We can decide the result without examining the changed input or the procedure.</w:t>
+      </w:r>
+    </w:p>
+    <w:p>
+      <w:r>
+        <w:t>2. This one example guarantees correct results for every future input.</w:t>
+      </w:r>
+    </w:p>
+    <w:p>
+      <w:r>
+        <w:t>3. The write remains denied under the existing token.</w:t>
+      </w:r>
+    </w:p>
+    <w:p>
+      <w:pPr>
+        <w:pStyle w:val="Heading3"/>
+      </w:pPr>
+      <w:r>
+        <w:t>My selected conclusion, deciding fact and explanation</w:t>
+      </w:r>
+    </w:p>
+    <w:p>
+      <w:r>
+        <w:t>________________________________________________________________</w:t>
+      </w:r>
+    </w:p>
+    <w:p>
+      <w:r>
+        <w:t>________________________________________________________________</w:t>
+      </w:r>
+    </w:p>
+    <w:p>
+      <w:r>
+        <w:t>________________________________________________________________</w:t>
+      </w:r>
+    </w:p>
+    <w:p>
+      <w:r>
+        <w:t>________________________________________________________________</w:t>
+      </w:r>
+    </w:p>
+    <w:p>
+      <w:r>
+        <w:t>________________________________________________________________</w:t>
+      </w:r>
+    </w:p>
+    <w:p>
+      <w:r>
+        <w:t>Hint if needed: Use the changed condition and the deciding step in the pictorial trace. The answer must say what follows from those facts.</w:t>
+      </w:r>
+    </w:p>
+    <w:p>
+      <w:r>
+        <w:t>After your attempt, compare with the supported explanation: The write remains denied under the existing token. A useful purpose does not create an authorised operation; an authorised owner must review any scope change.</w:t>
+      </w:r>
+    </w:p>
+    <w:p>
+      <w:pPr>
+        <w:pStyle w:val="Heading3"/>
+      </w:pPr>
+      <w:r>
+        <w:t>Repair a missing building block</w:t>
+      </w:r>
+    </w:p>
+    <w:p>
+      <w:r>
+        <w:t>Review Agents and Tools (ai-2/30). Goal: Explain the mechanism and terminology of state machines for bounded agents. Short practice: Can the assistant accept Trace B because its final state is done?. Return to this week and explain what you changed.</w:t>
+      </w:r>
+    </w:p>
+    <w:p>
+      <w:r>
+        <w:t>Review Prompt Experiments (ai-2/28). Goal: Explain the mechanism and terminology of controlled prompt experiments. Short practice: Name the case P passes and Q fails, and explain why it matters.. Return to this week and explain what you changed.</w:t>
+      </w:r>
+    </w:p>
+    <w:p>
+      <w:r>
+        <w:t>Review Text as Pieces (ai-2/25). Goal: Encode and decode text under an explicit toy vocabulary. Short practice: Why is the unknown ! at position 10 rather than position 9?. Return to this week and explain what you changed.</w:t>
+      </w:r>
+    </w:p>
+    <w:p>
+      <w:pPr>
+        <w:pStyle w:val="Heading3"/>
+      </w:pPr>
+      <w:r>
+        <w:t>Predict, run and debug</w:t>
+      </w:r>
+    </w:p>
+    <w:p>
+      <w:r>
+        <w:t>The browser lab lets you edit the supported Python examples already included in this lesson. Predict first, run, inspect the actual output or error, change one input, then run again. Keep code, predictions, actual results and a reasoned revision together. On paper, label your result as a trace rather than an execution.</w:t>
+      </w:r>
+    </w:p>
+    <w:p>
+      <w:pPr>
+        <w:pStyle w:val="Heading3"/>
+      </w:pPr>
+      <w:r>
+        <w:t>Keep your completed work</w:t>
+      </w:r>
+    </w:p>
+    <w:p>
+      <w:r>
+        <w:t>Use Download completed work in the hosted lesson to export your answers, reflections, practice feedback and code-run evidence. Open the HTML copy to read or print it. Drafts stay in this browser when storage is available; clear drafts on a shared device.</w:t>
+      </w:r>
+    </w:p>
+    <w:p>
+      <w:pPr>
+        <w:pStyle w:val="Heading3"/>
+      </w:pPr>
+      <w:r>
+        <w:t>What I repaired, the evidence I kept and the next test</w:t>
+      </w:r>
+    </w:p>
+    <w:p>
+      <w:r>
+        <w:t>________________________________________________________________</w:t>
+      </w:r>
+    </w:p>
+    <w:p>
+      <w:r>
+        <w:t>________________________________________________________________</w:t>
+      </w:r>
+    </w:p>
+    <w:p>
+      <w:r>
+        <w:t>________________________________________________________________</w:t>
+      </w:r>
+    </w:p>
+    <w:p>
+      <w:r>
+        <w:t>________________________________________________________________</w:t>
+      </w:r>
+    </w:p>
+    <w:p>
+      <w:r>
+        <w:t>________________________________________________________________</w:t>
+      </w:r>
+    </w:p>
     <w:sectPr>
       <w:pgSz w:w="12240" w:h="15840"/>
       <w:pgMar w:top="936" w:right="1008" w:bottom="936" w:left="1008" w:header="720" w:footer="720" w:gutter="0"/>

--- a/downloads/workbook/ai-2-week-31.docx
+++ b/downloads/workbook/ai-2-week-31.docx
@@ -30,6 +30,17 @@
     </w:p>
     <w:p>
       <w:r>
+        <w:t>Record your starting explanation for Permissions and Human Review before opening notes. Show any later correction separately.</w:t>
+      </w:r>
+    </w:p>
+    <w:p>
+      <w:pPr>
+        <w:spacing w:line="336" w:lineRule="auto" w:after="180"/>
+      </w:pPr>
+      <w:r>
+        <w:rPr>
+          <w:b w:val="0"/>
+        </w:rPr>
         <w:t>Try the recall before opening notes. Then use a different colour or a labelled second line to correct your explanation.</w:t>
       </w:r>
     </w:p>
@@ -42,7 +53,13 @@
       </w:r>
     </w:p>
     <w:p>
-      <w:r>
+      <w:pPr>
+        <w:spacing w:line="336" w:lineRule="auto" w:after="180"/>
+      </w:pPr>
+      <w:r>
+        <w:rPr>
+          <w:b w:val="0"/>
+        </w:rPr>
         <w:t>Without opening the old lesson, explain one key idea from Agents and Tools. Give an example and a mistake that the idea helps you avoid.</w:t>
       </w:r>
     </w:p>
@@ -78,7 +95,13 @@
       </w:r>
     </w:p>
     <w:p>
-      <w:r>
+      <w:pPr>
+        <w:spacing w:line="336" w:lineRule="auto" w:after="180"/>
+      </w:pPr>
+      <w:r>
+        <w:rPr>
+          <w:b w:val="0"/>
+        </w:rPr>
         <w:t>Without opening the old lesson, explain one key idea from Prompt Experiments. Give an example and a mistake that the idea helps you avoid.</w:t>
       </w:r>
     </w:p>
@@ -114,7 +137,13 @@
       </w:r>
     </w:p>
     <w:p>
-      <w:r>
+      <w:pPr>
+        <w:spacing w:line="336" w:lineRule="auto" w:after="180"/>
+      </w:pPr>
+      <w:r>
+        <w:rPr>
+          <w:b w:val="0"/>
+        </w:rPr>
         <w:t>Without opening the old lesson, explain one key idea from Text as Pieces. Give an example and a mistake that the idea helps you avoid.</w:t>
       </w:r>
     </w:p>
@@ -151,7 +180,30 @@
     </w:p>
     <w:p>
       <w:r>
-        <w:t>Use W2: Trace the worked case for Least privilege and tool scopes. Record the answer once; the lesson and workbook refer to the same attempt.</w:t>
+        <w:t>Complete the supported Permissions and Human Review trace and record the first step you can explain without help.</w:t>
+      </w:r>
+    </w:p>
+    <w:p>
+      <w:pPr>
+        <w:spacing w:line="336" w:lineRule="auto" w:after="180"/>
+      </w:pPr>
+      <w:r>
+        <w:rPr>
+          <w:b w:val="0"/>
+        </w:rPr>
+        <w:t xml:space="preserve">Use W2: Trace the worked case for </w:t>
+      </w:r>
+      <w:r>
+        <w:rPr>
+          <w:b/>
+        </w:rPr>
+        <w:t>Least privilege</w:t>
+      </w:r>
+      <w:r>
+        <w:rPr>
+          <w:b w:val="0"/>
+        </w:rPr>
+        <w:t xml:space="preserve"> and tool scopes. Record the answer once; the lesson and workbook refer to the same attempt.</w:t>
       </w:r>
     </w:p>
     <w:tbl>
@@ -279,7 +331,41 @@
     </w:p>
     <w:p>
       <w:r>
-        <w:t>Use the worked case for Least privilege and tool scopes. Proposed explanation: “The worked result establishes every future case”. Decide whether this explanation is supported. Point to the step or supplied fact that decides; explain your repair if needed.</w:t>
+        <w:t>Check the proposed Permissions and Human Review explanation against the supplied facts before discussing it.</w:t>
+      </w:r>
+    </w:p>
+    <w:p>
+      <w:pPr>
+        <w:spacing w:line="336" w:lineRule="auto" w:after="180"/>
+      </w:pPr>
+      <w:r>
+        <w:rPr>
+          <w:b w:val="0"/>
+        </w:rPr>
+        <w:t xml:space="preserve">Use the worked case for </w:t>
+      </w:r>
+      <w:r>
+        <w:rPr>
+          <w:b/>
+        </w:rPr>
+        <w:t>Least privilege</w:t>
+      </w:r>
+      <w:r>
+        <w:rPr>
+          <w:b w:val="0"/>
+        </w:rPr>
+        <w:t xml:space="preserve"> and tool scopes. Proposed explanation: “The worked result establishes every future case”. Decide whether this explanation is supported.</w:t>
+      </w:r>
+    </w:p>
+    <w:p>
+      <w:pPr>
+        <w:spacing w:line="336" w:lineRule="auto" w:after="180"/>
+      </w:pPr>
+      <w:r>
+        <w:rPr>
+          <w:b w:val="0"/>
+        </w:rPr>
+        <w:t>Point to the step or supplied fact that decides; explain your repair if needed.</w:t>
       </w:r>
     </w:p>
     <w:p>
@@ -319,6 +405,11 @@
       </w:r>
     </w:p>
     <w:p>
+      <w:r>
+        <w:t>Write one first attempt at the reserved independent case before feedback. Repeated copies of that case refer to the same recorded attempt.</w:t>
+      </w:r>
+    </w:p>
+    <w:p>
       <w:pPr>
         <w:pStyle w:val="Heading3"/>
       </w:pPr>
@@ -327,7 +418,13 @@
       </w:r>
     </w:p>
     <w:p>
-      <w:r>
+      <w:pPr>
+        <w:spacing w:line="336" w:lineRule="auto" w:after="180"/>
+      </w:pPr>
+      <w:r>
+        <w:rPr>
+          <w:b w:val="0"/>
+        </w:rPr>
         <w:t>Scope allows read inventory items A, B. Calls read A, read C, write B. Decide.</w:t>
       </w:r>
     </w:p>
@@ -375,7 +472,13 @@
       </w:r>
     </w:p>
     <w:p>
-      <w:r>
+      <w:pPr>
+        <w:spacing w:line="336" w:lineRule="auto" w:after="180"/>
+      </w:pPr>
+      <w:r>
+        <w:rPr>
+          <w:b w:val="0"/>
+        </w:rPr>
         <w:t>Attempt this case before feedback. Record any help. Earlier examples below are further practice; a case already practised with feedback cannot establish fresh transfer.</w:t>
       </w:r>
     </w:p>
@@ -389,6 +492,17 @@
     </w:p>
     <w:p>
       <w:r>
+        <w:t>Connect the Permissions and Human Review target to a trace and a justified conclusion.</w:t>
+      </w:r>
+    </w:p>
+    <w:p>
+      <w:pPr>
+        <w:spacing w:line="336" w:lineRule="auto" w:after="180"/>
+      </w:pPr>
+      <w:r>
+        <w:rPr>
+          <w:b w:val="0"/>
+        </w:rPr>
         <w:t>A teacher approves posting version 1 to a class board. The assistant changes the text and destination to a public board. Does the old approval cover the new action? Define what must be reviewed.</w:t>
       </w:r>
     </w:p>
@@ -402,17 +516,58 @@
     </w:p>
     <w:p>
       <w:r>
+        <w:t>Solve the supplied Permissions and Human Review case and show the deciding evidence.</w:t>
+      </w:r>
+    </w:p>
+    <w:p>
+      <w:pPr>
+        <w:spacing w:line="336" w:lineRule="auto" w:after="180"/>
+      </w:pPr>
+      <w:r>
+        <w:rPr>
+          <w:b w:val="0"/>
+        </w:rPr>
         <w:t>Posting a recommendation requires teacher review.</w:t>
       </w:r>
     </w:p>
     <w:p>
-      <w:r>
-        <w:t>Place the approval gate.</w:t>
-      </w:r>
-    </w:p>
-    <w:p>
-      <w:r>
-        <w:t>Show your trace, calculation or evidence</w:t>
+      <w:pPr>
+        <w:spacing w:line="336" w:lineRule="auto" w:after="180"/>
+      </w:pPr>
+      <w:r>
+        <w:rPr>
+          <w:b w:val="0"/>
+        </w:rPr>
+        <w:t xml:space="preserve">Place the </w:t>
+      </w:r>
+      <w:r>
+        <w:rPr>
+          <w:b/>
+        </w:rPr>
+        <w:t>approval gate</w:t>
+      </w:r>
+      <w:r>
+        <w:rPr>
+          <w:b w:val="0"/>
+        </w:rPr>
+        <w:t>.</w:t>
+      </w:r>
+    </w:p>
+    <w:p>
+      <w:pPr>
+        <w:spacing w:line="336" w:lineRule="auto" w:after="180"/>
+      </w:pPr>
+      <w:r>
+        <w:rPr>
+          <w:b w:val="0"/>
+        </w:rPr>
+        <w:t xml:space="preserve">Show your trace, calculation or </w:t>
+      </w:r>
+      <w:r>
+        <w:rPr>
+          <w:b/>
+        </w:rPr>
+        <w:t>evidence</w:t>
       </w:r>
     </w:p>
     <w:p>
@@ -458,11 +613,28 @@
     </w:p>
     <w:p>
       <w:r>
+        <w:t>Apply the procedure to the changed case and record why the conclusion follows.</w:t>
+      </w:r>
+    </w:p>
+    <w:p>
+      <w:pPr>
+        <w:spacing w:line="336" w:lineRule="auto" w:after="180"/>
+      </w:pPr>
+      <w:r>
+        <w:rPr>
+          <w:b w:val="0"/>
+        </w:rPr>
         <w:t>A teacher allows a tool to draft a message but forbids sending. The draft is correct. May the agent send it? Explain the boundary.</w:t>
       </w:r>
     </w:p>
     <w:p>
-      <w:r>
+      <w:pPr>
+        <w:spacing w:line="336" w:lineRule="auto" w:after="180"/>
+      </w:pPr>
+      <w:r>
+        <w:rPr>
+          <w:b w:val="0"/>
+        </w:rPr>
         <w:t>My independent answer and reason</w:t>
       </w:r>
     </w:p>
@@ -517,7 +689,30 @@
     </w:p>
     <w:p>
       <w:r>
-        <w:t>Create a changed input, boundary case or missing-information case. Write the expected answer or safe response before testing.</w:t>
+        <w:t>Specify a changed input, expected result and observation separately.</w:t>
+      </w:r>
+    </w:p>
+    <w:p>
+      <w:pPr>
+        <w:spacing w:line="336" w:lineRule="auto" w:after="180"/>
+      </w:pPr>
+      <w:r>
+        <w:rPr>
+          <w:b w:val="0"/>
+        </w:rPr>
+        <w:t xml:space="preserve">Create a changed </w:t>
+      </w:r>
+      <w:r>
+        <w:rPr>
+          <w:b/>
+        </w:rPr>
+        <w:t>input</w:t>
+      </w:r>
+      <w:r>
+        <w:rPr>
+          <w:b w:val="0"/>
+        </w:rPr>
+        <w:t>, boundary case or missing-information case. Write the expected answer or safe response before testing.</w:t>
       </w:r>
     </w:p>
     <w:tbl>
@@ -646,12 +841,41 @@
     </w:p>
     <w:p>
       <w:r>
+        <w:t>Justify what Permissions and Human Review adds to Transparent Book Recommender and keep the evidence.</w:t>
+      </w:r>
+    </w:p>
+    <w:p>
+      <w:pPr>
+        <w:spacing w:line="336" w:lineRule="auto" w:after="180"/>
+      </w:pPr>
+      <w:r>
+        <w:rPr>
+          <w:b w:val="0"/>
+        </w:rPr>
         <w:t>The recommender may suggest and explain; people decide, borrow, purchase, or share data.</w:t>
       </w:r>
     </w:p>
     <w:p>
-      <w:r>
-        <w:t>The project change and evidence I will keep</w:t>
+      <w:pPr>
+        <w:spacing w:line="336" w:lineRule="auto" w:after="180"/>
+      </w:pPr>
+      <w:r>
+        <w:rPr>
+          <w:b w:val="0"/>
+        </w:rPr>
+        <w:t xml:space="preserve">The project change and </w:t>
+      </w:r>
+      <w:r>
+        <w:rPr>
+          <w:b/>
+        </w:rPr>
+        <w:t>evidence</w:t>
+      </w:r>
+      <w:r>
+        <w:rPr>
+          <w:b w:val="0"/>
+        </w:rPr>
+        <w:t xml:space="preserve"> I will keep</w:t>
       </w:r>
     </w:p>
     <w:p>
@@ -697,11 +921,54 @@
     </w:p>
     <w:p>
       <w:r>
-        <w:t>I can explain the mechanism. I can show evidence. I can handle a changed case. I can name a limit. Mark each as not yet, with help or independently, and attach supporting work.</w:t>
-      </w:r>
-    </w:p>
-    <w:p>
-      <w:r>
+        <w:t>Judge explanation, evidence, transfer and limits separately; attach the work behind your judgement.</w:t>
+      </w:r>
+    </w:p>
+    <w:p>
+      <w:pPr>
+        <w:pStyle w:val="ListBullet"/>
+      </w:pPr>
+      <w:r>
+        <w:t>I can explain the mechanism.</w:t>
+      </w:r>
+    </w:p>
+    <w:p>
+      <w:pPr>
+        <w:pStyle w:val="ListBullet"/>
+      </w:pPr>
+      <w:r>
+        <w:t>I can show evidence.</w:t>
+      </w:r>
+    </w:p>
+    <w:p>
+      <w:pPr>
+        <w:pStyle w:val="ListBullet"/>
+      </w:pPr>
+      <w:r>
+        <w:t>I can handle a changed case.</w:t>
+      </w:r>
+    </w:p>
+    <w:p>
+      <w:pPr>
+        <w:pStyle w:val="ListBullet"/>
+      </w:pPr>
+      <w:r>
+        <w:t>I can name a limit.</w:t>
+      </w:r>
+    </w:p>
+    <w:p>
+      <w:r>
+        <w:t>Mark each as not yet, with help or independently, and attach supporting work.</w:t>
+      </w:r>
+    </w:p>
+    <w:p>
+      <w:pPr>
+        <w:spacing w:line="336" w:lineRule="auto" w:after="180"/>
+      </w:pPr>
+      <w:r>
+        <w:rPr>
+          <w:b w:val="0"/>
+        </w:rPr>
         <w:t>Teacher review ____________________  Next step ____________________</w:t>
       </w:r>
     </w:p>
@@ -715,6 +982,17 @@
     </w:p>
     <w:p>
       <w:r>
+        <w:t>Use this earlier case as transfer practice. A case already discussed with feedback is not fresh assessment evidence.</w:t>
+      </w:r>
+    </w:p>
+    <w:p>
+      <w:pPr>
+        <w:spacing w:line="336" w:lineRule="auto" w:after="180"/>
+      </w:pPr>
+      <w:r>
+        <w:rPr>
+          <w:b w:val="0"/>
+        </w:rPr>
         <w:t>A teacher approves posting version 1 to a class board. The assistant changes the text and destination to a public board. Does the old approval cover the new action? Define what must be reviewed.</w:t>
       </w:r>
     </w:p>
@@ -762,7 +1040,13 @@
       </w:r>
     </w:p>
     <w:p>
-      <w:r>
+      <w:pPr>
+        <w:spacing w:line="336" w:lineRule="auto" w:after="180"/>
+      </w:pPr>
+      <w:r>
+        <w:rPr>
+          <w:b w:val="0"/>
+        </w:rPr>
         <w:t>Record support used: none, hint or teacher explanation.</w:t>
       </w:r>
     </w:p>
@@ -776,7 +1060,54 @@
     </w:p>
     <w:p>
       <w:r>
-        <w:t>Explain the weekly mechanism in your own words. Use the worked scenario to name its input, decision rule and output.</w:t>
+        <w:t>Explain the mechanism. Apply the supplied Permissions and Human Review facts and keep your reasoning.</w:t>
+      </w:r>
+    </w:p>
+    <w:p>
+      <w:pPr>
+        <w:spacing w:line="336" w:lineRule="auto" w:after="180"/>
+      </w:pPr>
+      <w:r>
+        <w:rPr>
+          <w:b w:val="0"/>
+        </w:rPr>
+        <w:t xml:space="preserve">Explain the weekly </w:t>
+      </w:r>
+      <w:r>
+        <w:rPr>
+          <w:b/>
+        </w:rPr>
+        <w:t>mechanism</w:t>
+      </w:r>
+      <w:r>
+        <w:rPr>
+          <w:b w:val="0"/>
+        </w:rPr>
+        <w:t xml:space="preserve"> in your own words. Use the worked scenario to name its </w:t>
+      </w:r>
+      <w:r>
+        <w:rPr>
+          <w:b/>
+        </w:rPr>
+        <w:t>input</w:t>
+      </w:r>
+      <w:r>
+        <w:rPr>
+          <w:b w:val="0"/>
+        </w:rPr>
+        <w:t xml:space="preserve">, decision rule and </w:t>
+      </w:r>
+      <w:r>
+        <w:rPr>
+          <w:b/>
+        </w:rPr>
+        <w:t>output</w:t>
+      </w:r>
+      <w:r>
+        <w:rPr>
+          <w:b w:val="0"/>
+        </w:rPr>
+        <w:t>.</w:t>
       </w:r>
     </w:p>
     <w:p>
@@ -827,6 +1158,17 @@
     </w:p>
     <w:p>
       <w:r>
+        <w:t>Trace the worked case. Apply the supplied Permissions and Human Review facts and keep your reasoning.</w:t>
+      </w:r>
+    </w:p>
+    <w:p>
+      <w:pPr>
+        <w:spacing w:line="336" w:lineRule="auto" w:after="180"/>
+      </w:pPr>
+      <w:r>
+        <w:rPr>
+          <w:b w:val="0"/>
+        </w:rPr>
         <w:t>Tool token permits lookup(public-room). A proposed call writes teacher notes. Show the intermediate steps and give the conclusion with its scope.</w:t>
       </w:r>
     </w:p>
@@ -883,6 +1225,17 @@
     </w:p>
     <w:p>
       <w:r>
+        <w:t>Audit the limit. Apply the supplied Permissions and Human Review facts and keep your reasoning.</w:t>
+      </w:r>
+    </w:p>
+    <w:p>
+      <w:pPr>
+        <w:spacing w:line="336" w:lineRule="auto" w:after="180"/>
+      </w:pPr>
+      <w:r>
+        <w:rPr>
+          <w:b w:val="0"/>
+        </w:rPr>
         <w:t>A report omits this qualification: A generated plan cannot expand the token or actor scope. Explain how omitting it could change a reader's interpretation, and write an accurate replacement.</w:t>
       </w:r>
     </w:p>
@@ -934,6 +1287,17 @@
     </w:p>
     <w:p>
       <w:r>
+        <w:t>Attempt before feedback. If this repeats the selected independent case, reuse that first attempt; otherwise keep a separate record. Apply a new case independently. Apply the supplied Permissions and Human Review facts and keep your reasoning.</w:t>
+      </w:r>
+    </w:p>
+    <w:p>
+      <w:pPr>
+        <w:spacing w:line="336" w:lineRule="auto" w:after="180"/>
+      </w:pPr>
+      <w:r>
+        <w:rPr>
+          <w:b w:val="0"/>
+        </w:rPr>
         <w:t>Scope allows read inventory items A, B. Calls read A, read C, write B. Decide.</w:t>
       </w:r>
     </w:p>
@@ -995,7 +1359,29 @@
     </w:p>
     <w:p>
       <w:r>
-        <w:t>For the worked scenario, propose one additional case that could reveal a failure, describe its expected outcome before running it, and explain what would need to remain fixed for a fair comparison. Do not reuse W4 as a new final test after receiving feedback.</w:t>
+        <w:t>Design a revealing follow-up. Apply the supplied Permissions and Human Review facts and keep your reasoning.</w:t>
+      </w:r>
+    </w:p>
+    <w:p>
+      <w:pPr>
+        <w:spacing w:line="336" w:lineRule="auto" w:after="180"/>
+      </w:pPr>
+      <w:r>
+        <w:rPr>
+          <w:b w:val="0"/>
+        </w:rPr>
+        <w:t>For the worked scenario, propose one additional case that could reveal a failure, describe its expected outcome before running it, and explain what would need to remain fixed for a fair comparison.</w:t>
+      </w:r>
+    </w:p>
+    <w:p>
+      <w:pPr>
+        <w:spacing w:line="336" w:lineRule="auto" w:after="180"/>
+      </w:pPr>
+      <w:r>
+        <w:rPr>
+          <w:b w:val="0"/>
+        </w:rPr>
+        <w:t>Do not reuse W4 as a new final test after receiving feedback.</w:t>
       </w:r>
     </w:p>
     <w:p>
@@ -1051,6 +1437,17 @@
     </w:p>
     <w:p>
       <w:r>
+        <w:t>Use the supplied Permissions and Human Review task to record your reasoning, evidence and next step.</w:t>
+      </w:r>
+    </w:p>
+    <w:p>
+      <w:pPr>
+        <w:spacing w:line="336" w:lineRule="auto" w:after="180"/>
+      </w:pPr>
+      <w:r>
+        <w:rPr>
+          <w:b w:val="0"/>
+        </w:rPr>
         <w:t>For a count of preferred activities, identify which of activity choice, full name and birthday is necessary.</w:t>
       </w:r>
     </w:p>
@@ -1102,6 +1499,18 @@
     </w:p>
     <w:p>
       <w:r>
+        <w:t>Use the supplied Permissions and Human Review task to record your reasoning, evidence and next step.</w:t>
+      </w:r>
+    </w:p>
+    <w:p>
+      <w:pPr>
+        <w:spacing w:line="336" w:lineRule="auto" w:after="180"/>
+        <w:shd w:fill="F5F1FB"/>
+      </w:pPr>
+      <w:r>
+        <w:rPr>
+          <w:b w:val="0"/>
+        </w:rPr>
         <w:t>Under the worked role policy, can teacher read_review and unknown read_summary?</w:t>
       </w:r>
     </w:p>
@@ -1153,6 +1562,17 @@
     </w:p>
     <w:p>
       <w:r>
+        <w:t>Use the supplied Permissions and Human Review task to record your reasoning, evidence and next step.</w:t>
+      </w:r>
+    </w:p>
+    <w:p>
+      <w:pPr>
+        <w:spacing w:line="336" w:lineRule="auto" w:after="180"/>
+      </w:pPr>
+      <w:r>
+        <w:rPr>
+          <w:b w:val="0"/>
+        </w:rPr>
         <w:t>A website hides teacher answers using CSS but sends them to student browsers. Explain the flaw and required boundary.</w:t>
       </w:r>
     </w:p>
@@ -1204,7 +1624,30 @@
     </w:p>
     <w:p>
       <w:r>
-        <w:t>Design a fictional preference summary with student and teacher roles. List necessary fields, permitted actions, a retention purpose and a deletion owner.</w:t>
+        <w:t>Use the supplied Permissions and Human Review task to record your reasoning, evidence and next step.</w:t>
+      </w:r>
+    </w:p>
+    <w:p>
+      <w:pPr>
+        <w:spacing w:line="336" w:lineRule="auto" w:after="180"/>
+      </w:pPr>
+      <w:r>
+        <w:rPr>
+          <w:b w:val="0"/>
+        </w:rPr>
+        <w:t xml:space="preserve">Design a fictional preference summary with student and teacher roles. List necessary fields, permitted actions, a </w:t>
+      </w:r>
+      <w:r>
+        <w:rPr>
+          <w:b/>
+        </w:rPr>
+        <w:t>retention</w:t>
+      </w:r>
+      <w:r>
+        <w:rPr>
+          <w:b w:val="0"/>
+        </w:rPr>
+        <w:t xml:space="preserve"> purpose and a deletion owner.</w:t>
       </w:r>
     </w:p>
     <w:p>
@@ -1265,6 +1708,18 @@
     </w:p>
     <w:p>
       <w:r>
+        <w:t>Use the supplied Permissions and Human Review task to record your reasoning, evidence and next step.</w:t>
+      </w:r>
+    </w:p>
+    <w:p>
+      <w:pPr>
+        <w:spacing w:line="336" w:lineRule="auto" w:after="180"/>
+        <w:shd w:fill="F5F1FB"/>
+      </w:pPr>
+      <w:r>
+        <w:rPr>
+          <w:b w:val="0"/>
+        </w:rPr>
         <w:t>Does the allowed function alone prove an app is secure?</w:t>
       </w:r>
     </w:p>
@@ -1312,6 +1767,11 @@
       </w:pPr>
       <w:r>
         <w:t>22. Feedback, return check and learning record</w:t>
+      </w:r>
+    </w:p>
+    <w:p>
+      <w:r>
+        <w:t>Record the first repaired step and a different case to revisit after a delay.</w:t>
       </w:r>
     </w:p>
     <w:tbl>
@@ -1451,7 +1911,13 @@
       </w:tr>
     </w:tbl>
     <w:p>
-      <w:r>
+      <w:pPr>
+        <w:spacing w:line="336" w:lineRule="auto" w:after="180"/>
+      </w:pPr>
+      <w:r>
+        <w:rPr>
+          <w:b w:val="0"/>
+        </w:rPr>
         <w:t>Revisit this idea with your teacher after a delay. Familiarity is different from explaining and using it on a changed case.</w:t>
       </w:r>
     </w:p>
@@ -1465,16 +1931,51 @@
     </w:p>
     <w:p>
       <w:r>
+        <w:t>A fictional catalogue helper receives a narrowly scoped tool token. Explain the labelled step before checking the changed condition.</w:t>
+      </w:r>
+    </w:p>
+    <w:p>
+      <w:pPr>
+        <w:spacing w:line="336" w:lineRule="auto" w:after="180"/>
+      </w:pPr>
+      <w:r>
+        <w:rPr>
+          <w:b w:val="0"/>
+        </w:rPr>
         <w:t>A fictional catalogue helper receives a narrowly scoped tool token.</w:t>
       </w:r>
     </w:p>
     <w:p>
-      <w:r>
-        <w:t>Token allows read on catalogue records R2 and R5 only. No write permission is granted.</w:t>
-      </w:r>
-    </w:p>
-    <w:p>
-      <w:r>
+      <w:pPr>
+        <w:spacing w:line="336" w:lineRule="auto" w:after="180"/>
+      </w:pPr>
+      <w:r>
+        <w:rPr>
+          <w:b w:val="0"/>
+        </w:rPr>
+        <w:t xml:space="preserve">Token allows read on catalogue records R2 and R5 only. No write </w:t>
+      </w:r>
+      <w:r>
+        <w:rPr>
+          <w:b/>
+        </w:rPr>
+        <w:t>permission</w:t>
+      </w:r>
+      <w:r>
+        <w:rPr>
+          <w:b w:val="0"/>
+        </w:rPr>
+        <w:t xml:space="preserve"> is granted.</w:t>
+      </w:r>
+    </w:p>
+    <w:p>
+      <w:pPr>
+        <w:spacing w:line="336" w:lineRule="auto" w:after="180"/>
+      </w:pPr>
+      <w:r>
+        <w:rPr>
+          <w:b w:val="0"/>
+        </w:rPr>
         <w:t>Proposals: read R2; read R8; write R5. Generated text claims all are helpful.</w:t>
       </w:r>
     </w:p>
@@ -1515,7 +2016,14 @@
       </w:r>
     </w:p>
     <w:p>
-      <w:r>
+      <w:pPr>
+        <w:spacing w:line="336" w:lineRule="auto" w:after="180"/>
+        <w:shd w:fill="F5F1FB"/>
+      </w:pPr>
+      <w:r>
+        <w:rPr>
+          <w:b w:val="0"/>
+        </w:rPr>
         <w:t>Which proposal is allowed, and why is an authorised object alone insufficient?</w:t>
       </w:r>
     </w:p>
@@ -1558,12 +2066,45 @@
       </w:r>
     </w:p>
     <w:p>
-      <w:r>
-        <w:t>Support used: alone / hint / worked example. This record is practice evidence.</w:t>
-      </w:r>
-    </w:p>
-    <w:p>
-      <w:r>
+      <w:pPr>
+        <w:pStyle w:val="Heading3"/>
+      </w:pPr>
+      <w:r>
+        <w:t>Record the help used</w:t>
+      </w:r>
+    </w:p>
+    <w:p>
+      <w:pPr>
+        <w:spacing w:line="336" w:lineRule="auto" w:after="180"/>
+        <w:shd w:fill="F1F6F8"/>
+      </w:pPr>
+      <w:r>
+        <w:rPr>
+          <w:b w:val="0"/>
+        </w:rPr>
+        <w:t xml:space="preserve">Support used: alone / hint / worked example. This record is practice </w:t>
+      </w:r>
+      <w:r>
+        <w:rPr>
+          <w:b/>
+        </w:rPr>
+        <w:t>evidence</w:t>
+      </w:r>
+      <w:r>
+        <w:rPr>
+          <w:b w:val="0"/>
+        </w:rPr>
+        <w:t>.</w:t>
+      </w:r>
+    </w:p>
+    <w:p>
+      <w:pPr>
+        <w:spacing w:line="336" w:lineRule="auto" w:after="180"/>
+      </w:pPr>
+      <w:r>
+        <w:rPr>
+          <w:b w:val="0"/>
+        </w:rPr>
         <w:t>Project connection: Give the recommender read-only access wherever sufficient, and require explicit owner review for catalogue edits or publication.</w:t>
       </w:r>
     </w:p>
@@ -1577,16 +2118,51 @@
     </w:p>
     <w:p>
       <w:r>
+        <w:t>Keep this week’s input, deciding step, result and limit together in the Transparent Book Recommender record.</w:t>
+      </w:r>
+    </w:p>
+    <w:p>
+      <w:pPr>
+        <w:spacing w:line="336" w:lineRule="auto" w:after="180"/>
+      </w:pPr>
+      <w:r>
+        <w:rPr>
+          <w:b w:val="0"/>
+        </w:rPr>
         <w:t>Project: Transparent Book Recommender</w:t>
       </w:r>
     </w:p>
     <w:p>
-      <w:r>
-        <w:t>Current milestone: Present and defend. Demonstrate the system, explain one failure and justify the next improvement with evidence.</w:t>
-      </w:r>
-    </w:p>
-    <w:p>
-      <w:r>
+      <w:pPr>
+        <w:spacing w:line="336" w:lineRule="auto" w:after="180"/>
+      </w:pPr>
+      <w:r>
+        <w:rPr>
+          <w:b w:val="0"/>
+        </w:rPr>
+        <w:t xml:space="preserve">Current milestone: Present and defend. Demonstrate the system, explain one failure and justify the next improvement with </w:t>
+      </w:r>
+      <w:r>
+        <w:rPr>
+          <w:b/>
+        </w:rPr>
+        <w:t>evidence</w:t>
+      </w:r>
+      <w:r>
+        <w:rPr>
+          <w:b w:val="0"/>
+        </w:rPr>
+        <w:t>.</w:t>
+      </w:r>
+    </w:p>
+    <w:p>
+      <w:pPr>
+        <w:spacing w:line="336" w:lineRule="auto" w:after="180"/>
+      </w:pPr>
+      <w:r>
+        <w:rPr>
+          <w:b w:val="0"/>
+        </w:rPr>
         <w:t>Give the recommender read-only access wherever sufficient, and require explicit owner review for catalogue edits or publication.</w:t>
       </w:r>
     </w:p>
@@ -1749,11 +2325,28 @@
     </w:p>
     <w:p>
       <w:r>
+        <w:t>Try the supported questions before comparing with hints and feedback. Record what you repaired and the evidence you retained.</w:t>
+      </w:r>
+    </w:p>
+    <w:p>
+      <w:pPr>
+        <w:spacing w:line="336" w:lineRule="auto" w:after="180"/>
+      </w:pPr>
+      <w:r>
+        <w:rPr>
+          <w:b w:val="0"/>
+        </w:rPr>
         <w:t>Use this supported practice once, in the browser or on paper. Keep the reserved independent assessment for a separate first attempt before teacher feedback.</w:t>
       </w:r>
     </w:p>
     <w:p>
-      <w:r>
+      <w:pPr>
+        <w:spacing w:line="336" w:lineRule="auto" w:after="180"/>
+      </w:pPr>
+      <w:r>
+        <w:rPr>
+          <w:b w:val="0"/>
+        </w:rPr>
         <w:t>A fictional catalogue helper receives a narrowly scoped tool token.</w:t>
       </w:r>
     </w:p>
@@ -1766,27 +2359,61 @@
       </w:r>
     </w:p>
     <w:p>
-      <w:r>
+      <w:pPr>
+        <w:spacing w:line="336" w:lineRule="auto" w:after="180"/>
+      </w:pPr>
+      <w:r>
+        <w:rPr>
+          <w:b w:val="0"/>
+        </w:rPr>
         <w:t>Which labelled step matches this detail? write R5 fails operation scope: deny even for an allowed record.</w:t>
       </w:r>
     </w:p>
     <w:p>
-      <w:r>
+      <w:pPr>
+        <w:spacing w:line="336" w:lineRule="auto" w:after="180"/>
+        <w:shd w:fill="F4F9FC"/>
+      </w:pPr>
+      <w:r>
+        <w:rPr>
+          <w:b w:val="0"/>
+        </w:rPr>
         <w:t>1. Wrong operation</w:t>
       </w:r>
     </w:p>
     <w:p>
-      <w:r>
+      <w:pPr>
+        <w:spacing w:line="336" w:lineRule="auto" w:after="180"/>
+        <w:shd w:fill="F4F9FC"/>
+      </w:pPr>
+      <w:r>
+        <w:rPr>
+          <w:b w:val="0"/>
+        </w:rPr>
         <w:t>2. Read token</w:t>
       </w:r>
     </w:p>
     <w:p>
-      <w:r>
+      <w:pPr>
+        <w:spacing w:line="336" w:lineRule="auto" w:after="180"/>
+        <w:shd w:fill="F4F9FC"/>
+      </w:pPr>
+      <w:r>
+        <w:rPr>
+          <w:b w:val="0"/>
+        </w:rPr>
         <w:t>3. Wrong object</w:t>
       </w:r>
     </w:p>
     <w:p>
-      <w:r>
+      <w:pPr>
+        <w:spacing w:line="336" w:lineRule="auto" w:after="180"/>
+        <w:shd w:fill="F4F9FC"/>
+      </w:pPr>
+      <w:r>
+        <w:rPr>
+          <w:b w:val="0"/>
+        </w:rPr>
         <w:t>4. Allowed call</w:t>
       </w:r>
     </w:p>
@@ -1824,40 +2451,160 @@
       </w:r>
     </w:p>
     <w:p>
-      <w:r>
+      <w:pPr>
+        <w:pStyle w:val="Heading3"/>
+      </w:pPr>
+      <w:r>
+        <w:t>Hint · try first</w:t>
+      </w:r>
+    </w:p>
+    <w:p>
+      <w:pPr>
+        <w:spacing w:line="336" w:lineRule="auto" w:after="180"/>
+        <w:shd w:fill="F1F6F8"/>
+      </w:pPr>
+      <w:r>
+        <w:rPr>
+          <w:b w:val="0"/>
+        </w:rPr>
         <w:t>Hint if needed: Read the steps in the pictorial case. Match the supplied detail to the stage that performs or records it.</w:t>
       </w:r>
     </w:p>
     <w:p>
-      <w:r>
-        <w:t>After your attempt, compare with the supported explanation: Wrong operation write R5 fails operation scope: deny even for an allowed record. Permissions are concrete restrictions, not a confidence score or a general instruction to be useful. Each proposed call must match both dimensions before it happens. A request written inside catalogue text cannot enlarge the token’s authority. Denial should preserve the proposed action and reason without executing the disallowed mutation.</w:t>
-      </w:r>
-    </w:p>
-    <w:p>
       <w:pPr>
         <w:pStyle w:val="Heading3"/>
       </w:pPr>
       <w:r>
+        <w:t>Feedback · compare after trying</w:t>
+      </w:r>
+    </w:p>
+    <w:p>
+      <w:pPr>
+        <w:spacing w:line="336" w:lineRule="auto" w:after="180"/>
+        <w:shd w:fill="F1F6FC"/>
+      </w:pPr>
+      <w:r>
+        <w:rPr>
+          <w:b w:val="0"/>
+        </w:rPr>
+        <w:t>After your attempt, compare with the supported explanation: Wrong operation write R5 fails operation scope: deny even for an allowed record.</w:t>
+      </w:r>
+    </w:p>
+    <w:p>
+      <w:pPr>
+        <w:spacing w:line="336" w:lineRule="auto" w:after="180"/>
+        <w:shd w:fill="F1F6FC"/>
+      </w:pPr>
+      <w:r>
+        <w:rPr>
+          <w:b/>
+        </w:rPr>
+        <w:t>Permission</w:t>
+      </w:r>
+      <w:r>
+        <w:rPr>
+          <w:b w:val="0"/>
+        </w:rPr>
+        <w:t>s are concrete restrictions, not a confidence score or a general instruction to be useful. Each proposed call must match both dimensions before it happens.</w:t>
+      </w:r>
+    </w:p>
+    <w:p>
+      <w:pPr>
+        <w:spacing w:line="336" w:lineRule="auto" w:after="180"/>
+        <w:shd w:fill="F1F6FC"/>
+      </w:pPr>
+      <w:r>
+        <w:rPr>
+          <w:b w:val="0"/>
+        </w:rPr>
+        <w:t>A request written inside catalogue text cannot enlarge the token’s authority. Denial should preserve the proposed action and reason without executing the disallowed mutation.</w:t>
+      </w:r>
+    </w:p>
+    <w:p>
+      <w:pPr>
+        <w:pStyle w:val="Heading3"/>
+      </w:pPr>
+      <w:r>
         <w:t>Practice 2: explain the deciding evidence</w:t>
       </w:r>
     </w:p>
     <w:p>
-      <w:r>
+      <w:pPr>
+        <w:pStyle w:val="Heading3"/>
+      </w:pPr>
+      <w:r>
+        <w:t>Changed case · predict first</w:t>
+      </w:r>
+    </w:p>
+    <w:p>
+      <w:pPr>
+        <w:spacing w:line="336" w:lineRule="auto" w:after="180"/>
+        <w:shd w:fill="F5F1FB"/>
+      </w:pPr>
+      <w:r>
+        <w:rPr>
+          <w:b w:val="0"/>
+        </w:rPr>
         <w:t>Changed-case practice: The helper says it needs write R5 to correct an apparent typo. Which conclusion is supported by the supplied facts?</w:t>
       </w:r>
     </w:p>
     <w:p>
-      <w:r>
-        <w:t>1. We can decide the result without examining the changed input or the procedure.</w:t>
-      </w:r>
-    </w:p>
-    <w:p>
-      <w:r>
-        <w:t>2. This one example guarantees correct results for every future input.</w:t>
-      </w:r>
-    </w:p>
-    <w:p>
-      <w:r>
+      <w:pPr>
+        <w:spacing w:line="336" w:lineRule="auto" w:after="180"/>
+        <w:shd w:fill="F4F9FC"/>
+      </w:pPr>
+      <w:r>
+        <w:rPr>
+          <w:b w:val="0"/>
+        </w:rPr>
+        <w:t xml:space="preserve">1. We can decide the result without examining the changed </w:t>
+      </w:r>
+      <w:r>
+        <w:rPr>
+          <w:b/>
+        </w:rPr>
+        <w:t>input</w:t>
+      </w:r>
+      <w:r>
+        <w:rPr>
+          <w:b w:val="0"/>
+        </w:rPr>
+        <w:t xml:space="preserve"> or the procedure.</w:t>
+      </w:r>
+    </w:p>
+    <w:p>
+      <w:pPr>
+        <w:spacing w:line="336" w:lineRule="auto" w:after="180"/>
+        <w:shd w:fill="F4F9FC"/>
+      </w:pPr>
+      <w:r>
+        <w:rPr>
+          <w:b w:val="0"/>
+        </w:rPr>
+        <w:t xml:space="preserve">2. This one example guarantees correct results for every future </w:t>
+      </w:r>
+      <w:r>
+        <w:rPr>
+          <w:b/>
+        </w:rPr>
+        <w:t>input</w:t>
+      </w:r>
+      <w:r>
+        <w:rPr>
+          <w:b w:val="0"/>
+        </w:rPr>
+        <w:t>.</w:t>
+      </w:r>
+    </w:p>
+    <w:p>
+      <w:pPr>
+        <w:spacing w:line="336" w:lineRule="auto" w:after="180"/>
+        <w:shd w:fill="F4F9FC"/>
+      </w:pPr>
+      <w:r>
+        <w:rPr>
+          <w:b w:val="0"/>
+        </w:rPr>
         <w:t>3. The write remains denied under the existing token.</w:t>
       </w:r>
     </w:p>
@@ -1895,12 +2642,42 @@
       </w:r>
     </w:p>
     <w:p>
-      <w:r>
+      <w:pPr>
+        <w:pStyle w:val="Heading3"/>
+      </w:pPr>
+      <w:r>
+        <w:t>Hint · try first</w:t>
+      </w:r>
+    </w:p>
+    <w:p>
+      <w:pPr>
+        <w:spacing w:line="336" w:lineRule="auto" w:after="180"/>
+        <w:shd w:fill="F1F6F8"/>
+      </w:pPr>
+      <w:r>
+        <w:rPr>
+          <w:b w:val="0"/>
+        </w:rPr>
         <w:t>Hint if needed: Use the changed condition and the deciding step in the pictorial trace. The answer must say what follows from those facts.</w:t>
       </w:r>
     </w:p>
     <w:p>
-      <w:r>
+      <w:pPr>
+        <w:pStyle w:val="Heading3"/>
+      </w:pPr>
+      <w:r>
+        <w:t>Feedback · compare after trying</w:t>
+      </w:r>
+    </w:p>
+    <w:p>
+      <w:pPr>
+        <w:spacing w:line="336" w:lineRule="auto" w:after="180"/>
+        <w:shd w:fill="F1F6FC"/>
+      </w:pPr>
+      <w:r>
+        <w:rPr>
+          <w:b w:val="0"/>
+        </w:rPr>
         <w:t>After your attempt, compare with the supported explanation: The write remains denied under the existing token. A useful purpose does not create an authorised operation; an authorised owner must review any scope change.</w:t>
       </w:r>
     </w:p>
@@ -1913,17 +2690,81 @@
       </w:r>
     </w:p>
     <w:p>
-      <w:r>
-        <w:t>Review Agents and Tools (ai-2/30). Goal: Explain the mechanism and terminology of state machines for bounded agents. Short practice: Can the assistant accept Trace B because its final state is done?. Return to this week and explain what you changed.</w:t>
-      </w:r>
-    </w:p>
-    <w:p>
-      <w:r>
-        <w:t>Review Prompt Experiments (ai-2/28). Goal: Explain the mechanism and terminology of controlled prompt experiments. Short practice: Name the case P passes and Q fails, and explain why it matters.. Return to this week and explain what you changed.</w:t>
-      </w:r>
-    </w:p>
-    <w:p>
-      <w:r>
+      <w:pPr>
+        <w:spacing w:line="336" w:lineRule="auto" w:after="180"/>
+      </w:pPr>
+      <w:r>
+        <w:rPr>
+          <w:b w:val="0"/>
+        </w:rPr>
+        <w:t xml:space="preserve">Review Agents and Tools (ai-2/30). Goal: Explain the </w:t>
+      </w:r>
+      <w:r>
+        <w:rPr>
+          <w:b/>
+        </w:rPr>
+        <w:t>mechanism</w:t>
+      </w:r>
+      <w:r>
+        <w:rPr>
+          <w:b w:val="0"/>
+        </w:rPr>
+        <w:t xml:space="preserve"> and terminology of state machines for bounded agents. Short practice: Can the assistant accept Trace B because its final state is done?.</w:t>
+      </w:r>
+    </w:p>
+    <w:p>
+      <w:pPr>
+        <w:spacing w:line="336" w:lineRule="auto" w:after="180"/>
+      </w:pPr>
+      <w:r>
+        <w:rPr>
+          <w:b w:val="0"/>
+        </w:rPr>
+        <w:t>Return to this week and explain what you changed.</w:t>
+      </w:r>
+    </w:p>
+    <w:p>
+      <w:pPr>
+        <w:spacing w:line="336" w:lineRule="auto" w:after="180"/>
+      </w:pPr>
+      <w:r>
+        <w:rPr>
+          <w:b w:val="0"/>
+        </w:rPr>
+        <w:t xml:space="preserve">Review Prompt Experiments (ai-2/28). Goal: Explain the </w:t>
+      </w:r>
+      <w:r>
+        <w:rPr>
+          <w:b/>
+        </w:rPr>
+        <w:t>mechanism</w:t>
+      </w:r>
+      <w:r>
+        <w:rPr>
+          <w:b w:val="0"/>
+        </w:rPr>
+        <w:t xml:space="preserve"> and terminology of controlled prompt experiments. Short practice: Name the case P passes and Q fails, and explain why it matters..</w:t>
+      </w:r>
+    </w:p>
+    <w:p>
+      <w:pPr>
+        <w:spacing w:line="336" w:lineRule="auto" w:after="180"/>
+      </w:pPr>
+      <w:r>
+        <w:rPr>
+          <w:b w:val="0"/>
+        </w:rPr>
+        <w:t>Return to this week and explain what you changed.</w:t>
+      </w:r>
+    </w:p>
+    <w:p>
+      <w:pPr>
+        <w:spacing w:line="336" w:lineRule="auto" w:after="180"/>
+      </w:pPr>
+      <w:r>
+        <w:rPr>
+          <w:b w:val="0"/>
+        </w:rPr>
         <w:t>Review Text as Pieces (ai-2/25). Goal: Encode and decode text under an explicit toy vocabulary. Short practice: Why is the unknown ! at position 10 rather than position 9?. Return to this week and explain what you changed.</w:t>
       </w:r>
     </w:p>
@@ -1936,8 +2777,61 @@
       </w:r>
     </w:p>
     <w:p>
-      <w:r>
-        <w:t>The browser lab lets you edit the supported Python examples already included in this lesson. Predict first, run, inspect the actual output or error, change one input, then run again. Keep code, predictions, actual results and a reasoned revision together. On paper, label your result as a trace rather than an execution.</w:t>
+      <w:pPr>
+        <w:spacing w:line="336" w:lineRule="auto" w:after="180"/>
+      </w:pPr>
+      <w:r>
+        <w:rPr>
+          <w:b w:val="0"/>
+        </w:rPr>
+        <w:t xml:space="preserve">The browser lab lets you edit the supported Python examples already included in this lesson. Predict first, run, inspect the actual </w:t>
+      </w:r>
+      <w:r>
+        <w:rPr>
+          <w:b/>
+        </w:rPr>
+        <w:t>output</w:t>
+      </w:r>
+      <w:r>
+        <w:rPr>
+          <w:b w:val="0"/>
+        </w:rPr>
+        <w:t xml:space="preserve"> or error, change one </w:t>
+      </w:r>
+      <w:r>
+        <w:rPr>
+          <w:b/>
+        </w:rPr>
+        <w:t>input</w:t>
+      </w:r>
+      <w:r>
+        <w:rPr>
+          <w:b w:val="0"/>
+        </w:rPr>
+        <w:t>, then run again.</w:t>
+      </w:r>
+    </w:p>
+    <w:p>
+      <w:pPr>
+        <w:spacing w:line="336" w:lineRule="auto" w:after="180"/>
+      </w:pPr>
+      <w:r>
+        <w:rPr>
+          <w:b w:val="0"/>
+        </w:rPr>
+        <w:t xml:space="preserve">Keep code, </w:t>
+      </w:r>
+      <w:r>
+        <w:rPr>
+          <w:b/>
+        </w:rPr>
+        <w:t>prediction</w:t>
+      </w:r>
+      <w:r>
+        <w:rPr>
+          <w:b w:val="0"/>
+        </w:rPr>
+        <w:t>s, actual results and a reasoned revision together. On paper, label your result as a trace rather than an execution.</w:t>
       </w:r>
     </w:p>
     <w:p>
@@ -1949,8 +2843,37 @@
       </w:r>
     </w:p>
     <w:p>
-      <w:r>
-        <w:t>Use Download completed work in the hosted lesson to export your answers, reflections, practice feedback and code-run evidence. Open the HTML copy to read or print it. Drafts stay in this browser when storage is available; clear drafts on a shared device.</w:t>
+      <w:pPr>
+        <w:spacing w:line="336" w:lineRule="auto" w:after="180"/>
+      </w:pPr>
+      <w:r>
+        <w:rPr>
+          <w:b w:val="0"/>
+        </w:rPr>
+        <w:t xml:space="preserve">Use Download completed work in the hosted lesson to export your answers, reflections, practice feedback and code-run </w:t>
+      </w:r>
+      <w:r>
+        <w:rPr>
+          <w:b/>
+        </w:rPr>
+        <w:t>evidence</w:t>
+      </w:r>
+      <w:r>
+        <w:rPr>
+          <w:b w:val="0"/>
+        </w:rPr>
+        <w:t>. Open the HTML copy to read or print it.</w:t>
+      </w:r>
+    </w:p>
+    <w:p>
+      <w:pPr>
+        <w:spacing w:line="336" w:lineRule="auto" w:after="180"/>
+      </w:pPr>
+      <w:r>
+        <w:rPr>
+          <w:b w:val="0"/>
+        </w:rPr>
+        <w:t>Drafts stay in this browser when storage is available; clear drafts on a shared device.</w:t>
       </w:r>
     </w:p>
     <w:p>
@@ -1964,6 +2887,750 @@
     <w:p>
       <w:r>
         <w:t>________________________________________________________________</w:t>
+      </w:r>
+    </w:p>
+    <w:p>
+      <w:r>
+        <w:t>________________________________________________________________</w:t>
+      </w:r>
+    </w:p>
+    <w:p>
+      <w:r>
+        <w:t>________________________________________________________________</w:t>
+      </w:r>
+    </w:p>
+    <w:p>
+      <w:r>
+        <w:t>________________________________________________________________</w:t>
+      </w:r>
+    </w:p>
+    <w:p>
+      <w:r>
+        <w:t>________________________________________________________________</w:t>
+      </w:r>
+    </w:p>
+    <w:p>
+      <w:pPr>
+        <w:pStyle w:val="Heading1"/>
+      </w:pPr>
+      <w:r>
+        <w:t>26. Visual concept journey</w:t>
+      </w:r>
+    </w:p>
+    <w:p>
+      <w:r>
+        <w:t>Explain each Permissions and Human Review picture from its labels, then record a relevant limit.</w:t>
+      </w:r>
+    </w:p>
+    <w:p>
+      <w:pPr>
+        <w:pStyle w:val="Heading3"/>
+      </w:pPr>
+      <w:r>
+        <w:t>01. Permissions and Human Review: the case</w:t>
+      </w:r>
+    </w:p>
+    <w:p>
+      <w:r>
+        <w:drawing>
+          <wp:inline xmlns:a="http://schemas.openxmlformats.org/drawingml/2006/main" xmlns:pic="http://schemas.openxmlformats.org/drawingml/2006/picture">
+            <wp:extent cx="5486400" cy="2834640"/>
+            <wp:docPr id="2" name="Picture 2" descr="A fictional catalogue helper receives a narrowly scoped tool token. Supplied facts: Token allows read on catalogue records R2 and R5 only. No write permission is granted. Proposals: read R2; read R8; write R5. Generated text claims all are helpful."/>
+            <wp:cNvGraphicFramePr>
+              <a:graphicFrameLocks noChangeAspect="1"/>
+            </wp:cNvGraphicFramePr>
+            <a:graphic>
+              <a:graphicData uri="http://schemas.openxmlformats.org/drawingml/2006/picture">
+                <pic:pic>
+                  <pic:nvPicPr>
+                    <pic:cNvPr id="0" name="academy-story-ai-2-31-01.png"/>
+                    <pic:cNvPicPr/>
+                  </pic:nvPicPr>
+                  <pic:blipFill>
+                    <a:blip r:embed="rId10"/>
+                    <a:stretch>
+                      <a:fillRect/>
+                    </a:stretch>
+                  </pic:blipFill>
+                  <pic:spPr>
+                    <a:xfrm>
+                      <a:off x="0" y="0"/>
+                      <a:ext cx="5486400" cy="2834640"/>
+                    </a:xfrm>
+                    <a:prstGeom prst="rect"/>
+                  </pic:spPr>
+                </pic:pic>
+              </a:graphicData>
+            </a:graphic>
+          </wp:inline>
+        </w:drawing>
+      </w:r>
+    </w:p>
+    <w:p>
+      <w:pPr>
+        <w:spacing w:line="336" w:lineRule="auto" w:after="180"/>
+      </w:pPr>
+      <w:r>
+        <w:rPr>
+          <w:b w:val="0"/>
+        </w:rPr>
+        <w:t xml:space="preserve">A fictional catalogue helper receives a narrowly scoped tool token. Supplied facts: Token allows read on catalogue records R2 and R5 only. No write </w:t>
+      </w:r>
+      <w:r>
+        <w:rPr>
+          <w:b/>
+        </w:rPr>
+        <w:t>permission</w:t>
+      </w:r>
+      <w:r>
+        <w:rPr>
+          <w:b w:val="0"/>
+        </w:rPr>
+        <w:t xml:space="preserve"> is granted. Proposals: read R2; read R8; write R5.</w:t>
+      </w:r>
+    </w:p>
+    <w:p>
+      <w:pPr>
+        <w:spacing w:line="336" w:lineRule="auto" w:after="180"/>
+      </w:pPr>
+      <w:r>
+        <w:rPr>
+          <w:b w:val="0"/>
+        </w:rPr>
+        <w:t>Generated text claims all are helpful.</w:t>
+      </w:r>
+    </w:p>
+    <w:p>
+      <w:pPr>
+        <w:spacing w:line="336" w:lineRule="auto" w:after="180"/>
+        <w:shd w:fill="F5F1FB"/>
+      </w:pPr>
+      <w:r>
+        <w:rPr>
+          <w:b w:val="0"/>
+        </w:rPr>
+        <w:t>Point to the given fact that matters most. Explain why it matters.</w:t>
+      </w:r>
+    </w:p>
+    <w:p>
+      <w:pPr>
+        <w:pStyle w:val="Heading3"/>
+      </w:pPr>
+      <w:r>
+        <w:t>My picture explanation, deciding evidence and one limit</w:t>
+      </w:r>
+    </w:p>
+    <w:p>
+      <w:r>
+        <w:t>________________________________________________________________</w:t>
+      </w:r>
+    </w:p>
+    <w:p>
+      <w:r>
+        <w:t>________________________________________________________________</w:t>
+      </w:r>
+    </w:p>
+    <w:p>
+      <w:r>
+        <w:t>________________________________________________________________</w:t>
+      </w:r>
+    </w:p>
+    <w:p>
+      <w:r>
+        <w:t>________________________________________________________________</w:t>
+      </w:r>
+    </w:p>
+    <w:p>
+      <w:pPr>
+        <w:pStyle w:val="Heading3"/>
+      </w:pPr>
+      <w:r>
+        <w:t>02. Follow the deciding steps</w:t>
+      </w:r>
+    </w:p>
+    <w:p>
+      <w:r>
+        <w:drawing>
+          <wp:inline xmlns:a="http://schemas.openxmlformats.org/drawingml/2006/main" xmlns:pic="http://schemas.openxmlformats.org/drawingml/2006/picture">
+            <wp:extent cx="5486400" cy="4005072"/>
+            <wp:docPr id="3" name="Picture 3" descr="Read token: Authorised operation is read; authorised objects are R2,R5. → Allowed call: read R2 matches both operation and object: allow. → Wrong object: read R8 fails object scope: deny. → Wrong operation: write R5 fails operation scope: deny even for an allowed record."/>
+            <wp:cNvGraphicFramePr>
+              <a:graphicFrameLocks noChangeAspect="1"/>
+            </wp:cNvGraphicFramePr>
+            <a:graphic>
+              <a:graphicData uri="http://schemas.openxmlformats.org/drawingml/2006/picture">
+                <pic:pic>
+                  <pic:nvPicPr>
+                    <pic:cNvPr id="0" name="academy-story-ai-2-31-02.png"/>
+                    <pic:cNvPicPr/>
+                  </pic:nvPicPr>
+                  <pic:blipFill>
+                    <a:blip r:embed="rId11"/>
+                    <a:stretch>
+                      <a:fillRect/>
+                    </a:stretch>
+                  </pic:blipFill>
+                  <pic:spPr>
+                    <a:xfrm>
+                      <a:off x="0" y="0"/>
+                      <a:ext cx="5486400" cy="4005072"/>
+                    </a:xfrm>
+                    <a:prstGeom prst="rect"/>
+                  </pic:spPr>
+                </pic:pic>
+              </a:graphicData>
+            </a:graphic>
+          </wp:inline>
+        </w:drawing>
+      </w:r>
+    </w:p>
+    <w:p>
+      <w:pPr>
+        <w:spacing w:line="336" w:lineRule="auto" w:after="180"/>
+      </w:pPr>
+      <w:r>
+        <w:rPr>
+          <w:b w:val="0"/>
+        </w:rPr>
+        <w:t>Read token: Authorised operation is read; authorised objects are R2,R5. → Allowed call: read R2 matches both operation and object: allow. → Wrong object: read R8 fails object scope: deny. → Wrong operation: write R5 fails operation scope: deny even for an allowed record.</w:t>
+      </w:r>
+    </w:p>
+    <w:p>
+      <w:pPr>
+        <w:spacing w:line="336" w:lineRule="auto" w:after="180"/>
+        <w:shd w:fill="F5F1FB"/>
+      </w:pPr>
+      <w:r>
+        <w:rPr>
+          <w:b w:val="0"/>
+        </w:rPr>
+        <w:t xml:space="preserve">Point to each numbered stage and explain which recorded </w:t>
+      </w:r>
+      <w:r>
+        <w:rPr>
+          <w:b/>
+        </w:rPr>
+        <w:t>input</w:t>
+      </w:r>
+      <w:r>
+        <w:rPr>
+          <w:b w:val="0"/>
+        </w:rPr>
+        <w:t xml:space="preserve"> it uses.</w:t>
+      </w:r>
+    </w:p>
+    <w:p>
+      <w:pPr>
+        <w:pStyle w:val="Heading3"/>
+      </w:pPr>
+      <w:r>
+        <w:t>My picture explanation, deciding evidence and one limit</w:t>
+      </w:r>
+    </w:p>
+    <w:p>
+      <w:r>
+        <w:t>________________________________________________________________</w:t>
+      </w:r>
+    </w:p>
+    <w:p>
+      <w:r>
+        <w:t>________________________________________________________________</w:t>
+      </w:r>
+    </w:p>
+    <w:p>
+      <w:r>
+        <w:t>________________________________________________________________</w:t>
+      </w:r>
+    </w:p>
+    <w:p>
+      <w:r>
+        <w:t>________________________________________________________________</w:t>
+      </w:r>
+    </w:p>
+    <w:p>
+      <w:pPr>
+        <w:pStyle w:val="Heading3"/>
+      </w:pPr>
+      <w:r>
+        <w:t>03. Least privilege and tool scopes — evidence trace</w:t>
+      </w:r>
+    </w:p>
+    <w:p>
+      <w:r>
+        <w:drawing>
+          <wp:inline xmlns:a="http://schemas.openxmlformats.org/drawingml/2006/main" xmlns:pic="http://schemas.openxmlformats.org/drawingml/2006/picture">
+            <wp:extent cx="5486400" cy="2996184"/>
+            <wp:docPr id="4" name="Picture 4" descr="Least privilege and tool scopes — evidence trace. Tool token permits lookup(public-room). A proposed call writes teacher notes. | A reporting assistant may lookup public rooms but may not write records, send messages or read teacher notes. Check actor, operation and resource before executing a proposed call. | Both operation and resource exceed scope; deny before execution, regardless of generated confidence."/>
+            <wp:cNvGraphicFramePr>
+              <a:graphicFrameLocks noChangeAspect="1"/>
+            </wp:cNvGraphicFramePr>
+            <a:graphic>
+              <a:graphicData uri="http://schemas.openxmlformats.org/drawingml/2006/picture">
+                <pic:pic>
+                  <pic:nvPicPr>
+                    <pic:cNvPr id="0" name="academy-story-ai-2-31-03.png"/>
+                    <pic:cNvPicPr/>
+                  </pic:nvPicPr>
+                  <pic:blipFill>
+                    <a:blip r:embed="rId12"/>
+                    <a:stretch>
+                      <a:fillRect/>
+                    </a:stretch>
+                  </pic:blipFill>
+                  <pic:spPr>
+                    <a:xfrm>
+                      <a:off x="0" y="0"/>
+                      <a:ext cx="5486400" cy="2996184"/>
+                    </a:xfrm>
+                    <a:prstGeom prst="rect"/>
+                  </pic:spPr>
+                </pic:pic>
+              </a:graphicData>
+            </a:graphic>
+          </wp:inline>
+        </w:drawing>
+      </w:r>
+    </w:p>
+    <w:p>
+      <w:pPr>
+        <w:spacing w:line="336" w:lineRule="auto" w:after="180"/>
+      </w:pPr>
+      <w:r>
+        <w:rPr>
+          <w:b/>
+        </w:rPr>
+        <w:t>Least privilege</w:t>
+      </w:r>
+      <w:r>
+        <w:rPr>
+          <w:b w:val="0"/>
+        </w:rPr>
+        <w:t xml:space="preserve"> and tool scopes — </w:t>
+      </w:r>
+      <w:r>
+        <w:rPr>
+          <w:b/>
+        </w:rPr>
+        <w:t>evidence</w:t>
+      </w:r>
+      <w:r>
+        <w:rPr>
+          <w:b w:val="0"/>
+        </w:rPr>
+        <w:t xml:space="preserve"> trace. Tool token permits lookup(public-room).</w:t>
+      </w:r>
+    </w:p>
+    <w:p>
+      <w:pPr>
+        <w:spacing w:line="336" w:lineRule="auto" w:after="180"/>
+      </w:pPr>
+      <w:r>
+        <w:rPr>
+          <w:b w:val="0"/>
+        </w:rPr>
+        <w:t>A proposed call writes teacher notes. | A reporting assistant may lookup public rooms but may not write records, send messages or read teacher notes.</w:t>
+      </w:r>
+    </w:p>
+    <w:p>
+      <w:pPr>
+        <w:spacing w:line="336" w:lineRule="auto" w:after="180"/>
+      </w:pPr>
+      <w:r>
+        <w:rPr>
+          <w:b w:val="0"/>
+        </w:rPr>
+        <w:t>Check actor, operation and resource before executing a proposed call. | Both operation and resource exceed scope; deny before execution, regardless of generated confidence.</w:t>
+      </w:r>
+    </w:p>
+    <w:p>
+      <w:pPr>
+        <w:spacing w:line="336" w:lineRule="auto" w:after="180"/>
+        <w:shd w:fill="F5F1FB"/>
+      </w:pPr>
+      <w:r>
+        <w:rPr>
+          <w:b w:val="0"/>
+        </w:rPr>
+        <w:t>Read the labels and values. Explain the relationship the model shows.</w:t>
+      </w:r>
+    </w:p>
+    <w:p>
+      <w:pPr>
+        <w:pStyle w:val="Heading3"/>
+      </w:pPr>
+      <w:r>
+        <w:t>My picture explanation, deciding evidence and one limit</w:t>
+      </w:r>
+    </w:p>
+    <w:p>
+      <w:r>
+        <w:t>________________________________________________________________</w:t>
+      </w:r>
+    </w:p>
+    <w:p>
+      <w:r>
+        <w:t>________________________________________________________________</w:t>
+      </w:r>
+    </w:p>
+    <w:p>
+      <w:r>
+        <w:t>________________________________________________________________</w:t>
+      </w:r>
+    </w:p>
+    <w:p>
+      <w:r>
+        <w:t>________________________________________________________________</w:t>
+      </w:r>
+    </w:p>
+    <w:p>
+      <w:pPr>
+        <w:pStyle w:val="Heading3"/>
+      </w:pPr>
+      <w:r>
+        <w:t>04. Change one thing. Trace what follows.</w:t>
+      </w:r>
+    </w:p>
+    <w:p>
+      <w:r>
+        <w:drawing>
+          <wp:inline xmlns:a="http://schemas.openxmlformats.org/drawingml/2006/main" xmlns:pic="http://schemas.openxmlformats.org/drawingml/2006/picture">
+            <wp:extent cx="5486400" cy="3179064"/>
+            <wp:docPr id="5" name="Picture 5" descr="Original case: write R5 fails operation scope: deny even for an allowed record. Changed condition: The helper says it needs write R5 to correct an apparent typo. Expected result: The write remains denied under the existing token. Reason: A useful purpose does not create an authorised operation; an authorised owner must review any scope change."/>
+            <wp:cNvGraphicFramePr>
+              <a:graphicFrameLocks noChangeAspect="1"/>
+            </wp:cNvGraphicFramePr>
+            <a:graphic>
+              <a:graphicData uri="http://schemas.openxmlformats.org/drawingml/2006/picture">
+                <pic:pic>
+                  <pic:nvPicPr>
+                    <pic:cNvPr id="0" name="academy-story-ai-2-31-04.png"/>
+                    <pic:cNvPicPr/>
+                  </pic:nvPicPr>
+                  <pic:blipFill>
+                    <a:blip r:embed="rId13"/>
+                    <a:stretch>
+                      <a:fillRect/>
+                    </a:stretch>
+                  </pic:blipFill>
+                  <pic:spPr>
+                    <a:xfrm>
+                      <a:off x="0" y="0"/>
+                      <a:ext cx="5486400" cy="3179064"/>
+                    </a:xfrm>
+                    <a:prstGeom prst="rect"/>
+                  </pic:spPr>
+                </pic:pic>
+              </a:graphicData>
+            </a:graphic>
+          </wp:inline>
+        </w:drawing>
+      </w:r>
+    </w:p>
+    <w:p>
+      <w:pPr>
+        <w:spacing w:line="336" w:lineRule="auto" w:after="180"/>
+      </w:pPr>
+      <w:r>
+        <w:rPr>
+          <w:b w:val="0"/>
+        </w:rPr>
+        <w:t>Original case: write R5 fails operation scope: deny even for an allowed record. Changed condition: The helper says it needs write R5 to correct an apparent typo.</w:t>
+      </w:r>
+    </w:p>
+    <w:p>
+      <w:pPr>
+        <w:spacing w:line="336" w:lineRule="auto" w:after="180"/>
+      </w:pPr>
+      <w:r>
+        <w:rPr>
+          <w:b w:val="0"/>
+        </w:rPr>
+        <w:t>Expected result: The write remains denied under the existing token. Reason: A useful purpose does not create an authorised operation; an authorised owner must review any scope change.</w:t>
+      </w:r>
+    </w:p>
+    <w:p>
+      <w:pPr>
+        <w:spacing w:line="336" w:lineRule="auto" w:after="180"/>
+        <w:shd w:fill="F5F1FB"/>
+      </w:pPr>
+      <w:r>
+        <w:rPr>
+          <w:b w:val="0"/>
+        </w:rPr>
+        <w:t>Predict before checking the worked changed-case result. Name what changed and what the supplied facts allow you to conclude.</w:t>
+      </w:r>
+    </w:p>
+    <w:p>
+      <w:pPr>
+        <w:pStyle w:val="Heading3"/>
+      </w:pPr>
+      <w:r>
+        <w:t>My picture explanation, deciding evidence and one limit</w:t>
+      </w:r>
+    </w:p>
+    <w:p>
+      <w:r>
+        <w:t>________________________________________________________________</w:t>
+      </w:r>
+    </w:p>
+    <w:p>
+      <w:r>
+        <w:t>________________________________________________________________</w:t>
+      </w:r>
+    </w:p>
+    <w:p>
+      <w:r>
+        <w:t>________________________________________________________________</w:t>
+      </w:r>
+    </w:p>
+    <w:p>
+      <w:r>
+        <w:t>________________________________________________________________</w:t>
+      </w:r>
+    </w:p>
+    <w:p>
+      <w:pPr>
+        <w:pStyle w:val="Heading3"/>
+      </w:pPr>
+      <w:r>
+        <w:t>05. Connect the explanation to its limit</w:t>
+      </w:r>
+    </w:p>
+    <w:p>
+      <w:r>
+        <w:drawing>
+          <wp:inline xmlns:a="http://schemas.openxmlformats.org/drawingml/2006/main" xmlns:pic="http://schemas.openxmlformats.org/drawingml/2006/picture">
+            <wp:extent cx="5486400" cy="2834640"/>
+            <wp:docPr id="6" name="Picture 6" descr="Permissions are concrete restrictions, not a confidence score or a general instruction to be useful. Each proposed call must match both dimensions before it happens. A request written inside catalogue text cannot enlarge the token’s authority. Denial should preserve the proposed action and reason without executing the disallowed mutation. Limit: Permission checks do not establish that a read result is trustworthy or that an allowed action is factually correct."/>
+            <wp:cNvGraphicFramePr>
+              <a:graphicFrameLocks noChangeAspect="1"/>
+            </wp:cNvGraphicFramePr>
+            <a:graphic>
+              <a:graphicData uri="http://schemas.openxmlformats.org/drawingml/2006/picture">
+                <pic:pic>
+                  <pic:nvPicPr>
+                    <pic:cNvPr id="0" name="academy-story-ai-2-31-05.png"/>
+                    <pic:cNvPicPr/>
+                  </pic:nvPicPr>
+                  <pic:blipFill>
+                    <a:blip r:embed="rId14"/>
+                    <a:stretch>
+                      <a:fillRect/>
+                    </a:stretch>
+                  </pic:blipFill>
+                  <pic:spPr>
+                    <a:xfrm>
+                      <a:off x="0" y="0"/>
+                      <a:ext cx="5486400" cy="2834640"/>
+                    </a:xfrm>
+                    <a:prstGeom prst="rect"/>
+                  </pic:spPr>
+                </pic:pic>
+              </a:graphicData>
+            </a:graphic>
+          </wp:inline>
+        </w:drawing>
+      </w:r>
+    </w:p>
+    <w:p>
+      <w:pPr>
+        <w:spacing w:line="336" w:lineRule="auto" w:after="180"/>
+      </w:pPr>
+      <w:r>
+        <w:rPr>
+          <w:b/>
+        </w:rPr>
+        <w:t>Permission</w:t>
+      </w:r>
+      <w:r>
+        <w:rPr>
+          <w:b w:val="0"/>
+        </w:rPr>
+        <w:t>s are concrete restrictions, not a confidence score or a general instruction to be useful. Each proposed call must match both dimensions before it happens.</w:t>
+      </w:r>
+    </w:p>
+    <w:p>
+      <w:pPr>
+        <w:spacing w:line="336" w:lineRule="auto" w:after="180"/>
+      </w:pPr>
+      <w:r>
+        <w:rPr>
+          <w:b w:val="0"/>
+        </w:rPr>
+        <w:t>A request written inside catalogue text cannot enlarge the token’s authority. Denial should preserve the proposed action and reason without executing the disallowed mutation.</w:t>
+      </w:r>
+    </w:p>
+    <w:p>
+      <w:pPr>
+        <w:spacing w:line="336" w:lineRule="auto" w:after="180"/>
+      </w:pPr>
+      <w:r>
+        <w:rPr>
+          <w:b w:val="0"/>
+        </w:rPr>
+        <w:t xml:space="preserve">Limit: </w:t>
+      </w:r>
+      <w:r>
+        <w:rPr>
+          <w:b/>
+        </w:rPr>
+        <w:t>Permission</w:t>
+      </w:r>
+      <w:r>
+        <w:rPr>
+          <w:b w:val="0"/>
+        </w:rPr>
+        <w:t xml:space="preserve"> checks do not establish that a read result is trustworthy or that an allowed action is factually correct.</w:t>
+      </w:r>
+    </w:p>
+    <w:p>
+      <w:pPr>
+        <w:spacing w:line="336" w:lineRule="auto" w:after="180"/>
+        <w:shd w:fill="F5F1FB"/>
+      </w:pPr>
+      <w:r>
+        <w:rPr>
+          <w:b w:val="0"/>
+        </w:rPr>
+        <w:t>Explain the case, then point to a limit on the claim.</w:t>
+      </w:r>
+    </w:p>
+    <w:p>
+      <w:pPr>
+        <w:pStyle w:val="Heading3"/>
+      </w:pPr>
+      <w:r>
+        <w:t>My picture explanation, deciding evidence and one limit</w:t>
+      </w:r>
+    </w:p>
+    <w:p>
+      <w:r>
+        <w:t>________________________________________________________________</w:t>
+      </w:r>
+    </w:p>
+    <w:p>
+      <w:r>
+        <w:t>________________________________________________________________</w:t>
+      </w:r>
+    </w:p>
+    <w:p>
+      <w:r>
+        <w:t>________________________________________________________________</w:t>
+      </w:r>
+    </w:p>
+    <w:p>
+      <w:r>
+        <w:t>________________________________________________________________</w:t>
+      </w:r>
+    </w:p>
+    <w:p>
+      <w:pPr>
+        <w:pStyle w:val="Heading3"/>
+      </w:pPr>
+      <w:r>
+        <w:t>06. Make the idea visible in your project</w:t>
+      </w:r>
+    </w:p>
+    <w:p>
+      <w:r>
+        <w:drawing>
+          <wp:inline xmlns:a="http://schemas.openxmlformats.org/drawingml/2006/main" xmlns:pic="http://schemas.openxmlformats.org/drawingml/2006/picture">
+            <wp:extent cx="5486400" cy="3380232"/>
+            <wp:docPr id="7" name="Picture 7" descr="Give the recommender read-only access wherever sufficient, and require explicit owner review for catalogue edits or publication. Draw your input, deciding step, result and limit. Supported question: Which proposal is allowed, and why is an authorised object alone insufficient?"/>
+            <wp:cNvGraphicFramePr>
+              <a:graphicFrameLocks noChangeAspect="1"/>
+            </wp:cNvGraphicFramePr>
+            <a:graphic>
+              <a:graphicData uri="http://schemas.openxmlformats.org/drawingml/2006/picture">
+                <pic:pic>
+                  <pic:nvPicPr>
+                    <pic:cNvPr id="0" name="academy-story-ai-2-31-06.png"/>
+                    <pic:cNvPicPr/>
+                  </pic:nvPicPr>
+                  <pic:blipFill>
+                    <a:blip r:embed="rId15"/>
+                    <a:stretch>
+                      <a:fillRect/>
+                    </a:stretch>
+                  </pic:blipFill>
+                  <pic:spPr>
+                    <a:xfrm>
+                      <a:off x="0" y="0"/>
+                      <a:ext cx="5486400" cy="3380232"/>
+                    </a:xfrm>
+                    <a:prstGeom prst="rect"/>
+                  </pic:spPr>
+                </pic:pic>
+              </a:graphicData>
+            </a:graphic>
+          </wp:inline>
+        </w:drawing>
+      </w:r>
+    </w:p>
+    <w:p>
+      <w:pPr>
+        <w:spacing w:line="336" w:lineRule="auto" w:after="180"/>
+      </w:pPr>
+      <w:r>
+        <w:rPr>
+          <w:b w:val="0"/>
+        </w:rPr>
+        <w:t xml:space="preserve">Give the recommender read-only access wherever sufficient, and require explicit owner review for catalogue edits or publication. Draw your </w:t>
+      </w:r>
+      <w:r>
+        <w:rPr>
+          <w:b/>
+        </w:rPr>
+        <w:t>input</w:t>
+      </w:r>
+      <w:r>
+        <w:rPr>
+          <w:b w:val="0"/>
+        </w:rPr>
+        <w:t>, deciding step, result and limit.</w:t>
+      </w:r>
+    </w:p>
+    <w:p>
+      <w:pPr>
+        <w:spacing w:line="336" w:lineRule="auto" w:after="180"/>
+      </w:pPr>
+      <w:r>
+        <w:rPr>
+          <w:b w:val="0"/>
+        </w:rPr>
+        <w:t>Supported question: Which proposal is allowed, and why is an authorised object alone insufficient?</w:t>
+      </w:r>
+    </w:p>
+    <w:p>
+      <w:pPr>
+        <w:spacing w:line="336" w:lineRule="auto" w:after="180"/>
+        <w:shd w:fill="F5F1FB"/>
+      </w:pPr>
+      <w:r>
+        <w:rPr>
+          <w:b w:val="0"/>
+        </w:rPr>
+        <w:t xml:space="preserve">Draw your project trace and justify the deciding step using </w:t>
+      </w:r>
+      <w:r>
+        <w:rPr>
+          <w:b/>
+        </w:rPr>
+        <w:t>evidence</w:t>
+      </w:r>
+      <w:r>
+        <w:rPr>
+          <w:b w:val="0"/>
+        </w:rPr>
+        <w:t>.</w:t>
+      </w:r>
+    </w:p>
+    <w:p>
+      <w:pPr>
+        <w:pStyle w:val="Heading3"/>
+      </w:pPr>
+      <w:r>
+        <w:t>My picture explanation, deciding evidence and one limit</w:t>
       </w:r>
     </w:p>
     <w:p>

--- a/downloads/workbook/ai-2-week-31.docx
+++ b/downloads/workbook/ai-2-week-31.docx
@@ -25,50 +25,216 @@
         <w:pStyle w:val="Heading1"/>
       </w:pPr>
       <w:r>
-        <w:t>01. Recall and choose your starting point</w:t>
-      </w:r>
-    </w:p>
-    <w:p>
-      <w:r>
-        <w:t>Record your starting explanation for Permissions and Human Review before opening notes. Show any later correction separately.</w:t>
-      </w:r>
-    </w:p>
-    <w:p>
-      <w:pPr>
-        <w:spacing w:line="336" w:lineRule="auto" w:after="180"/>
-      </w:pPr>
-      <w:r>
-        <w:rPr>
-          <w:b w:val="0"/>
-        </w:rPr>
+        <w:t>One connected permission-decision record, with a privacy extension.</w:t>
+      </w:r>
+    </w:p>
+    <w:p>
+      <w:r>
+        <w:t>Explain scope, trace denials, audit authority claims and design a fresh test.</w:t>
+      </w:r>
+    </w:p>
+    <w:p>
+      <w:r>
+        <w:t>Keep operations, resources, proposal decisions, review boundaries and missing authority visible.</w:t>
+      </w:r>
+    </w:p>
+    <w:p>
+      <w:pPr>
+        <w:pStyle w:val="Heading1"/>
+      </w:pPr>
+      <w:r>
+        <w:t>01. Recall · Retrieve earlier ideas</w:t>
+      </w:r>
+    </w:p>
+    <w:p>
+      <w:r>
+        <w:t>Try before opening notes.</w:t>
+      </w:r>
+    </w:p>
+    <w:p>
+      <w:pPr>
+        <w:pStyle w:val="Heading2"/>
+      </w:pPr>
+      <w:r>
+        <w:t>Your evidence record</w:t>
+      </w:r>
+    </w:p>
+    <w:p>
+      <w:pPr>
+        <w:pStyle w:val="ListBullet"/>
+      </w:pPr>
+      <w:r>
         <w:t>Try the recall before opening notes. Then use a different colour or a labelled second line to correct your explanation.</w:t>
       </w:r>
     </w:p>
     <w:p>
       <w:pPr>
+        <w:pStyle w:val="ListBullet"/>
+      </w:pPr>
+      <w:r>
+        <w:t>Without opening the old lesson, explain one key idea from Agents and Tools. Give an example and a mistake that the idea helps you avoid.</w:t>
+      </w:r>
+    </w:p>
+    <w:p>
+      <w:pPr>
         <w:pStyle w:val="Heading3"/>
       </w:pPr>
       <w:r>
+        <w:t>My remembered idea, example and correction</w:t>
+      </w:r>
+    </w:p>
+    <w:p>
+      <w:r>
+        <w:t>________________________________________________________________</w:t>
+      </w:r>
+    </w:p>
+    <w:p>
+      <w:r>
+        <w:t>________________________________________________________________</w:t>
+      </w:r>
+    </w:p>
+    <w:p>
+      <w:r>
+        <w:t>________________________________________________________________</w:t>
+      </w:r>
+    </w:p>
+    <w:p>
+      <w:pPr>
+        <w:pStyle w:val="ListBullet"/>
+      </w:pPr>
+      <w:r>
+        <w:t>Without opening the old lesson, explain one key idea from Prompt Experiments. Give an example and a mistake that the idea helps you avoid.</w:t>
+      </w:r>
+    </w:p>
+    <w:p>
+      <w:pPr>
+        <w:pStyle w:val="Heading3"/>
+      </w:pPr>
+      <w:r>
+        <w:t>My remembered idea, example and correction</w:t>
+      </w:r>
+    </w:p>
+    <w:p>
+      <w:r>
+        <w:t>________________________________________________________________</w:t>
+      </w:r>
+    </w:p>
+    <w:p>
+      <w:r>
+        <w:t>________________________________________________________________</w:t>
+      </w:r>
+    </w:p>
+    <w:p>
+      <w:r>
+        <w:t>________________________________________________________________</w:t>
+      </w:r>
+    </w:p>
+    <w:p>
+      <w:pPr>
+        <w:pStyle w:val="ListBullet"/>
+      </w:pPr>
+      <w:r>
+        <w:t>Without opening the old lesson, explain one key idea from Text as Pieces. Give an example and a mistake that the idea helps you avoid.</w:t>
+      </w:r>
+    </w:p>
+    <w:p>
+      <w:pPr>
+        <w:pStyle w:val="Heading3"/>
+      </w:pPr>
+      <w:r>
+        <w:t>My remembered idea, example and correction</w:t>
+      </w:r>
+    </w:p>
+    <w:p>
+      <w:r>
+        <w:t>________________________________________________________________</w:t>
+      </w:r>
+    </w:p>
+    <w:p>
+      <w:r>
+        <w:t>________________________________________________________________</w:t>
+      </w:r>
+    </w:p>
+    <w:p>
+      <w:r>
+        <w:t>________________________________________________________________</w:t>
+      </w:r>
+    </w:p>
+    <w:p>
+      <w:pPr>
+        <w:pStyle w:val="Heading2"/>
+      </w:pPr>
+      <w:r>
+        <w:t>Earlier wording, alternatives and picture transcripts · reference / check after trying</w:t>
+      </w:r>
+    </w:p>
+    <w:p>
+      <w:pPr>
+        <w:pStyle w:val="Heading3"/>
+      </w:pPr>
+      <w:r>
         <w:t>Agents and Tools</w:t>
       </w:r>
     </w:p>
     <w:p>
       <w:pPr>
-        <w:spacing w:line="336" w:lineRule="auto" w:after="180"/>
-      </w:pPr>
-      <w:r>
-        <w:rPr>
-          <w:b w:val="0"/>
-        </w:rPr>
-        <w:t>Without opening the old lesson, explain one key idea from Agents and Tools. Give an example and a mistake that the idea helps you avoid.</w:t>
-      </w:r>
-    </w:p>
-    <w:p>
-      <w:pPr>
         <w:pStyle w:val="Heading3"/>
       </w:pPr>
       <w:r>
-        <w:t>My remembered idea, example and correction</w:t>
+        <w:t>Prompt Experiments</w:t>
+      </w:r>
+    </w:p>
+    <w:p>
+      <w:pPr>
+        <w:pStyle w:val="Heading3"/>
+      </w:pPr>
+      <w:r>
+        <w:t>Text as Pieces</w:t>
+      </w:r>
+    </w:p>
+    <w:p>
+      <w:pPr>
+        <w:pStyle w:val="Heading1"/>
+      </w:pPr>
+      <w:r>
+        <w:t>12. W1 · Explain least privilege</w:t>
+      </w:r>
+    </w:p>
+    <w:p>
+      <w:r>
+        <w:t>Name actor, operation, resource and purpose.</w:t>
+      </w:r>
+    </w:p>
+    <w:p>
+      <w:pPr>
+        <w:pStyle w:val="Heading2"/>
+      </w:pPr>
+      <w:r>
+        <w:t>Your evidence record</w:t>
+      </w:r>
+    </w:p>
+    <w:p>
+      <w:pPr>
+        <w:pStyle w:val="ListBullet"/>
+      </w:pPr>
+      <w:r>
+        <w:t>Main W2 policy: reporting assistant may lookup public-room records only; no writes, messages or teacher-note access. Separate picture token allows read on catalogue R2,R5 only; no writes. Privacy extension roles: student mayread_summary; teacher mayread_summary/read_review; unknown has no permissions. These policies use different resources; do not combine them.</w:t>
+      </w:r>
+    </w:p>
+    <w:p>
+      <w:pPr>
+        <w:pStyle w:val="ListBullet"/>
+      </w:pPr>
+      <w:r>
+        <w:t>Explain the weekly mechanism in your own words. Use the worked scenario to name its input, decision rule and output.</w:t>
+      </w:r>
+    </w:p>
+    <w:p>
+      <w:pPr>
+        <w:pStyle w:val="Heading3"/>
+      </w:pPr>
+      <w:r>
+        <w:t>My reasoning and evidence</w:t>
       </w:r>
     </w:p>
     <w:p>
@@ -87,22 +253,135 @@
       </w:r>
     </w:p>
     <w:p>
+      <w:r>
+        <w:t>________________________________________________________________</w:t>
+      </w:r>
+    </w:p>
+    <w:p>
+      <w:r>
+        <w:t>________________________________________________________________</w:t>
+      </w:r>
+    </w:p>
+    <w:p>
+      <w:r>
+        <w:t>________________________________________________________________</w:t>
+      </w:r>
+    </w:p>
+    <w:p>
+      <w:pPr>
+        <w:pStyle w:val="Heading1"/>
+      </w:pPr>
+      <w:r>
+        <w:t>13. W2 · Trace both scope checks</w:t>
+      </w:r>
+    </w:p>
+    <w:p>
+      <w:r>
+        <w:t>The public-room lookup policy cannot write teacher notes.</w:t>
+      </w:r>
+    </w:p>
+    <w:p>
+      <w:pPr>
+        <w:pStyle w:val="Heading2"/>
+      </w:pPr>
+      <w:r>
+        <w:t>Your evidence record</w:t>
+      </w:r>
+    </w:p>
+    <w:p>
+      <w:pPr>
+        <w:pStyle w:val="ListBullet"/>
+      </w:pPr>
+      <w:r>
+        <w:t>Main W2 policy: reporting assistant may lookup public-room records only; no writes, messages or teacher-note access. Separate picture token allows read on catalogue R2,R5 only; no writes. Privacy extension roles: student mayread_summary; teacher mayread_summary/read_review; unknown has no permissions. These policies use different resources; do not combine them.</w:t>
+      </w:r>
+    </w:p>
+    <w:p>
+      <w:pPr>
+        <w:pStyle w:val="ListBullet"/>
+      </w:pPr>
+      <w:r>
+        <w:t>Tool token permits lookup(public-room). A proposed call writes teacher notes. Show the intermediate steps and give the conclusion with its scope.</w:t>
+      </w:r>
+    </w:p>
+    <w:p>
       <w:pPr>
         <w:pStyle w:val="Heading3"/>
       </w:pPr>
       <w:r>
-        <w:t>Prompt Experiments</w:t>
-      </w:r>
-    </w:p>
-    <w:p>
-      <w:pPr>
-        <w:spacing w:line="336" w:lineRule="auto" w:after="180"/>
-      </w:pPr>
-      <w:r>
-        <w:rPr>
-          <w:b w:val="0"/>
-        </w:rPr>
-        <w:t>Without opening the old lesson, explain one key idea from Prompt Experiments. Give an example and a mistake that the idea helps you avoid.</w:t>
+        <w:t>My reasoning and evidence</w:t>
+      </w:r>
+    </w:p>
+    <w:p>
+      <w:r>
+        <w:t>________________________________________________________________</w:t>
+      </w:r>
+    </w:p>
+    <w:p>
+      <w:r>
+        <w:t>________________________________________________________________</w:t>
+      </w:r>
+    </w:p>
+    <w:p>
+      <w:r>
+        <w:t>________________________________________________________________</w:t>
+      </w:r>
+    </w:p>
+    <w:p>
+      <w:r>
+        <w:t>________________________________________________________________</w:t>
+      </w:r>
+    </w:p>
+    <w:p>
+      <w:r>
+        <w:t>________________________________________________________________</w:t>
+      </w:r>
+    </w:p>
+    <w:p>
+      <w:r>
+        <w:t>________________________________________________________________</w:t>
+      </w:r>
+    </w:p>
+    <w:p>
+      <w:r>
+        <w:t>________________________________________________________________</w:t>
+      </w:r>
+    </w:p>
+    <w:p>
+      <w:pPr>
+        <w:pStyle w:val="Heading1"/>
+      </w:pPr>
+      <w:r>
+        <w:t>14. W3 · Repair a generated authority claim</w:t>
+      </w:r>
+    </w:p>
+    <w:p>
+      <w:r>
+        <w:t>Useful wording cannot enlarge a trusted token.</w:t>
+      </w:r>
+    </w:p>
+    <w:p>
+      <w:pPr>
+        <w:pStyle w:val="Heading2"/>
+      </w:pPr>
+      <w:r>
+        <w:t>Your evidence record</w:t>
+      </w:r>
+    </w:p>
+    <w:p>
+      <w:pPr>
+        <w:pStyle w:val="ListBullet"/>
+      </w:pPr>
+      <w:r>
+        <w:t>Main W2 policy: reporting assistant may lookup public-room records only; no writes, messages or teacher-note access. Separate picture token allows read on catalogue R2,R5 only; no writes. Privacy extension roles: student mayread_summary; teacher mayread_summary/read_review; unknown has no permissions. These policies use different resources; do not combine them.</w:t>
+      </w:r>
+    </w:p>
+    <w:p>
+      <w:pPr>
+        <w:pStyle w:val="ListBullet"/>
+      </w:pPr>
+      <w:r>
+        <w:t>A report omits this qualification: A generated plan cannot expand the token or actor scope. Explain how omitting it could change a reader's interpretation, and write an accurate replacement.</w:t>
       </w:r>
     </w:p>
     <w:p>
@@ -110,7 +389,7 @@
         <w:pStyle w:val="Heading3"/>
       </w:pPr>
       <w:r>
-        <w:t>My remembered idea, example and correction</w:t>
+        <w:t>My reasoning and evidence</w:t>
       </w:r>
     </w:p>
     <w:p>
@@ -129,22 +408,135 @@
       </w:r>
     </w:p>
     <w:p>
+      <w:r>
+        <w:t>________________________________________________________________</w:t>
+      </w:r>
+    </w:p>
+    <w:p>
+      <w:r>
+        <w:t>________________________________________________________________</w:t>
+      </w:r>
+    </w:p>
+    <w:p>
+      <w:r>
+        <w:t>________________________________________________________________</w:t>
+      </w:r>
+    </w:p>
+    <w:p>
+      <w:pPr>
+        <w:pStyle w:val="Heading1"/>
+      </w:pPr>
+      <w:r>
+        <w:t>16. W5 · Design a revealing permission test</w:t>
+      </w:r>
+    </w:p>
+    <w:p>
+      <w:r>
+        <w:t>Predict a denied call before any attempted execution.</w:t>
+      </w:r>
+    </w:p>
+    <w:p>
+      <w:pPr>
+        <w:pStyle w:val="Heading2"/>
+      </w:pPr>
+      <w:r>
+        <w:t>Your evidence record</w:t>
+      </w:r>
+    </w:p>
+    <w:p>
+      <w:pPr>
+        <w:pStyle w:val="ListBullet"/>
+      </w:pPr>
+      <w:r>
+        <w:t>Main W2 policy: reporting assistant may lookup public-room records only; no writes, messages or teacher-note access. Separate picture token allows read on catalogue R2,R5 only; no writes. Privacy extension roles: student mayread_summary; teacher mayread_summary/read_review; unknown has no permissions. These policies use different resources; do not combine them.</w:t>
+      </w:r>
+    </w:p>
+    <w:p>
+      <w:pPr>
+        <w:pStyle w:val="ListBullet"/>
+      </w:pPr>
+      <w:r>
+        <w:t>For the worked scenario, propose one additional case that could reveal a failure, describe its expected outcome before running it, and explain what would need to remain fixed for a fair comparison. Do not reuse W4 as a new final test after receiving feedback.</w:t>
+      </w:r>
+    </w:p>
+    <w:p>
       <w:pPr>
         <w:pStyle w:val="Heading3"/>
       </w:pPr>
       <w:r>
-        <w:t>Text as Pieces</w:t>
-      </w:r>
-    </w:p>
-    <w:p>
-      <w:pPr>
-        <w:spacing w:line="336" w:lineRule="auto" w:after="180"/>
-      </w:pPr>
-      <w:r>
-        <w:rPr>
-          <w:b w:val="0"/>
-        </w:rPr>
-        <w:t>Without opening the old lesson, explain one key idea from Text as Pieces. Give an example and a mistake that the idea helps you avoid.</w:t>
+        <w:t>My reasoning and evidence</w:t>
+      </w:r>
+    </w:p>
+    <w:p>
+      <w:r>
+        <w:t>________________________________________________________________</w:t>
+      </w:r>
+    </w:p>
+    <w:p>
+      <w:r>
+        <w:t>________________________________________________________________</w:t>
+      </w:r>
+    </w:p>
+    <w:p>
+      <w:r>
+        <w:t>________________________________________________________________</w:t>
+      </w:r>
+    </w:p>
+    <w:p>
+      <w:r>
+        <w:t>________________________________________________________________</w:t>
+      </w:r>
+    </w:p>
+    <w:p>
+      <w:r>
+        <w:t>________________________________________________________________</w:t>
+      </w:r>
+    </w:p>
+    <w:p>
+      <w:r>
+        <w:t>________________________________________________________________</w:t>
+      </w:r>
+    </w:p>
+    <w:p>
+      <w:r>
+        <w:t>________________________________________________________________</w:t>
+      </w:r>
+    </w:p>
+    <w:p>
+      <w:pPr>
+        <w:pStyle w:val="Heading1"/>
+      </w:pPr>
+      <w:r>
+        <w:t>04. W4 · Decide inventory calls independently</w:t>
+      </w:r>
+    </w:p>
+    <w:p>
+      <w:r>
+        <w:t>Keep the first attempt before hints.</w:t>
+      </w:r>
+    </w:p>
+    <w:p>
+      <w:pPr>
+        <w:pStyle w:val="Heading2"/>
+      </w:pPr>
+      <w:r>
+        <w:t>Your evidence record</w:t>
+      </w:r>
+    </w:p>
+    <w:p>
+      <w:pPr>
+        <w:pStyle w:val="ListBullet"/>
+      </w:pPr>
+      <w:r>
+        <w:t>For the independent inventory task, use only its stated read scope on A and B; it is a separate policy from both worked examples. Assume the caller holds that trusted scope for this paper check. Judge each call before execution, and do not infer correctness of a returned record from permission alone.</w:t>
+      </w:r>
+    </w:p>
+    <w:p>
+      <w:pPr>
+        <w:pStyle w:val="ListBullet"/>
+      </w:pPr>
+      <w:r>
+        <w:t>Scope allows read inventory items A, B. Calls read A, read C, write B. Decide.</w:t>
       </w:r>
     </w:p>
     <w:p>
@@ -152,7 +544,7 @@
         <w:pStyle w:val="Heading3"/>
       </w:pPr>
       <w:r>
-        <w:t>My remembered idea, example and correction</w:t>
+        <w:t>My independent explanation, trace and limits</w:t>
       </w:r>
     </w:p>
     <w:p>
@@ -171,139 +563,92 @@
       </w:r>
     </w:p>
     <w:p>
+      <w:r>
+        <w:t>________________________________________________________________</w:t>
+      </w:r>
+    </w:p>
+    <w:p>
+      <w:r>
+        <w:t>________________________________________________________________</w:t>
+      </w:r>
+    </w:p>
+    <w:p>
+      <w:r>
+        <w:t>________________________________________________________________</w:t>
+      </w:r>
+    </w:p>
+    <w:p>
+      <w:r>
+        <w:t>________________________________________________________________</w:t>
+      </w:r>
+    </w:p>
+    <w:p>
+      <w:pPr>
+        <w:pStyle w:val="ListBullet"/>
+      </w:pPr>
+      <w:r>
+        <w:t>Attempt this case before feedback. Record any help. Earlier examples below are further practice; a case already practised with feedback cannot establish fresh transfer.</w:t>
+      </w:r>
+    </w:p>
+    <w:p>
+      <w:pPr>
+        <w:pStyle w:val="Heading2"/>
+      </w:pPr>
+      <w:r>
+        <w:t>Earlier wording, alternatives and picture transcripts · reference / check after trying</w:t>
+      </w:r>
+    </w:p>
+    <w:p>
+      <w:pPr>
+        <w:pStyle w:val="Heading3"/>
+      </w:pPr>
+      <w:r>
+        <w:t>Independent case: Apply a new case independently</w:t>
+      </w:r>
+    </w:p>
+    <w:p>
       <w:pPr>
         <w:pStyle w:val="Heading1"/>
       </w:pPr>
       <w:r>
-        <w:t>02. Practise with fading help</w:t>
-      </w:r>
-    </w:p>
-    <w:p>
-      <w:r>
-        <w:t>Complete the supported Permissions and Human Review trace and record the first step you can explain without help.</w:t>
-      </w:r>
-    </w:p>
-    <w:p>
-      <w:pPr>
-        <w:spacing w:line="336" w:lineRule="auto" w:after="180"/>
-      </w:pPr>
-      <w:r>
-        <w:rPr>
-          <w:b w:val="0"/>
-        </w:rPr>
-        <w:t xml:space="preserve">Use W2: Trace the worked case for </w:t>
-      </w:r>
-      <w:r>
-        <w:rPr>
-          <w:b/>
-        </w:rPr>
-        <w:t>Least privilege</w:t>
-      </w:r>
-      <w:r>
-        <w:rPr>
-          <w:b w:val="0"/>
-        </w:rPr>
-        <w:t xml:space="preserve"> and tool scopes. Record the answer once; the lesson and workbook refer to the same attempt.</w:t>
-      </w:r>
-    </w:p>
-    <w:tbl>
-      <w:tblPr>
-        <w:tblStyle w:val="LightShading-Accent1"/>
-        <w:tblW w:type="auto" w:w="0"/>
-        <w:tblLook w:firstColumn="1" w:firstRow="1" w:lastColumn="0" w:lastRow="0" w:noHBand="0" w:noVBand="1" w:val="04A0"/>
-      </w:tblPr>
-      <w:tblGrid>
-        <w:gridCol w:w="2556"/>
-        <w:gridCol w:w="2556"/>
-        <w:gridCol w:w="2556"/>
-        <w:gridCol w:w="2556"/>
-      </w:tblGrid>
-      <w:tr>
-        <w:trPr>
-          <w:tblHeader/>
-        </w:trPr>
-        <w:tc>
-          <w:tcPr>
-            <w:tcW w:type="dxa" w:w="2556"/>
-          </w:tcPr>
-          <w:p>
-            <w:r>
-              <w:t>Given inputs</w:t>
-            </w:r>
-          </w:p>
-        </w:tc>
-        <w:tc>
-          <w:tcPr>
-            <w:tcW w:type="dxa" w:w="2556"/>
-          </w:tcPr>
-          <w:p>
-            <w:r>
-              <w:t>Procedure I chose</w:t>
-            </w:r>
-          </w:p>
-        </w:tc>
-        <w:tc>
-          <w:tcPr>
-            <w:tcW w:type="dxa" w:w="2556"/>
-          </w:tcPr>
-          <w:p>
-            <w:r>
-              <w:t>Middle steps</w:t>
-            </w:r>
-          </w:p>
-        </w:tc>
-        <w:tc>
-          <w:tcPr>
-            <w:tcW w:type="dxa" w:w="2556"/>
-          </w:tcPr>
-          <w:p>
-            <w:r>
-              <w:t>Result and check</w:t>
-            </w:r>
-          </w:p>
-        </w:tc>
-      </w:tr>
-      <w:tr>
-        <w:tc>
-          <w:tcPr>
-            <w:tcW w:type="dxa" w:w="2556"/>
-          </w:tcPr>
-          <w:p>
-            <w:r/>
-          </w:p>
-        </w:tc>
-        <w:tc>
-          <w:tcPr>
-            <w:tcW w:type="dxa" w:w="2556"/>
-          </w:tcPr>
-          <w:p>
-            <w:r/>
-          </w:p>
-        </w:tc>
-        <w:tc>
-          <w:tcPr>
-            <w:tcW w:type="dxa" w:w="2556"/>
-          </w:tcPr>
-          <w:p>
-            <w:r/>
-          </w:p>
-        </w:tc>
-        <w:tc>
-          <w:tcPr>
-            <w:tcW w:type="dxa" w:w="2556"/>
-          </w:tcPr>
-          <w:p>
-            <w:r/>
-          </w:p>
-        </w:tc>
-      </w:tr>
-    </w:tbl>
+        <w:t>09. Project · Keep the decision and evidence</w:t>
+      </w:r>
+    </w:p>
+    <w:p>
+      <w:r>
+        <w:t>Extend the existing project record.</w:t>
+      </w:r>
+    </w:p>
+    <w:p>
+      <w:pPr>
+        <w:pStyle w:val="Heading2"/>
+      </w:pPr>
+      <w:r>
+        <w:t>Your evidence record</w:t>
+      </w:r>
+    </w:p>
+    <w:p>
+      <w:pPr>
+        <w:pStyle w:val="ListBullet"/>
+      </w:pPr>
+      <w:r>
+        <w:t>The recommender may suggest and explain; people decide, borrow, purchase, or share data.</w:t>
+      </w:r>
+    </w:p>
+    <w:p>
+      <w:pPr>
+        <w:pStyle w:val="ListBullet"/>
+      </w:pPr>
+      <w:r>
+        <w:t>The project change and evidence I will keep</w:t>
+      </w:r>
+    </w:p>
     <w:p>
       <w:pPr>
         <w:pStyle w:val="Heading3"/>
       </w:pPr>
       <w:r>
-        <w:t>The step I completed without help, and the hint I needed</w:t>
+        <w:t>Write or draw your reasoning and evidence.</w:t>
       </w:r>
     </w:p>
     <w:p>
@@ -322,1456 +667,34 @@
       </w:r>
     </w:p>
     <w:p>
+      <w:r>
+        <w:t>________________________________________________________________</w:t>
+      </w:r>
+    </w:p>
+    <w:p>
+      <w:r>
+        <w:t>________________________________________________________________</w:t>
+      </w:r>
+    </w:p>
+    <w:p>
       <w:pPr>
         <w:pStyle w:val="Heading1"/>
       </w:pPr>
       <w:r>
-        <w:t>03. Individual reasoning check</w:t>
-      </w:r>
-    </w:p>
-    <w:p>
-      <w:r>
-        <w:t>Check the proposed Permissions and Human Review explanation against the supplied facts before discussing it.</w:t>
-      </w:r>
-    </w:p>
-    <w:p>
-      <w:pPr>
-        <w:spacing w:line="336" w:lineRule="auto" w:after="180"/>
-      </w:pPr>
-      <w:r>
-        <w:rPr>
-          <w:b w:val="0"/>
-        </w:rPr>
-        <w:t xml:space="preserve">Use the worked case for </w:t>
-      </w:r>
-      <w:r>
-        <w:rPr>
-          <w:b/>
-        </w:rPr>
-        <w:t>Least privilege</w:t>
-      </w:r>
-      <w:r>
-        <w:rPr>
-          <w:b w:val="0"/>
-        </w:rPr>
-        <w:t xml:space="preserve"> and tool scopes. Proposed explanation: “The worked result establishes every future case”. Decide whether this explanation is supported.</w:t>
-      </w:r>
-    </w:p>
-    <w:p>
-      <w:pPr>
-        <w:spacing w:line="336" w:lineRule="auto" w:after="180"/>
-      </w:pPr>
-      <w:r>
-        <w:rPr>
-          <w:b w:val="0"/>
-        </w:rPr>
-        <w:t>Point to the step or supplied fact that decides; explain your repair if needed.</w:t>
-      </w:r>
-    </w:p>
-    <w:p>
-      <w:pPr>
-        <w:pStyle w:val="Heading3"/>
-      </w:pPr>
-      <w:r>
-        <w:t>My explanation before partner discussion</w:t>
-      </w:r>
-    </w:p>
-    <w:p>
-      <w:r>
-        <w:t>________________________________________________________________</w:t>
-      </w:r>
-    </w:p>
-    <w:p>
-      <w:r>
-        <w:t>________________________________________________________________</w:t>
-      </w:r>
-    </w:p>
-    <w:p>
-      <w:r>
-        <w:t>________________________________________________________________</w:t>
-      </w:r>
-    </w:p>
-    <w:p>
-      <w:r>
-        <w:t>________________________________________________________________</w:t>
-      </w:r>
-    </w:p>
-    <w:p>
-      <w:pPr>
-        <w:pStyle w:val="Heading1"/>
-      </w:pPr>
-      <w:r>
-        <w:t>04. Independent transfer case</w:t>
-      </w:r>
-    </w:p>
-    <w:p>
-      <w:r>
-        <w:t>Write one first attempt at the reserved independent case before feedback. Repeated copies of that case refer to the same recorded attempt.</w:t>
-      </w:r>
-    </w:p>
-    <w:p>
-      <w:pPr>
-        <w:pStyle w:val="Heading3"/>
-      </w:pPr>
-      <w:r>
-        <w:t>Independent case: Apply a new case independently</w:t>
-      </w:r>
-    </w:p>
-    <w:p>
-      <w:pPr>
-        <w:spacing w:line="336" w:lineRule="auto" w:after="180"/>
-      </w:pPr>
-      <w:r>
-        <w:rPr>
-          <w:b w:val="0"/>
-        </w:rPr>
-        <w:t>Scope allows read inventory items A, B. Calls read A, read C, write B. Decide.</w:t>
-      </w:r>
-    </w:p>
-    <w:p>
-      <w:pPr>
-        <w:pStyle w:val="Heading3"/>
-      </w:pPr>
-      <w:r>
-        <w:t>My independent explanation, trace and limits</w:t>
-      </w:r>
-    </w:p>
-    <w:p>
-      <w:r>
-        <w:t>________________________________________________________________</w:t>
-      </w:r>
-    </w:p>
-    <w:p>
-      <w:r>
-        <w:t>________________________________________________________________</w:t>
-      </w:r>
-    </w:p>
-    <w:p>
-      <w:r>
-        <w:t>________________________________________________________________</w:t>
-      </w:r>
-    </w:p>
-    <w:p>
-      <w:r>
-        <w:t>________________________________________________________________</w:t>
-      </w:r>
-    </w:p>
-    <w:p>
-      <w:r>
-        <w:t>________________________________________________________________</w:t>
-      </w:r>
-    </w:p>
-    <w:p>
-      <w:r>
-        <w:t>________________________________________________________________</w:t>
-      </w:r>
-    </w:p>
-    <w:p>
-      <w:r>
-        <w:t>________________________________________________________________</w:t>
-      </w:r>
-    </w:p>
-    <w:p>
-      <w:pPr>
-        <w:spacing w:line="336" w:lineRule="auto" w:after="180"/>
-      </w:pPr>
-      <w:r>
-        <w:rPr>
-          <w:b w:val="0"/>
-        </w:rPr>
-        <w:t>Attempt this case before feedback. Record any help. Earlier examples below are further practice; a case already practised with feedback cannot establish fresh transfer.</w:t>
-      </w:r>
-    </w:p>
-    <w:p>
-      <w:pPr>
-        <w:pStyle w:val="Heading1"/>
-      </w:pPr>
-      <w:r>
-        <w:t>05. Your learning target</w:t>
-      </w:r>
-    </w:p>
-    <w:p>
-      <w:r>
-        <w:t>Connect the Permissions and Human Review target to a trace and a justified conclusion.</w:t>
-      </w:r>
-    </w:p>
-    <w:p>
-      <w:pPr>
-        <w:spacing w:line="336" w:lineRule="auto" w:after="180"/>
-      </w:pPr>
-      <w:r>
-        <w:rPr>
-          <w:b w:val="0"/>
-        </w:rPr>
-        <w:t>A teacher approves posting version 1 to a class board. The assistant changes the text and destination to a public board. Does the old approval cover the new action? Define what must be reviewed.</w:t>
-      </w:r>
-    </w:p>
-    <w:p>
-      <w:pPr>
-        <w:pStyle w:val="Heading1"/>
-      </w:pPr>
-      <w:r>
-        <w:t>06. Solve the given case</w:t>
-      </w:r>
-    </w:p>
-    <w:p>
-      <w:r>
-        <w:t>Solve the supplied Permissions and Human Review case and show the deciding evidence.</w:t>
-      </w:r>
-    </w:p>
-    <w:p>
-      <w:pPr>
-        <w:spacing w:line="336" w:lineRule="auto" w:after="180"/>
-      </w:pPr>
-      <w:r>
-        <w:rPr>
-          <w:b w:val="0"/>
-        </w:rPr>
-        <w:t>Posting a recommendation requires teacher review.</w:t>
-      </w:r>
-    </w:p>
-    <w:p>
-      <w:pPr>
-        <w:spacing w:line="336" w:lineRule="auto" w:after="180"/>
-      </w:pPr>
-      <w:r>
-        <w:rPr>
-          <w:b w:val="0"/>
-        </w:rPr>
-        <w:t xml:space="preserve">Place the </w:t>
-      </w:r>
-      <w:r>
-        <w:rPr>
-          <w:b/>
-        </w:rPr>
-        <w:t>approval gate</w:t>
-      </w:r>
-      <w:r>
-        <w:rPr>
-          <w:b w:val="0"/>
-        </w:rPr>
-        <w:t>.</w:t>
-      </w:r>
-    </w:p>
-    <w:p>
-      <w:pPr>
-        <w:spacing w:line="336" w:lineRule="auto" w:after="180"/>
-      </w:pPr>
-      <w:r>
-        <w:rPr>
-          <w:b w:val="0"/>
-        </w:rPr>
-        <w:t xml:space="preserve">Show your trace, calculation or </w:t>
-      </w:r>
-      <w:r>
-        <w:rPr>
-          <w:b/>
-        </w:rPr>
-        <w:t>evidence</w:t>
-      </w:r>
-    </w:p>
-    <w:p>
-      <w:pPr>
-        <w:pStyle w:val="Heading3"/>
-      </w:pPr>
-      <w:r>
-        <w:t>Write or draw your reasoning and evidence.</w:t>
-      </w:r>
-    </w:p>
-    <w:p>
-      <w:r>
-        <w:t>________________________________________________________________</w:t>
-      </w:r>
-    </w:p>
-    <w:p>
-      <w:r>
-        <w:t>________________________________________________________________</w:t>
-      </w:r>
-    </w:p>
-    <w:p>
-      <w:r>
-        <w:t>________________________________________________________________</w:t>
-      </w:r>
-    </w:p>
-    <w:p>
-      <w:r>
-        <w:t>________________________________________________________________</w:t>
-      </w:r>
-    </w:p>
-    <w:p>
-      <w:r>
-        <w:t>________________________________________________________________</w:t>
-      </w:r>
-    </w:p>
-    <w:p>
-      <w:pPr>
-        <w:pStyle w:val="Heading1"/>
-      </w:pPr>
-      <w:r>
-        <w:t>07. Check a changed case</w:t>
-      </w:r>
-    </w:p>
-    <w:p>
-      <w:r>
-        <w:t>Apply the procedure to the changed case and record why the conclusion follows.</w:t>
-      </w:r>
-    </w:p>
-    <w:p>
-      <w:pPr>
-        <w:spacing w:line="336" w:lineRule="auto" w:after="180"/>
-      </w:pPr>
-      <w:r>
-        <w:rPr>
-          <w:b w:val="0"/>
-        </w:rPr>
-        <w:t>A teacher allows a tool to draft a message but forbids sending. The draft is correct. May the agent send it? Explain the boundary.</w:t>
-      </w:r>
-    </w:p>
-    <w:p>
-      <w:pPr>
-        <w:spacing w:line="336" w:lineRule="auto" w:after="180"/>
-      </w:pPr>
-      <w:r>
-        <w:rPr>
-          <w:b w:val="0"/>
-        </w:rPr>
-        <w:t>My independent answer and reason</w:t>
-      </w:r>
-    </w:p>
-    <w:p>
-      <w:pPr>
-        <w:pStyle w:val="Heading3"/>
-      </w:pPr>
-      <w:r>
-        <w:t>Write or draw your reasoning and evidence.</w:t>
-      </w:r>
-    </w:p>
-    <w:p>
-      <w:r>
-        <w:t>________________________________________________________________</w:t>
-      </w:r>
-    </w:p>
-    <w:p>
-      <w:r>
-        <w:t>________________________________________________________________</w:t>
-      </w:r>
-    </w:p>
-    <w:p>
-      <w:r>
-        <w:t>________________________________________________________________</w:t>
-      </w:r>
-    </w:p>
-    <w:p>
-      <w:r>
-        <w:t>________________________________________________________________</w:t>
-      </w:r>
-    </w:p>
-    <w:p>
-      <w:r>
-        <w:t>________________________________________________________________</w:t>
-      </w:r>
-    </w:p>
-    <w:p>
-      <w:pPr>
-        <w:pStyle w:val="Heading3"/>
-      </w:pPr>
-      <w:r>
-        <w:t>Week 31 Test and reflect</w:t>
-      </w:r>
-    </w:p>
-    <w:p>
-      <w:pPr>
-        <w:pStyle w:val="Heading1"/>
-      </w:pPr>
-      <w:r>
-        <w:t>08. Design a revealing test</w:t>
-      </w:r>
-    </w:p>
-    <w:p>
-      <w:r>
-        <w:t>Specify a changed input, expected result and observation separately.</w:t>
-      </w:r>
-    </w:p>
-    <w:p>
-      <w:pPr>
-        <w:spacing w:line="336" w:lineRule="auto" w:after="180"/>
-      </w:pPr>
-      <w:r>
-        <w:rPr>
-          <w:b w:val="0"/>
-        </w:rPr>
-        <w:t xml:space="preserve">Create a changed </w:t>
-      </w:r>
-      <w:r>
-        <w:rPr>
-          <w:b/>
-        </w:rPr>
-        <w:t>input</w:t>
-      </w:r>
-      <w:r>
-        <w:rPr>
-          <w:b w:val="0"/>
-        </w:rPr>
-        <w:t>, boundary case or missing-information case. Write the expected answer or safe response before testing.</w:t>
-      </w:r>
-    </w:p>
-    <w:tbl>
-      <w:tblPr>
-        <w:tblStyle w:val="LightShading-Accent1"/>
-        <w:tblW w:type="auto" w:w="0"/>
-        <w:tblLook w:firstColumn="1" w:firstRow="1" w:lastColumn="0" w:lastRow="0" w:noHBand="0" w:noVBand="1" w:val="04A0"/>
-      </w:tblPr>
-      <w:tblGrid>
-        <w:gridCol w:w="5112"/>
-        <w:gridCol w:w="5112"/>
-      </w:tblGrid>
-      <w:tr>
-        <w:trPr>
-          <w:tblHeader/>
-        </w:trPr>
-        <w:tc>
-          <w:tcPr>
-            <w:tcW w:type="dxa" w:w="5112"/>
-          </w:tcPr>
-          <w:p>
-            <w:r>
-              <w:t>Test record</w:t>
-            </w:r>
-          </w:p>
-        </w:tc>
-        <w:tc>
-          <w:tcPr>
-            <w:tcW w:type="dxa" w:w="5112"/>
-          </w:tcPr>
-          <w:p>
-            <w:r>
-              <w:t>My evidence</w:t>
-            </w:r>
-          </w:p>
-        </w:tc>
-      </w:tr>
-      <w:tr>
-        <w:tc>
-          <w:tcPr>
-            <w:tcW w:type="dxa" w:w="5112"/>
-          </w:tcPr>
-          <w:p>
-            <w:r>
-              <w:t>Changed input or condition</w:t>
-            </w:r>
-          </w:p>
-        </w:tc>
-        <w:tc>
-          <w:tcPr>
-            <w:tcW w:type="dxa" w:w="5112"/>
-          </w:tcPr>
-          <w:p>
-            <w:r/>
-          </w:p>
-        </w:tc>
-      </w:tr>
-      <w:tr>
-        <w:tc>
-          <w:tcPr>
-            <w:tcW w:type="dxa" w:w="5112"/>
-          </w:tcPr>
-          <w:p>
-            <w:r>
-              <w:t>Expected answer or fallback</w:t>
-            </w:r>
-          </w:p>
-        </w:tc>
-        <w:tc>
-          <w:tcPr>
-            <w:tcW w:type="dxa" w:w="5112"/>
-          </w:tcPr>
-          <w:p>
-            <w:r/>
-          </w:p>
-        </w:tc>
-      </w:tr>
-      <w:tr>
-        <w:tc>
-          <w:tcPr>
-            <w:tcW w:type="dxa" w:w="5112"/>
-          </w:tcPr>
-          <w:p>
-            <w:r>
-              <w:t>Observed result</w:t>
-            </w:r>
-          </w:p>
-        </w:tc>
-        <w:tc>
-          <w:tcPr>
-            <w:tcW w:type="dxa" w:w="5112"/>
-          </w:tcPr>
-          <w:p>
-            <w:r/>
-          </w:p>
-        </w:tc>
-      </w:tr>
-      <w:tr>
-        <w:tc>
-          <w:tcPr>
-            <w:tcW w:type="dxa" w:w="5112"/>
-          </w:tcPr>
-          <w:p>
-            <w:r>
-              <w:t>Why the result occurred</w:t>
-            </w:r>
-          </w:p>
-        </w:tc>
-        <w:tc>
-          <w:tcPr>
-            <w:tcW w:type="dxa" w:w="5112"/>
-          </w:tcPr>
-          <w:p>
-            <w:r/>
-          </w:p>
-        </w:tc>
-      </w:tr>
-    </w:tbl>
-    <w:p>
-      <w:pPr>
-        <w:pStyle w:val="Heading1"/>
-      </w:pPr>
-      <w:r>
-        <w:t>09. Project checkpoint</w:t>
-      </w:r>
-    </w:p>
-    <w:p>
-      <w:r>
-        <w:t>Justify what Permissions and Human Review adds to Transparent Book Recommender and keep the evidence.</w:t>
-      </w:r>
-    </w:p>
-    <w:p>
-      <w:pPr>
-        <w:spacing w:line="336" w:lineRule="auto" w:after="180"/>
-      </w:pPr>
-      <w:r>
-        <w:rPr>
-          <w:b w:val="0"/>
-        </w:rPr>
-        <w:t>The recommender may suggest and explain; people decide, borrow, purchase, or share data.</w:t>
-      </w:r>
-    </w:p>
-    <w:p>
-      <w:pPr>
-        <w:spacing w:line="336" w:lineRule="auto" w:after="180"/>
-      </w:pPr>
-      <w:r>
-        <w:rPr>
-          <w:b w:val="0"/>
-        </w:rPr>
-        <w:t xml:space="preserve">The project change and </w:t>
-      </w:r>
-      <w:r>
-        <w:rPr>
-          <w:b/>
-        </w:rPr>
-        <w:t>evidence</w:t>
-      </w:r>
-      <w:r>
-        <w:rPr>
-          <w:b w:val="0"/>
-        </w:rPr>
-        <w:t xml:space="preserve"> I will keep</w:t>
-      </w:r>
-    </w:p>
-    <w:p>
-      <w:pPr>
-        <w:pStyle w:val="Heading3"/>
-      </w:pPr>
-      <w:r>
-        <w:t>Write or draw your reasoning and evidence.</w:t>
-      </w:r>
-    </w:p>
-    <w:p>
-      <w:r>
-        <w:t>________________________________________________________________</w:t>
-      </w:r>
-    </w:p>
-    <w:p>
-      <w:r>
-        <w:t>________________________________________________________________</w:t>
-      </w:r>
-    </w:p>
-    <w:p>
-      <w:r>
-        <w:t>________________________________________________________________</w:t>
-      </w:r>
-    </w:p>
-    <w:p>
-      <w:r>
-        <w:t>________________________________________________________________</w:t>
-      </w:r>
-    </w:p>
-    <w:p>
-      <w:r>
-        <w:t>________________________________________________________________</w:t>
-      </w:r>
-    </w:p>
-    <w:p>
-      <w:pPr>
-        <w:pStyle w:val="Heading1"/>
-      </w:pPr>
-      <w:r>
-        <w:t>10. Self check</w:t>
-      </w:r>
-    </w:p>
-    <w:p>
-      <w:r>
-        <w:t>Judge explanation, evidence, transfer and limits separately; attach the work behind your judgement.</w:t>
-      </w:r>
-    </w:p>
-    <w:p>
-      <w:pPr>
-        <w:pStyle w:val="ListBullet"/>
-      </w:pPr>
-      <w:r>
-        <w:t>I can explain the mechanism.</w:t>
-      </w:r>
-    </w:p>
-    <w:p>
-      <w:pPr>
-        <w:pStyle w:val="ListBullet"/>
-      </w:pPr>
-      <w:r>
-        <w:t>I can show evidence.</w:t>
-      </w:r>
-    </w:p>
-    <w:p>
-      <w:pPr>
-        <w:pStyle w:val="ListBullet"/>
-      </w:pPr>
-      <w:r>
-        <w:t>I can handle a changed case.</w:t>
-      </w:r>
-    </w:p>
-    <w:p>
-      <w:pPr>
-        <w:pStyle w:val="ListBullet"/>
-      </w:pPr>
-      <w:r>
-        <w:t>I can name a limit.</w:t>
-      </w:r>
-    </w:p>
-    <w:p>
-      <w:r>
-        <w:t>Mark each as not yet, with help or independently, and attach supporting work.</w:t>
-      </w:r>
-    </w:p>
-    <w:p>
-      <w:pPr>
-        <w:spacing w:line="336" w:lineRule="auto" w:after="180"/>
-      </w:pPr>
-      <w:r>
-        <w:rPr>
-          <w:b w:val="0"/>
-        </w:rPr>
-        <w:t>Teacher review ____________________  Next step ____________________</w:t>
-      </w:r>
-    </w:p>
-    <w:p>
-      <w:pPr>
-        <w:pStyle w:val="Heading1"/>
-      </w:pPr>
-      <w:r>
-        <w:t>11. Transfer practice from the original programme</w:t>
-      </w:r>
-    </w:p>
-    <w:p>
-      <w:r>
-        <w:t>Use this earlier case as transfer practice. A case already discussed with feedback is not fresh assessment evidence.</w:t>
-      </w:r>
-    </w:p>
-    <w:p>
-      <w:pPr>
-        <w:spacing w:line="336" w:lineRule="auto" w:after="180"/>
-      </w:pPr>
-      <w:r>
-        <w:rPr>
-          <w:b w:val="0"/>
-        </w:rPr>
-        <w:t>A teacher approves posting version 1 to a class board. The assistant changes the text and destination to a public board. Does the old approval cover the new action? Define what must be reviewed.</w:t>
-      </w:r>
-    </w:p>
-    <w:p>
-      <w:pPr>
-        <w:pStyle w:val="Heading3"/>
-      </w:pPr>
-      <w:r>
-        <w:t>My independently reasoned answer</w:t>
-      </w:r>
-    </w:p>
-    <w:p>
-      <w:r>
-        <w:t>________________________________________________________________</w:t>
-      </w:r>
-    </w:p>
-    <w:p>
-      <w:r>
-        <w:t>________________________________________________________________</w:t>
-      </w:r>
-    </w:p>
-    <w:p>
-      <w:r>
-        <w:t>________________________________________________________________</w:t>
-      </w:r>
-    </w:p>
-    <w:p>
-      <w:r>
-        <w:t>________________________________________________________________</w:t>
-      </w:r>
-    </w:p>
-    <w:p>
-      <w:r>
-        <w:t>________________________________________________________________</w:t>
-      </w:r>
-    </w:p>
-    <w:p>
-      <w:r>
-        <w:t>________________________________________________________________</w:t>
-      </w:r>
-    </w:p>
-    <w:p>
-      <w:r>
-        <w:t>________________________________________________________________</w:t>
-      </w:r>
-    </w:p>
-    <w:p>
-      <w:pPr>
-        <w:spacing w:line="336" w:lineRule="auto" w:after="180"/>
-      </w:pPr>
-      <w:r>
-        <w:rPr>
-          <w:b w:val="0"/>
-        </w:rPr>
-        <w:t>Record support used: none, hint or teacher explanation.</w:t>
-      </w:r>
-    </w:p>
-    <w:p>
-      <w:pPr>
-        <w:pStyle w:val="Heading1"/>
-      </w:pPr>
-      <w:r>
-        <w:t>12. W1 Explain the mechanism</w:t>
-      </w:r>
-    </w:p>
-    <w:p>
-      <w:r>
-        <w:t>Explain the mechanism. Apply the supplied Permissions and Human Review facts and keep your reasoning.</w:t>
-      </w:r>
-    </w:p>
-    <w:p>
-      <w:pPr>
-        <w:spacing w:line="336" w:lineRule="auto" w:after="180"/>
-      </w:pPr>
-      <w:r>
-        <w:rPr>
-          <w:b w:val="0"/>
-        </w:rPr>
-        <w:t xml:space="preserve">Explain the weekly </w:t>
-      </w:r>
-      <w:r>
-        <w:rPr>
-          <w:b/>
-        </w:rPr>
-        <w:t>mechanism</w:t>
-      </w:r>
-      <w:r>
-        <w:rPr>
-          <w:b w:val="0"/>
-        </w:rPr>
-        <w:t xml:space="preserve"> in your own words. Use the worked scenario to name its </w:t>
-      </w:r>
-      <w:r>
-        <w:rPr>
-          <w:b/>
-        </w:rPr>
-        <w:t>input</w:t>
-      </w:r>
-      <w:r>
-        <w:rPr>
-          <w:b w:val="0"/>
-        </w:rPr>
-        <w:t xml:space="preserve">, decision rule and </w:t>
-      </w:r>
-      <w:r>
-        <w:rPr>
-          <w:b/>
-        </w:rPr>
-        <w:t>output</w:t>
-      </w:r>
-      <w:r>
-        <w:rPr>
-          <w:b w:val="0"/>
-        </w:rPr>
-        <w:t>.</w:t>
-      </w:r>
-    </w:p>
-    <w:p>
-      <w:pPr>
-        <w:pStyle w:val="Heading3"/>
-      </w:pPr>
-      <w:r>
-        <w:t>My reasoning and evidence</w:t>
-      </w:r>
-    </w:p>
-    <w:p>
-      <w:r>
-        <w:t>________________________________________________________________</w:t>
-      </w:r>
-    </w:p>
-    <w:p>
-      <w:r>
-        <w:t>________________________________________________________________</w:t>
-      </w:r>
-    </w:p>
-    <w:p>
-      <w:r>
-        <w:t>________________________________________________________________</w:t>
-      </w:r>
-    </w:p>
-    <w:p>
-      <w:r>
-        <w:t>________________________________________________________________</w:t>
-      </w:r>
-    </w:p>
-    <w:p>
-      <w:r>
-        <w:t>________________________________________________________________</w:t>
-      </w:r>
-    </w:p>
-    <w:p>
-      <w:r>
-        <w:t>________________________________________________________________</w:t>
-      </w:r>
-    </w:p>
-    <w:p>
-      <w:pPr>
-        <w:pStyle w:val="Heading1"/>
-      </w:pPr>
-      <w:r>
-        <w:t>13. W2 Trace the worked case</w:t>
-      </w:r>
-    </w:p>
-    <w:p>
-      <w:r>
-        <w:t>Trace the worked case. Apply the supplied Permissions and Human Review facts and keep your reasoning.</w:t>
-      </w:r>
-    </w:p>
-    <w:p>
-      <w:pPr>
-        <w:spacing w:line="336" w:lineRule="auto" w:after="180"/>
-      </w:pPr>
-      <w:r>
-        <w:rPr>
-          <w:b w:val="0"/>
-        </w:rPr>
-        <w:t>Tool token permits lookup(public-room). A proposed call writes teacher notes. Show the intermediate steps and give the conclusion with its scope.</w:t>
-      </w:r>
-    </w:p>
-    <w:p>
-      <w:pPr>
-        <w:pStyle w:val="Heading3"/>
-      </w:pPr>
-      <w:r>
-        <w:t>My reasoning and evidence</w:t>
-      </w:r>
-    </w:p>
-    <w:p>
-      <w:r>
-        <w:t>________________________________________________________________</w:t>
-      </w:r>
-    </w:p>
-    <w:p>
-      <w:r>
-        <w:t>________________________________________________________________</w:t>
-      </w:r>
-    </w:p>
-    <w:p>
-      <w:r>
-        <w:t>________________________________________________________________</w:t>
-      </w:r>
-    </w:p>
-    <w:p>
-      <w:r>
-        <w:t>________________________________________________________________</w:t>
-      </w:r>
-    </w:p>
-    <w:p>
-      <w:r>
-        <w:t>________________________________________________________________</w:t>
-      </w:r>
-    </w:p>
-    <w:p>
-      <w:r>
-        <w:t>________________________________________________________________</w:t>
-      </w:r>
-    </w:p>
-    <w:p>
-      <w:r>
-        <w:t>________________________________________________________________</w:t>
-      </w:r>
-    </w:p>
-    <w:p>
-      <w:pPr>
-        <w:pStyle w:val="Heading1"/>
-      </w:pPr>
-      <w:r>
-        <w:t>14. W3 Audit the limit</w:t>
-      </w:r>
-    </w:p>
-    <w:p>
-      <w:r>
-        <w:t>Audit the limit. Apply the supplied Permissions and Human Review facts and keep your reasoning.</w:t>
-      </w:r>
-    </w:p>
-    <w:p>
-      <w:pPr>
-        <w:spacing w:line="336" w:lineRule="auto" w:after="180"/>
-      </w:pPr>
-      <w:r>
-        <w:rPr>
-          <w:b w:val="0"/>
-        </w:rPr>
-        <w:t>A report omits this qualification: A generated plan cannot expand the token or actor scope. Explain how omitting it could change a reader's interpretation, and write an accurate replacement.</w:t>
-      </w:r>
-    </w:p>
-    <w:p>
-      <w:pPr>
-        <w:pStyle w:val="Heading3"/>
-      </w:pPr>
-      <w:r>
-        <w:t>My reasoning and evidence</w:t>
-      </w:r>
-    </w:p>
-    <w:p>
-      <w:r>
-        <w:t>________________________________________________________________</w:t>
-      </w:r>
-    </w:p>
-    <w:p>
-      <w:r>
-        <w:t>________________________________________________________________</w:t>
-      </w:r>
-    </w:p>
-    <w:p>
-      <w:r>
-        <w:t>________________________________________________________________</w:t>
-      </w:r>
-    </w:p>
-    <w:p>
-      <w:r>
-        <w:t>________________________________________________________________</w:t>
-      </w:r>
-    </w:p>
-    <w:p>
-      <w:r>
-        <w:t>________________________________________________________________</w:t>
-      </w:r>
-    </w:p>
-    <w:p>
-      <w:r>
-        <w:t>________________________________________________________________</w:t>
-      </w:r>
-    </w:p>
-    <w:p>
-      <w:pPr>
-        <w:pStyle w:val="Heading1"/>
-      </w:pPr>
-      <w:r>
-        <w:t>15. W4 Apply a new case independently</w:t>
-      </w:r>
-    </w:p>
-    <w:p>
-      <w:r>
-        <w:t>Attempt before feedback. If this repeats the selected independent case, reuse that first attempt; otherwise keep a separate record. Apply a new case independently. Apply the supplied Permissions and Human Review facts and keep your reasoning.</w:t>
-      </w:r>
-    </w:p>
-    <w:p>
-      <w:pPr>
-        <w:spacing w:line="336" w:lineRule="auto" w:after="180"/>
-      </w:pPr>
-      <w:r>
-        <w:rPr>
-          <w:b w:val="0"/>
-        </w:rPr>
-        <w:t>Scope allows read inventory items A, B. Calls read A, read C, write B. Decide.</w:t>
-      </w:r>
-    </w:p>
-    <w:p>
-      <w:pPr>
-        <w:pStyle w:val="Heading3"/>
-      </w:pPr>
-      <w:r>
-        <w:t>My reasoning and evidence</w:t>
-      </w:r>
-    </w:p>
-    <w:p>
-      <w:r>
-        <w:t>________________________________________________________________</w:t>
-      </w:r>
-    </w:p>
-    <w:p>
-      <w:r>
-        <w:t>________________________________________________________________</w:t>
-      </w:r>
-    </w:p>
-    <w:p>
-      <w:r>
-        <w:t>________________________________________________________________</w:t>
-      </w:r>
-    </w:p>
-    <w:p>
-      <w:r>
-        <w:t>________________________________________________________________</w:t>
-      </w:r>
-    </w:p>
-    <w:p>
-      <w:r>
-        <w:t>________________________________________________________________</w:t>
-      </w:r>
-    </w:p>
-    <w:p>
-      <w:r>
-        <w:t>________________________________________________________________</w:t>
-      </w:r>
-    </w:p>
-    <w:p>
-      <w:r>
-        <w:t>________________________________________________________________</w:t>
-      </w:r>
-    </w:p>
-    <w:p>
-      <w:r>
-        <w:t>________________________________________________________________</w:t>
-      </w:r>
-    </w:p>
-    <w:p>
-      <w:pPr>
-        <w:pStyle w:val="Heading1"/>
-      </w:pPr>
-      <w:r>
-        <w:t>16. W5 Design a revealing follow-up</w:t>
-      </w:r>
-    </w:p>
-    <w:p>
-      <w:r>
-        <w:t>Design a revealing follow-up. Apply the supplied Permissions and Human Review facts and keep your reasoning.</w:t>
-      </w:r>
-    </w:p>
-    <w:p>
-      <w:pPr>
-        <w:spacing w:line="336" w:lineRule="auto" w:after="180"/>
-      </w:pPr>
-      <w:r>
-        <w:rPr>
-          <w:b w:val="0"/>
-        </w:rPr>
-        <w:t>For the worked scenario, propose one additional case that could reveal a failure, describe its expected outcome before running it, and explain what would need to remain fixed for a fair comparison.</w:t>
-      </w:r>
-    </w:p>
-    <w:p>
-      <w:pPr>
-        <w:spacing w:line="336" w:lineRule="auto" w:after="180"/>
-      </w:pPr>
-      <w:r>
-        <w:rPr>
-          <w:b w:val="0"/>
-        </w:rPr>
-        <w:t>Do not reuse W4 as a new final test after receiving feedback.</w:t>
-      </w:r>
-    </w:p>
-    <w:p>
-      <w:pPr>
-        <w:pStyle w:val="Heading3"/>
-      </w:pPr>
-      <w:r>
-        <w:t>My reasoning and evidence</w:t>
-      </w:r>
-    </w:p>
-    <w:p>
-      <w:r>
-        <w:t>________________________________________________________________</w:t>
-      </w:r>
-    </w:p>
-    <w:p>
-      <w:r>
-        <w:t>________________________________________________________________</w:t>
-      </w:r>
-    </w:p>
-    <w:p>
-      <w:r>
-        <w:t>________________________________________________________________</w:t>
-      </w:r>
-    </w:p>
-    <w:p>
-      <w:r>
-        <w:t>________________________________________________________________</w:t>
-      </w:r>
-    </w:p>
-    <w:p>
-      <w:r>
-        <w:t>________________________________________________________________</w:t>
-      </w:r>
-    </w:p>
-    <w:p>
-      <w:r>
-        <w:t>________________________________________________________________</w:t>
-      </w:r>
-    </w:p>
-    <w:p>
-      <w:r>
-        <w:t>________________________________________________________________</w:t>
-      </w:r>
-    </w:p>
-    <w:p>
-      <w:pPr>
-        <w:pStyle w:val="Heading1"/>
-      </w:pPr>
-      <w:r>
-        <w:t>17. Privacy and least privilege — W1 Minimize fields</w:t>
-      </w:r>
-    </w:p>
-    <w:p>
-      <w:r>
-        <w:t>Use the supplied Permissions and Human Review task to record your reasoning, evidence and next step.</w:t>
-      </w:r>
-    </w:p>
-    <w:p>
-      <w:pPr>
-        <w:spacing w:line="336" w:lineRule="auto" w:after="180"/>
-      </w:pPr>
-      <w:r>
-        <w:rPr>
-          <w:b w:val="0"/>
-        </w:rPr>
-        <w:t>For a count of preferred activities, identify which of activity choice, full name and birthday is necessary.</w:t>
-      </w:r>
-    </w:p>
-    <w:p>
-      <w:pPr>
-        <w:pStyle w:val="Heading3"/>
-      </w:pPr>
-      <w:r>
-        <w:t>My reasoning and evidence</w:t>
-      </w:r>
-    </w:p>
-    <w:p>
-      <w:r>
-        <w:t>________________________________________________________________</w:t>
-      </w:r>
-    </w:p>
-    <w:p>
-      <w:r>
-        <w:t>________________________________________________________________</w:t>
-      </w:r>
-    </w:p>
-    <w:p>
-      <w:r>
-        <w:t>________________________________________________________________</w:t>
-      </w:r>
-    </w:p>
-    <w:p>
-      <w:r>
-        <w:t>________________________________________________________________</w:t>
-      </w:r>
-    </w:p>
-    <w:p>
-      <w:r>
-        <w:t>________________________________________________________________</w:t>
-      </w:r>
-    </w:p>
-    <w:p>
-      <w:r>
-        <w:t>________________________________________________________________</w:t>
-      </w:r>
-    </w:p>
-    <w:p>
-      <w:pPr>
-        <w:pStyle w:val="Heading1"/>
-      </w:pPr>
-      <w:r>
-        <w:t>18. Privacy and least privilege — W2 Trace permissions</w:t>
-      </w:r>
-    </w:p>
-    <w:p>
-      <w:r>
-        <w:t>Use the supplied Permissions and Human Review task to record your reasoning, evidence and next step.</w:t>
-      </w:r>
-    </w:p>
-    <w:p>
-      <w:pPr>
-        <w:spacing w:line="336" w:lineRule="auto" w:after="180"/>
-        <w:shd w:fill="F5F1FB"/>
-      </w:pPr>
-      <w:r>
-        <w:rPr>
-          <w:b w:val="0"/>
-        </w:rPr>
-        <w:t>Under the worked role policy, can teacher read_review and unknown read_summary?</w:t>
-      </w:r>
-    </w:p>
-    <w:p>
-      <w:pPr>
-        <w:pStyle w:val="Heading3"/>
-      </w:pPr>
-      <w:r>
-        <w:t>My reasoning and evidence</w:t>
-      </w:r>
-    </w:p>
-    <w:p>
-      <w:r>
-        <w:t>________________________________________________________________</w:t>
-      </w:r>
-    </w:p>
-    <w:p>
-      <w:r>
-        <w:t>________________________________________________________________</w:t>
-      </w:r>
-    </w:p>
-    <w:p>
-      <w:r>
-        <w:t>________________________________________________________________</w:t>
-      </w:r>
-    </w:p>
-    <w:p>
-      <w:r>
-        <w:t>________________________________________________________________</w:t>
-      </w:r>
-    </w:p>
-    <w:p>
-      <w:r>
-        <w:t>________________________________________________________________</w:t>
-      </w:r>
-    </w:p>
-    <w:p>
-      <w:r>
-        <w:t>________________________________________________________________</w:t>
-      </w:r>
-    </w:p>
-    <w:p>
-      <w:pPr>
-        <w:pStyle w:val="Heading1"/>
-      </w:pPr>
-      <w:r>
-        <w:t>19. Privacy and least privilege — W3 Repair access control</w:t>
-      </w:r>
-    </w:p>
-    <w:p>
-      <w:r>
-        <w:t>Use the supplied Permissions and Human Review task to record your reasoning, evidence and next step.</w:t>
-      </w:r>
-    </w:p>
-    <w:p>
-      <w:pPr>
-        <w:spacing w:line="336" w:lineRule="auto" w:after="180"/>
-      </w:pPr>
-      <w:r>
-        <w:rPr>
-          <w:b w:val="0"/>
-        </w:rPr>
-        <w:t>A website hides teacher answers using CSS but sends them to student browsers. Explain the flaw and required boundary.</w:t>
-      </w:r>
-    </w:p>
-    <w:p>
-      <w:pPr>
-        <w:pStyle w:val="Heading3"/>
-      </w:pPr>
-      <w:r>
-        <w:t>My reasoning and evidence</w:t>
-      </w:r>
-    </w:p>
-    <w:p>
-      <w:r>
-        <w:t>________________________________________________________________</w:t>
-      </w:r>
-    </w:p>
-    <w:p>
-      <w:r>
-        <w:t>________________________________________________________________</w:t>
-      </w:r>
-    </w:p>
-    <w:p>
-      <w:r>
-        <w:t>________________________________________________________________</w:t>
-      </w:r>
-    </w:p>
-    <w:p>
-      <w:r>
-        <w:t>________________________________________________________________</w:t>
-      </w:r>
-    </w:p>
-    <w:p>
-      <w:r>
-        <w:t>________________________________________________________________</w:t>
-      </w:r>
-    </w:p>
-    <w:p>
-      <w:r>
-        <w:t>________________________________________________________________</w:t>
-      </w:r>
-    </w:p>
-    <w:p>
-      <w:pPr>
-        <w:pStyle w:val="Heading1"/>
-      </w:pPr>
-      <w:r>
-        <w:t>20. Privacy and least privilege — W4 Design independently</w:t>
-      </w:r>
-    </w:p>
-    <w:p>
-      <w:r>
-        <w:t>Use the supplied Permissions and Human Review task to record your reasoning, evidence and next step.</w:t>
-      </w:r>
-    </w:p>
-    <w:p>
-      <w:pPr>
-        <w:spacing w:line="336" w:lineRule="auto" w:after="180"/>
-      </w:pPr>
-      <w:r>
-        <w:rPr>
-          <w:b w:val="0"/>
-        </w:rPr>
-        <w:t xml:space="preserve">Design a fictional preference summary with student and teacher roles. List necessary fields, permitted actions, a </w:t>
-      </w:r>
-      <w:r>
-        <w:rPr>
-          <w:b/>
-        </w:rPr>
-        <w:t>retention</w:t>
-      </w:r>
-      <w:r>
-        <w:rPr>
-          <w:b w:val="0"/>
-        </w:rPr>
-        <w:t xml:space="preserve"> purpose and a deletion owner.</w:t>
-      </w:r>
-    </w:p>
-    <w:p>
-      <w:pPr>
-        <w:pStyle w:val="Heading3"/>
-      </w:pPr>
-      <w:r>
-        <w:t>My reasoning and evidence</w:t>
-      </w:r>
-    </w:p>
-    <w:p>
-      <w:r>
-        <w:t>________________________________________________________________</w:t>
-      </w:r>
-    </w:p>
-    <w:p>
-      <w:r>
-        <w:t>________________________________________________________________</w:t>
-      </w:r>
-    </w:p>
-    <w:p>
-      <w:r>
-        <w:t>________________________________________________________________</w:t>
-      </w:r>
-    </w:p>
-    <w:p>
-      <w:r>
-        <w:t>________________________________________________________________</w:t>
-      </w:r>
-    </w:p>
-    <w:p>
-      <w:r>
-        <w:t>________________________________________________________________</w:t>
-      </w:r>
-    </w:p>
-    <w:p>
-      <w:r>
-        <w:t>________________________________________________________________</w:t>
-      </w:r>
-    </w:p>
-    <w:p>
-      <w:r>
-        <w:t>________________________________________________________________</w:t>
-      </w:r>
-    </w:p>
-    <w:p>
-      <w:r>
-        <w:t>________________________________________________________________</w:t>
-      </w:r>
-    </w:p>
-    <w:p>
-      <w:pPr>
-        <w:pStyle w:val="Heading1"/>
-      </w:pPr>
-      <w:r>
-        <w:t>21. Privacy and least privilege — W5 Limit the toy model</w:t>
-      </w:r>
-    </w:p>
-    <w:p>
-      <w:r>
-        <w:t>Use the supplied Permissions and Human Review task to record your reasoning, evidence and next step.</w:t>
-      </w:r>
-    </w:p>
-    <w:p>
-      <w:pPr>
-        <w:spacing w:line="336" w:lineRule="auto" w:after="180"/>
-        <w:shd w:fill="F5F1FB"/>
-      </w:pPr>
-      <w:r>
-        <w:rPr>
-          <w:b w:val="0"/>
-        </w:rPr>
-        <w:t>Does the allowed function alone prove an app is secure?</w:t>
-      </w:r>
-    </w:p>
-    <w:p>
-      <w:pPr>
-        <w:pStyle w:val="Heading3"/>
-      </w:pPr>
-      <w:r>
-        <w:t>My reasoning and evidence</w:t>
-      </w:r>
-    </w:p>
-    <w:p>
-      <w:r>
-        <w:t>________________________________________________________________</w:t>
-      </w:r>
-    </w:p>
-    <w:p>
-      <w:r>
-        <w:t>________________________________________________________________</w:t>
-      </w:r>
-    </w:p>
-    <w:p>
-      <w:r>
-        <w:t>________________________________________________________________</w:t>
-      </w:r>
-    </w:p>
-    <w:p>
-      <w:r>
-        <w:t>________________________________________________________________</w:t>
-      </w:r>
-    </w:p>
-    <w:p>
-      <w:r>
-        <w:t>________________________________________________________________</w:t>
-      </w:r>
-    </w:p>
-    <w:p>
-      <w:r>
-        <w:t>________________________________________________________________</w:t>
-      </w:r>
-    </w:p>
-    <w:p>
-      <w:pPr>
-        <w:pStyle w:val="Heading1"/>
-      </w:pPr>
-      <w:r>
-        <w:t>22. Feedback, return check and learning record</w:t>
-      </w:r>
-    </w:p>
-    <w:p>
-      <w:r>
-        <w:t>Record the first repaired step and a different case to revisit after a delay.</w:t>
+        <w:t>22. Feedback · Repair and return</w:t>
+      </w:r>
+    </w:p>
+    <w:p>
+      <w:r>
+        <w:t>Keep first attempt, repair and a changed-case check.</w:t>
+      </w:r>
+    </w:p>
+    <w:p>
+      <w:pPr>
+        <w:pStyle w:val="Heading2"/>
+      </w:pPr>
+      <w:r>
+        <w:t>Your evidence record</w:t>
       </w:r>
     </w:p>
     <w:tbl>
@@ -1912,13 +835,214 @@
     </w:tbl>
     <w:p>
       <w:pPr>
+        <w:pStyle w:val="ListBullet"/>
+      </w:pPr>
+      <w:r>
+        <w:t>Revisit this idea with your teacher after a delay. Familiarity is different from explaining and using it on a changed case.</w:t>
+      </w:r>
+    </w:p>
+    <w:p>
+      <w:pPr>
+        <w:pStyle w:val="Heading1"/>
+      </w:pPr>
+      <w:r>
+        <w:t>10. Finish · Judge your evidence</w:t>
+      </w:r>
+    </w:p>
+    <w:p>
+      <w:r>
+        <w:t>Point to work that supports your judgement.</w:t>
+      </w:r>
+    </w:p>
+    <w:p>
+      <w:pPr>
+        <w:pStyle w:val="Heading2"/>
+      </w:pPr>
+      <w:r>
+        <w:t>Your evidence record</w:t>
+      </w:r>
+    </w:p>
+    <w:p>
+      <w:pPr>
+        <w:pStyle w:val="ListBullet"/>
+      </w:pPr>
+      <w:r>
+        <w:t>I can explain the mechanism. I can show evidence. I can handle a changed case. I can name a limit. Mark each as not yet, with help or independently, and attach supporting work.</w:t>
+      </w:r>
+    </w:p>
+    <w:p>
+      <w:pPr>
+        <w:pStyle w:val="ListBullet"/>
+      </w:pPr>
+      <w:r>
+        <w:t>Teacher review ____________________  Next step ____________________</w:t>
+      </w:r>
+    </w:p>
+    <w:p>
+      <w:pPr>
+        <w:pStyle w:val="Heading1"/>
+      </w:pPr>
+      <w:r>
+        <w:t>Reference bank and extra practice</w:t>
+      </w:r>
+    </w:p>
+    <w:p>
+      <w:pPr>
+        <w:pStyle w:val="Heading1"/>
+      </w:pPr>
+      <w:r>
+        <w:t>02. Reference · Supported W2 record</w:t>
+      </w:r>
+    </w:p>
+    <w:p>
+      <w:r>
+        <w:t>Use when helpful; keep this practice separate from the selected first attempt.</w:t>
+      </w:r>
+    </w:p>
+    <w:p>
+      <w:pPr>
+        <w:pStyle w:val="Heading2"/>
+      </w:pPr>
+      <w:r>
+        <w:t>Additional evidence</w:t>
+      </w:r>
+    </w:p>
+    <w:p>
+      <w:pPr>
         <w:spacing w:line="336" w:lineRule="auto" w:after="180"/>
       </w:pPr>
       <w:r>
         <w:rPr>
           <w:b w:val="0"/>
         </w:rPr>
-        <w:t>Revisit this idea with your teacher after a delay. Familiarity is different from explaining and using it on a changed case.</w:t>
+        <w:t xml:space="preserve">Use W2: Trace the worked case for </w:t>
+      </w:r>
+      <w:r>
+        <w:rPr>
+          <w:b/>
+        </w:rPr>
+        <w:t>Least privilege</w:t>
+      </w:r>
+      <w:r>
+        <w:rPr>
+          <w:b w:val="0"/>
+        </w:rPr>
+        <w:t xml:space="preserve"> and tool scopes. Record the answer once; the lesson and workbook refer to the same attempt.</w:t>
+      </w:r>
+    </w:p>
+    <w:tbl>
+      <w:tblPr>
+        <w:tblStyle w:val="LightShading-Accent1"/>
+        <w:tblW w:type="auto" w:w="0"/>
+        <w:tblLook w:firstColumn="1" w:firstRow="1" w:lastColumn="0" w:lastRow="0" w:noHBand="0" w:noVBand="1" w:val="04A0"/>
+      </w:tblPr>
+      <w:tblGrid>
+        <w:gridCol w:w="2556"/>
+        <w:gridCol w:w="2556"/>
+        <w:gridCol w:w="2556"/>
+        <w:gridCol w:w="2556"/>
+      </w:tblGrid>
+      <w:tr>
+        <w:trPr>
+          <w:tblHeader/>
+        </w:trPr>
+        <w:tc>
+          <w:tcPr>
+            <w:tcW w:type="dxa" w:w="2556"/>
+          </w:tcPr>
+          <w:p>
+            <w:r>
+              <w:t>Given inputs</w:t>
+            </w:r>
+          </w:p>
+        </w:tc>
+        <w:tc>
+          <w:tcPr>
+            <w:tcW w:type="dxa" w:w="2556"/>
+          </w:tcPr>
+          <w:p>
+            <w:r>
+              <w:t>Procedure I chose</w:t>
+            </w:r>
+          </w:p>
+        </w:tc>
+        <w:tc>
+          <w:tcPr>
+            <w:tcW w:type="dxa" w:w="2556"/>
+          </w:tcPr>
+          <w:p>
+            <w:r>
+              <w:t>Middle steps</w:t>
+            </w:r>
+          </w:p>
+        </w:tc>
+        <w:tc>
+          <w:tcPr>
+            <w:tcW w:type="dxa" w:w="2556"/>
+          </w:tcPr>
+          <w:p>
+            <w:r>
+              <w:t>Result and check</w:t>
+            </w:r>
+          </w:p>
+        </w:tc>
+      </w:tr>
+      <w:tr>
+        <w:tc>
+          <w:tcPr>
+            <w:tcW w:type="dxa" w:w="2556"/>
+          </w:tcPr>
+          <w:p>
+            <w:r/>
+          </w:p>
+        </w:tc>
+        <w:tc>
+          <w:tcPr>
+            <w:tcW w:type="dxa" w:w="2556"/>
+          </w:tcPr>
+          <w:p>
+            <w:r/>
+          </w:p>
+        </w:tc>
+        <w:tc>
+          <w:tcPr>
+            <w:tcW w:type="dxa" w:w="2556"/>
+          </w:tcPr>
+          <w:p>
+            <w:r/>
+          </w:p>
+        </w:tc>
+        <w:tc>
+          <w:tcPr>
+            <w:tcW w:type="dxa" w:w="2556"/>
+          </w:tcPr>
+          <w:p>
+            <w:r/>
+          </w:p>
+        </w:tc>
+      </w:tr>
+    </w:tbl>
+    <w:p>
+      <w:pPr>
+        <w:pStyle w:val="Heading3"/>
+      </w:pPr>
+      <w:r>
+        <w:t>The step I completed without help, and the hint I needed</w:t>
+      </w:r>
+    </w:p>
+    <w:p>
+      <w:r>
+        <w:t>________________________________________________________________</w:t>
+      </w:r>
+    </w:p>
+    <w:p>
+      <w:r>
+        <w:t>________________________________________________________________</w:t>
+      </w:r>
+    </w:p>
+    <w:p>
+      <w:r>
+        <w:t>________________________________________________________________</w:t>
       </w:r>
     </w:p>
     <w:p>
@@ -1926,12 +1050,1003 @@
         <w:pStyle w:val="Heading1"/>
       </w:pPr>
       <w:r>
-        <w:t>23. Pictorial case practice: Permissions and Human Review</w:t>
-      </w:r>
-    </w:p>
-    <w:p>
-      <w:r>
-        <w:t>A fictional catalogue helper receives a narrowly scoped tool token. Explain the labelled step before checking the changed condition.</w:t>
+        <w:t>03. Extra practice · Repair a claim</w:t>
+      </w:r>
+    </w:p>
+    <w:p>
+      <w:r>
+        <w:t>Use when helpful; keep this practice separate from the selected first attempt.</w:t>
+      </w:r>
+    </w:p>
+    <w:p>
+      <w:pPr>
+        <w:pStyle w:val="Heading2"/>
+      </w:pPr>
+      <w:r>
+        <w:t>Additional evidence</w:t>
+      </w:r>
+    </w:p>
+    <w:p>
+      <w:pPr>
+        <w:spacing w:line="336" w:lineRule="auto" w:after="180"/>
+      </w:pPr>
+      <w:r>
+        <w:rPr>
+          <w:b w:val="0"/>
+        </w:rPr>
+        <w:t xml:space="preserve">Use the worked case for </w:t>
+      </w:r>
+      <w:r>
+        <w:rPr>
+          <w:b/>
+        </w:rPr>
+        <w:t>Least privilege</w:t>
+      </w:r>
+      <w:r>
+        <w:rPr>
+          <w:b w:val="0"/>
+        </w:rPr>
+        <w:t xml:space="preserve"> and tool scopes. Proposed explanation: “The worked result establishes every future case”. Decide whether this explanation is supported.</w:t>
+      </w:r>
+    </w:p>
+    <w:p>
+      <w:pPr>
+        <w:spacing w:line="336" w:lineRule="auto" w:after="180"/>
+      </w:pPr>
+      <w:r>
+        <w:rPr>
+          <w:b w:val="0"/>
+        </w:rPr>
+        <w:t>Point to the step or supplied fact that decides; explain your repair if needed.</w:t>
+      </w:r>
+    </w:p>
+    <w:p>
+      <w:pPr>
+        <w:pStyle w:val="Heading3"/>
+      </w:pPr>
+      <w:r>
+        <w:t>My explanation before partner discussion</w:t>
+      </w:r>
+    </w:p>
+    <w:p>
+      <w:r>
+        <w:t>________________________________________________________________</w:t>
+      </w:r>
+    </w:p>
+    <w:p>
+      <w:r>
+        <w:t>________________________________________________________________</w:t>
+      </w:r>
+    </w:p>
+    <w:p>
+      <w:r>
+        <w:t>________________________________________________________________</w:t>
+      </w:r>
+    </w:p>
+    <w:p>
+      <w:r>
+        <w:t>________________________________________________________________</w:t>
+      </w:r>
+    </w:p>
+    <w:p>
+      <w:pPr>
+        <w:pStyle w:val="Heading1"/>
+      </w:pPr>
+      <w:r>
+        <w:t>05. Reference · Earlier target</w:t>
+      </w:r>
+    </w:p>
+    <w:p>
+      <w:r>
+        <w:t>Use when helpful; keep this practice separate from the selected first attempt.</w:t>
+      </w:r>
+    </w:p>
+    <w:p>
+      <w:pPr>
+        <w:pStyle w:val="Heading2"/>
+      </w:pPr>
+      <w:r>
+        <w:t>Additional evidence</w:t>
+      </w:r>
+    </w:p>
+    <w:p>
+      <w:pPr>
+        <w:spacing w:line="336" w:lineRule="auto" w:after="180"/>
+      </w:pPr>
+      <w:r>
+        <w:rPr>
+          <w:b w:val="0"/>
+        </w:rPr>
+        <w:t>A teacher approves posting version 1 to a class board. The assistant changes the text and destination to a public board. Does the old approval cover the new action? Define what must be reviewed.</w:t>
+      </w:r>
+    </w:p>
+    <w:p>
+      <w:pPr>
+        <w:pStyle w:val="Heading1"/>
+      </w:pPr>
+      <w:r>
+        <w:t>06. Extra practice · Earlier worked case</w:t>
+      </w:r>
+    </w:p>
+    <w:p>
+      <w:r>
+        <w:t>Use when helpful; keep this practice separate from the selected first attempt.</w:t>
+      </w:r>
+    </w:p>
+    <w:p>
+      <w:pPr>
+        <w:pStyle w:val="Heading2"/>
+      </w:pPr>
+      <w:r>
+        <w:t>Additional evidence</w:t>
+      </w:r>
+    </w:p>
+    <w:p>
+      <w:pPr>
+        <w:spacing w:line="336" w:lineRule="auto" w:after="180"/>
+      </w:pPr>
+      <w:r>
+        <w:rPr>
+          <w:b w:val="0"/>
+        </w:rPr>
+        <w:t>Posting a recommendation requires teacher review.</w:t>
+      </w:r>
+    </w:p>
+    <w:p>
+      <w:pPr>
+        <w:spacing w:line="336" w:lineRule="auto" w:after="180"/>
+      </w:pPr>
+      <w:r>
+        <w:rPr>
+          <w:b w:val="0"/>
+        </w:rPr>
+        <w:t xml:space="preserve">Place the </w:t>
+      </w:r>
+      <w:r>
+        <w:rPr>
+          <w:b/>
+        </w:rPr>
+        <w:t>approval gate</w:t>
+      </w:r>
+      <w:r>
+        <w:rPr>
+          <w:b w:val="0"/>
+        </w:rPr>
+        <w:t>.</w:t>
+      </w:r>
+    </w:p>
+    <w:p>
+      <w:pPr>
+        <w:spacing w:line="336" w:lineRule="auto" w:after="180"/>
+      </w:pPr>
+      <w:r>
+        <w:rPr>
+          <w:b w:val="0"/>
+        </w:rPr>
+        <w:t xml:space="preserve">Show your trace, calculation or </w:t>
+      </w:r>
+      <w:r>
+        <w:rPr>
+          <w:b/>
+        </w:rPr>
+        <w:t>evidence</w:t>
+      </w:r>
+    </w:p>
+    <w:p>
+      <w:pPr>
+        <w:pStyle w:val="Heading3"/>
+      </w:pPr>
+      <w:r>
+        <w:t>Write or draw your reasoning and evidence.</w:t>
+      </w:r>
+    </w:p>
+    <w:p>
+      <w:r>
+        <w:t>________________________________________________________________</w:t>
+      </w:r>
+    </w:p>
+    <w:p>
+      <w:r>
+        <w:t>________________________________________________________________</w:t>
+      </w:r>
+    </w:p>
+    <w:p>
+      <w:r>
+        <w:t>________________________________________________________________</w:t>
+      </w:r>
+    </w:p>
+    <w:p>
+      <w:r>
+        <w:t>________________________________________________________________</w:t>
+      </w:r>
+    </w:p>
+    <w:p>
+      <w:r>
+        <w:t>________________________________________________________________</w:t>
+      </w:r>
+    </w:p>
+    <w:p>
+      <w:pPr>
+        <w:pStyle w:val="Heading1"/>
+      </w:pPr>
+      <w:r>
+        <w:t>07. Extra practice · Changed case</w:t>
+      </w:r>
+    </w:p>
+    <w:p>
+      <w:r>
+        <w:t>Use when helpful; keep this practice separate from the selected first attempt.</w:t>
+      </w:r>
+    </w:p>
+    <w:p>
+      <w:pPr>
+        <w:pStyle w:val="Heading2"/>
+      </w:pPr>
+      <w:r>
+        <w:t>Additional evidence</w:t>
+      </w:r>
+    </w:p>
+    <w:p>
+      <w:pPr>
+        <w:spacing w:line="336" w:lineRule="auto" w:after="180"/>
+      </w:pPr>
+      <w:r>
+        <w:rPr>
+          <w:b w:val="0"/>
+        </w:rPr>
+        <w:t>A teacher allows a tool to draft a message but forbids sending. The draft is correct. May the agent send it? Explain the boundary.</w:t>
+      </w:r>
+    </w:p>
+    <w:p>
+      <w:pPr>
+        <w:spacing w:line="336" w:lineRule="auto" w:after="180"/>
+      </w:pPr>
+      <w:r>
+        <w:rPr>
+          <w:b w:val="0"/>
+        </w:rPr>
+        <w:t>My practice reasoning</w:t>
+      </w:r>
+    </w:p>
+    <w:p>
+      <w:pPr>
+        <w:pStyle w:val="Heading3"/>
+      </w:pPr>
+      <w:r>
+        <w:t>Write or draw your reasoning and evidence.</w:t>
+      </w:r>
+    </w:p>
+    <w:p>
+      <w:r>
+        <w:t>________________________________________________________________</w:t>
+      </w:r>
+    </w:p>
+    <w:p>
+      <w:r>
+        <w:t>________________________________________________________________</w:t>
+      </w:r>
+    </w:p>
+    <w:p>
+      <w:r>
+        <w:t>________________________________________________________________</w:t>
+      </w:r>
+    </w:p>
+    <w:p>
+      <w:r>
+        <w:t>________________________________________________________________</w:t>
+      </w:r>
+    </w:p>
+    <w:p>
+      <w:r>
+        <w:t>________________________________________________________________</w:t>
+      </w:r>
+    </w:p>
+    <w:p>
+      <w:pPr>
+        <w:pStyle w:val="Heading3"/>
+      </w:pPr>
+      <w:r>
+        <w:t>Week 31 Test and reflect</w:t>
+      </w:r>
+    </w:p>
+    <w:p>
+      <w:pPr>
+        <w:pStyle w:val="Heading1"/>
+      </w:pPr>
+      <w:r>
+        <w:t>08. Extra practice · A revealing test</w:t>
+      </w:r>
+    </w:p>
+    <w:p>
+      <w:r>
+        <w:t>Use when helpful; keep this practice separate from the selected first attempt.</w:t>
+      </w:r>
+    </w:p>
+    <w:p>
+      <w:pPr>
+        <w:pStyle w:val="Heading2"/>
+      </w:pPr>
+      <w:r>
+        <w:t>Additional evidence</w:t>
+      </w:r>
+    </w:p>
+    <w:p>
+      <w:pPr>
+        <w:spacing w:line="336" w:lineRule="auto" w:after="180"/>
+      </w:pPr>
+      <w:r>
+        <w:rPr>
+          <w:b w:val="0"/>
+        </w:rPr>
+        <w:t xml:space="preserve">Create a changed </w:t>
+      </w:r>
+      <w:r>
+        <w:rPr>
+          <w:b/>
+        </w:rPr>
+        <w:t>input</w:t>
+      </w:r>
+      <w:r>
+        <w:rPr>
+          <w:b w:val="0"/>
+        </w:rPr>
+        <w:t>, boundary case or missing-information case. Write the expected answer or safe response before testing.</w:t>
+      </w:r>
+    </w:p>
+    <w:tbl>
+      <w:tblPr>
+        <w:tblStyle w:val="LightShading-Accent1"/>
+        <w:tblW w:type="auto" w:w="0"/>
+        <w:tblLook w:firstColumn="1" w:firstRow="1" w:lastColumn="0" w:lastRow="0" w:noHBand="0" w:noVBand="1" w:val="04A0"/>
+      </w:tblPr>
+      <w:tblGrid>
+        <w:gridCol w:w="5112"/>
+        <w:gridCol w:w="5112"/>
+      </w:tblGrid>
+      <w:tr>
+        <w:trPr>
+          <w:tblHeader/>
+        </w:trPr>
+        <w:tc>
+          <w:tcPr>
+            <w:tcW w:type="dxa" w:w="5112"/>
+          </w:tcPr>
+          <w:p>
+            <w:r>
+              <w:t>Test record</w:t>
+            </w:r>
+          </w:p>
+        </w:tc>
+        <w:tc>
+          <w:tcPr>
+            <w:tcW w:type="dxa" w:w="5112"/>
+          </w:tcPr>
+          <w:p>
+            <w:r>
+              <w:t>My evidence</w:t>
+            </w:r>
+          </w:p>
+        </w:tc>
+      </w:tr>
+      <w:tr>
+        <w:tc>
+          <w:tcPr>
+            <w:tcW w:type="dxa" w:w="5112"/>
+          </w:tcPr>
+          <w:p>
+            <w:r>
+              <w:t>Changed input or condition</w:t>
+            </w:r>
+          </w:p>
+        </w:tc>
+        <w:tc>
+          <w:tcPr>
+            <w:tcW w:type="dxa" w:w="5112"/>
+          </w:tcPr>
+          <w:p>
+            <w:r/>
+          </w:p>
+        </w:tc>
+      </w:tr>
+      <w:tr>
+        <w:tc>
+          <w:tcPr>
+            <w:tcW w:type="dxa" w:w="5112"/>
+          </w:tcPr>
+          <w:p>
+            <w:r>
+              <w:t>Expected answer or fallback</w:t>
+            </w:r>
+          </w:p>
+        </w:tc>
+        <w:tc>
+          <w:tcPr>
+            <w:tcW w:type="dxa" w:w="5112"/>
+          </w:tcPr>
+          <w:p>
+            <w:r/>
+          </w:p>
+        </w:tc>
+      </w:tr>
+      <w:tr>
+        <w:tc>
+          <w:tcPr>
+            <w:tcW w:type="dxa" w:w="5112"/>
+          </w:tcPr>
+          <w:p>
+            <w:r>
+              <w:t>Observed result</w:t>
+            </w:r>
+          </w:p>
+        </w:tc>
+        <w:tc>
+          <w:tcPr>
+            <w:tcW w:type="dxa" w:w="5112"/>
+          </w:tcPr>
+          <w:p>
+            <w:r/>
+          </w:p>
+        </w:tc>
+      </w:tr>
+      <w:tr>
+        <w:tc>
+          <w:tcPr>
+            <w:tcW w:type="dxa" w:w="5112"/>
+          </w:tcPr>
+          <w:p>
+            <w:r>
+              <w:t>Why the result occurred</w:t>
+            </w:r>
+          </w:p>
+        </w:tc>
+        <w:tc>
+          <w:tcPr>
+            <w:tcW w:type="dxa" w:w="5112"/>
+          </w:tcPr>
+          <w:p>
+            <w:r/>
+          </w:p>
+        </w:tc>
+      </w:tr>
+    </w:tbl>
+    <w:p>
+      <w:pPr>
+        <w:pStyle w:val="Heading1"/>
+      </w:pPr>
+      <w:r>
+        <w:t>11. Extra practice · Earlier transfer</w:t>
+      </w:r>
+    </w:p>
+    <w:p>
+      <w:r>
+        <w:t>Use when helpful; keep this practice separate from the selected first attempt.</w:t>
+      </w:r>
+    </w:p>
+    <w:p>
+      <w:pPr>
+        <w:pStyle w:val="Heading2"/>
+      </w:pPr>
+      <w:r>
+        <w:t>Additional evidence</w:t>
+      </w:r>
+    </w:p>
+    <w:p>
+      <w:pPr>
+        <w:spacing w:line="336" w:lineRule="auto" w:after="180"/>
+      </w:pPr>
+      <w:r>
+        <w:rPr>
+          <w:b w:val="0"/>
+        </w:rPr>
+        <w:t>A teacher approves posting version 1 to a class board. The assistant changes the text and destination to a public board. Does the old approval cover the new action? Define what must be reviewed.</w:t>
+      </w:r>
+    </w:p>
+    <w:p>
+      <w:pPr>
+        <w:pStyle w:val="Heading3"/>
+      </w:pPr>
+      <w:r>
+        <w:t>My explanation after practice</w:t>
+      </w:r>
+    </w:p>
+    <w:p>
+      <w:r>
+        <w:t>________________________________________________________________</w:t>
+      </w:r>
+    </w:p>
+    <w:p>
+      <w:r>
+        <w:t>________________________________________________________________</w:t>
+      </w:r>
+    </w:p>
+    <w:p>
+      <w:r>
+        <w:t>________________________________________________________________</w:t>
+      </w:r>
+    </w:p>
+    <w:p>
+      <w:r>
+        <w:t>________________________________________________________________</w:t>
+      </w:r>
+    </w:p>
+    <w:p>
+      <w:r>
+        <w:t>________________________________________________________________</w:t>
+      </w:r>
+    </w:p>
+    <w:p>
+      <w:r>
+        <w:t>________________________________________________________________</w:t>
+      </w:r>
+    </w:p>
+    <w:p>
+      <w:r>
+        <w:t>________________________________________________________________</w:t>
+      </w:r>
+    </w:p>
+    <w:p>
+      <w:pPr>
+        <w:spacing w:line="336" w:lineRule="auto" w:after="180"/>
+      </w:pPr>
+      <w:r>
+        <w:rPr>
+          <w:b w:val="0"/>
+        </w:rPr>
+        <w:t>Record support used: none, hint or teacher explanation.</w:t>
+      </w:r>
+    </w:p>
+    <w:p>
+      <w:pPr>
+        <w:pStyle w:val="Heading1"/>
+      </w:pPr>
+      <w:r>
+        <w:t>15. Reference · Selected W4 response copy</w:t>
+      </w:r>
+    </w:p>
+    <w:p>
+      <w:r>
+        <w:t>Use when helpful; keep this practice separate from the selected first attempt.</w:t>
+      </w:r>
+    </w:p>
+    <w:p>
+      <w:pPr>
+        <w:pStyle w:val="Heading2"/>
+      </w:pPr>
+      <w:r>
+        <w:t>Additional evidence</w:t>
+      </w:r>
+    </w:p>
+    <w:p>
+      <w:pPr>
+        <w:spacing w:line="336" w:lineRule="auto" w:after="180"/>
+      </w:pPr>
+      <w:r>
+        <w:rPr>
+          <w:b w:val="0"/>
+        </w:rPr>
+        <w:t>Scope allows read inventory items A, B. Calls read A, read C, write B. Decide.</w:t>
+      </w:r>
+    </w:p>
+    <w:p>
+      <w:pPr>
+        <w:pStyle w:val="Heading3"/>
+      </w:pPr>
+      <w:r>
+        <w:t>My reasoning and evidence</w:t>
+      </w:r>
+    </w:p>
+    <w:p>
+      <w:r>
+        <w:t>________________________________________________________________</w:t>
+      </w:r>
+    </w:p>
+    <w:p>
+      <w:r>
+        <w:t>________________________________________________________________</w:t>
+      </w:r>
+    </w:p>
+    <w:p>
+      <w:r>
+        <w:t>________________________________________________________________</w:t>
+      </w:r>
+    </w:p>
+    <w:p>
+      <w:r>
+        <w:t>________________________________________________________________</w:t>
+      </w:r>
+    </w:p>
+    <w:p>
+      <w:r>
+        <w:t>________________________________________________________________</w:t>
+      </w:r>
+    </w:p>
+    <w:p>
+      <w:r>
+        <w:t>________________________________________________________________</w:t>
+      </w:r>
+    </w:p>
+    <w:p>
+      <w:r>
+        <w:t>________________________________________________________________</w:t>
+      </w:r>
+    </w:p>
+    <w:p>
+      <w:r>
+        <w:t>________________________________________________________________</w:t>
+      </w:r>
+    </w:p>
+    <w:p>
+      <w:pPr>
+        <w:pStyle w:val="Heading1"/>
+      </w:pPr>
+      <w:r>
+        <w:t>17. Extension · Privacy and least privilege — W1 Minimize fields</w:t>
+      </w:r>
+    </w:p>
+    <w:p>
+      <w:r>
+        <w:t>Retained extension task with its own teacher key and response.</w:t>
+      </w:r>
+    </w:p>
+    <w:p>
+      <w:pPr>
+        <w:pStyle w:val="Heading2"/>
+      </w:pPr>
+      <w:r>
+        <w:t>Extension question and record</w:t>
+      </w:r>
+    </w:p>
+    <w:p>
+      <w:pPr>
+        <w:pStyle w:val="ListBullet"/>
+      </w:pPr>
+      <w:r>
+        <w:t>For a count of preferred activities, identify which of activity choice, full name and birthday is necessary.</w:t>
+      </w:r>
+    </w:p>
+    <w:p>
+      <w:pPr>
+        <w:pStyle w:val="Heading3"/>
+      </w:pPr>
+      <w:r>
+        <w:t>My reasoning and evidence</w:t>
+      </w:r>
+    </w:p>
+    <w:p>
+      <w:r>
+        <w:t>________________________________________________________________</w:t>
+      </w:r>
+    </w:p>
+    <w:p>
+      <w:r>
+        <w:t>________________________________________________________________</w:t>
+      </w:r>
+    </w:p>
+    <w:p>
+      <w:r>
+        <w:t>________________________________________________________________</w:t>
+      </w:r>
+    </w:p>
+    <w:p>
+      <w:r>
+        <w:t>________________________________________________________________</w:t>
+      </w:r>
+    </w:p>
+    <w:p>
+      <w:r>
+        <w:t>________________________________________________________________</w:t>
+      </w:r>
+    </w:p>
+    <w:p>
+      <w:r>
+        <w:t>________________________________________________________________</w:t>
+      </w:r>
+    </w:p>
+    <w:p>
+      <w:pPr>
+        <w:pStyle w:val="Heading1"/>
+      </w:pPr>
+      <w:r>
+        <w:t>18. Extension · W2 Trace permissions</w:t>
+      </w:r>
+    </w:p>
+    <w:p>
+      <w:r>
+        <w:t>Use the supplied role policy; this is a trusted-role decision, not authentication.</w:t>
+      </w:r>
+    </w:p>
+    <w:p>
+      <w:pPr>
+        <w:pStyle w:val="Heading2"/>
+      </w:pPr>
+      <w:r>
+        <w:t>Policy, question and response</w:t>
+      </w:r>
+    </w:p>
+    <w:p>
+      <w:pPr>
+        <w:pStyle w:val="ListBullet"/>
+      </w:pPr>
+      <w:r>
+        <w:t>Supplied trusted role policy: student→read_summary; teacher→read_summary/read_review; unknown→no listed permissions. This table does not authenticate a caller or implement a complete server.</w:t>
+      </w:r>
+    </w:p>
+    <w:p>
+      <w:pPr>
+        <w:pStyle w:val="ListBullet"/>
+      </w:pPr>
+      <w:r>
+        <w:t>Under the worked role policy, can teacher read_review and unknown read_summary?</w:t>
+      </w:r>
+    </w:p>
+    <w:p>
+      <w:pPr>
+        <w:pStyle w:val="Heading3"/>
+      </w:pPr>
+      <w:r>
+        <w:t>My reasoning and evidence</w:t>
+      </w:r>
+    </w:p>
+    <w:p>
+      <w:r>
+        <w:t>________________________________________________________________</w:t>
+      </w:r>
+    </w:p>
+    <w:p>
+      <w:r>
+        <w:t>________________________________________________________________</w:t>
+      </w:r>
+    </w:p>
+    <w:p>
+      <w:r>
+        <w:t>________________________________________________________________</w:t>
+      </w:r>
+    </w:p>
+    <w:p>
+      <w:r>
+        <w:t>________________________________________________________________</w:t>
+      </w:r>
+    </w:p>
+    <w:p>
+      <w:r>
+        <w:t>________________________________________________________________</w:t>
+      </w:r>
+    </w:p>
+    <w:p>
+      <w:r>
+        <w:t>________________________________________________________________</w:t>
+      </w:r>
+    </w:p>
+    <w:p>
+      <w:pPr>
+        <w:pStyle w:val="Heading1"/>
+      </w:pPr>
+      <w:r>
+        <w:t>19. Extension · Privacy and least privilege — W3 Repair access control</w:t>
+      </w:r>
+    </w:p>
+    <w:p>
+      <w:r>
+        <w:t>Retained extension task with its own teacher key and response.</w:t>
+      </w:r>
+    </w:p>
+    <w:p>
+      <w:pPr>
+        <w:pStyle w:val="Heading2"/>
+      </w:pPr>
+      <w:r>
+        <w:t>Extension question and record</w:t>
+      </w:r>
+    </w:p>
+    <w:p>
+      <w:pPr>
+        <w:pStyle w:val="ListBullet"/>
+      </w:pPr>
+      <w:r>
+        <w:t>A website hides teacher answers using CSS but sends them to student browsers. Explain the flaw and required boundary.</w:t>
+      </w:r>
+    </w:p>
+    <w:p>
+      <w:pPr>
+        <w:pStyle w:val="Heading3"/>
+      </w:pPr>
+      <w:r>
+        <w:t>My reasoning and evidence</w:t>
+      </w:r>
+    </w:p>
+    <w:p>
+      <w:r>
+        <w:t>________________________________________________________________</w:t>
+      </w:r>
+    </w:p>
+    <w:p>
+      <w:r>
+        <w:t>________________________________________________________________</w:t>
+      </w:r>
+    </w:p>
+    <w:p>
+      <w:r>
+        <w:t>________________________________________________________________</w:t>
+      </w:r>
+    </w:p>
+    <w:p>
+      <w:r>
+        <w:t>________________________________________________________________</w:t>
+      </w:r>
+    </w:p>
+    <w:p>
+      <w:r>
+        <w:t>________________________________________________________________</w:t>
+      </w:r>
+    </w:p>
+    <w:p>
+      <w:r>
+        <w:t>________________________________________________________________</w:t>
+      </w:r>
+    </w:p>
+    <w:p>
+      <w:pPr>
+        <w:pStyle w:val="Heading1"/>
+      </w:pPr>
+      <w:r>
+        <w:t>20. Extension · Privacy and least privilege — W4 Design independently</w:t>
+      </w:r>
+    </w:p>
+    <w:p>
+      <w:r>
+        <w:t>Retained extension task with its own teacher key and response.</w:t>
+      </w:r>
+    </w:p>
+    <w:p>
+      <w:pPr>
+        <w:pStyle w:val="Heading2"/>
+      </w:pPr>
+      <w:r>
+        <w:t>Extension question and record</w:t>
+      </w:r>
+    </w:p>
+    <w:p>
+      <w:pPr>
+        <w:pStyle w:val="ListBullet"/>
+      </w:pPr>
+      <w:r>
+        <w:t>Design a fictional preference summary with student and teacher roles. List necessary fields, permitted actions, a retention purpose and a deletion owner.</w:t>
+      </w:r>
+    </w:p>
+    <w:p>
+      <w:pPr>
+        <w:pStyle w:val="Heading3"/>
+      </w:pPr>
+      <w:r>
+        <w:t>My reasoning and evidence</w:t>
+      </w:r>
+    </w:p>
+    <w:p>
+      <w:r>
+        <w:t>________________________________________________________________</w:t>
+      </w:r>
+    </w:p>
+    <w:p>
+      <w:r>
+        <w:t>________________________________________________________________</w:t>
+      </w:r>
+    </w:p>
+    <w:p>
+      <w:r>
+        <w:t>________________________________________________________________</w:t>
+      </w:r>
+    </w:p>
+    <w:p>
+      <w:r>
+        <w:t>________________________________________________________________</w:t>
+      </w:r>
+    </w:p>
+    <w:p>
+      <w:r>
+        <w:t>________________________________________________________________</w:t>
+      </w:r>
+    </w:p>
+    <w:p>
+      <w:r>
+        <w:t>________________________________________________________________</w:t>
+      </w:r>
+    </w:p>
+    <w:p>
+      <w:r>
+        <w:t>________________________________________________________________</w:t>
+      </w:r>
+    </w:p>
+    <w:p>
+      <w:r>
+        <w:t>________________________________________________________________</w:t>
+      </w:r>
+    </w:p>
+    <w:p>
+      <w:pPr>
+        <w:pStyle w:val="Heading1"/>
+      </w:pPr>
+      <w:r>
+        <w:t>21. Extension · Privacy and least privilege — W5 Limit the toy model</w:t>
+      </w:r>
+    </w:p>
+    <w:p>
+      <w:r>
+        <w:t>Retained extension task with its own teacher key and response.</w:t>
+      </w:r>
+    </w:p>
+    <w:p>
+      <w:pPr>
+        <w:pStyle w:val="Heading2"/>
+      </w:pPr>
+      <w:r>
+        <w:t>Extension question and record</w:t>
+      </w:r>
+    </w:p>
+    <w:p>
+      <w:pPr>
+        <w:pStyle w:val="ListBullet"/>
+      </w:pPr>
+      <w:r>
+        <w:t>Does the allowed function alone prove an app is secure?</w:t>
+      </w:r>
+    </w:p>
+    <w:p>
+      <w:pPr>
+        <w:pStyle w:val="Heading3"/>
+      </w:pPr>
+      <w:r>
+        <w:t>My reasoning and evidence</w:t>
+      </w:r>
+    </w:p>
+    <w:p>
+      <w:r>
+        <w:t>________________________________________________________________</w:t>
+      </w:r>
+    </w:p>
+    <w:p>
+      <w:r>
+        <w:t>________________________________________________________________</w:t>
+      </w:r>
+    </w:p>
+    <w:p>
+      <w:r>
+        <w:t>________________________________________________________________</w:t>
+      </w:r>
+    </w:p>
+    <w:p>
+      <w:r>
+        <w:t>________________________________________________________________</w:t>
+      </w:r>
+    </w:p>
+    <w:p>
+      <w:r>
+        <w:t>________________________________________________________________</w:t>
+      </w:r>
+    </w:p>
+    <w:p>
+      <w:r>
+        <w:t>________________________________________________________________</w:t>
+      </w:r>
+    </w:p>
+    <w:p>
+      <w:pPr>
+        <w:pStyle w:val="Heading1"/>
+      </w:pPr>
+      <w:r>
+        <w:t>23. Extra practice · Pictured case</w:t>
+      </w:r>
+    </w:p>
+    <w:p>
+      <w:r>
+        <w:t>Use when helpful; keep this practice separate from the selected first attempt.</w:t>
+      </w:r>
+    </w:p>
+    <w:p>
+      <w:pPr>
+        <w:pStyle w:val="Heading2"/>
+      </w:pPr>
+      <w:r>
+        <w:t>Additional evidence</w:t>
       </w:r>
     </w:p>
     <w:p>
@@ -2018,7 +2133,6 @@
     <w:p>
       <w:pPr>
         <w:spacing w:line="336" w:lineRule="auto" w:after="180"/>
-        <w:shd w:fill="F5F1FB"/>
       </w:pPr>
       <w:r>
         <w:rPr>
@@ -2067,16 +2181,7 @@
     </w:p>
     <w:p>
       <w:pPr>
-        <w:pStyle w:val="Heading3"/>
-      </w:pPr>
-      <w:r>
-        <w:t>Record the help used</w:t>
-      </w:r>
-    </w:p>
-    <w:p>
-      <w:pPr>
         <w:spacing w:line="336" w:lineRule="auto" w:after="180"/>
-        <w:shd w:fill="F1F6F8"/>
       </w:pPr>
       <w:r>
         <w:rPr>
@@ -2113,12 +2218,20 @@
         <w:pStyle w:val="Heading1"/>
       </w:pPr>
       <w:r>
-        <w:t>24. Project portfolio milestone</w:t>
-      </w:r>
-    </w:p>
-    <w:p>
-      <w:r>
-        <w:t>Keep this week’s input, deciding step, result and limit together in the Transparent Book Recommender record.</w:t>
+        <w:t>24. Reference · Project milestone</w:t>
+      </w:r>
+    </w:p>
+    <w:p>
+      <w:r>
+        <w:t>Use when helpful; keep this practice separate from the selected first attempt.</w:t>
+      </w:r>
+    </w:p>
+    <w:p>
+      <w:pPr>
+        <w:pStyle w:val="Heading2"/>
+      </w:pPr>
+      <w:r>
+        <w:t>Additional evidence</w:t>
       </w:r>
     </w:p>
     <w:p>
@@ -2320,12 +2433,492 @@
         <w:pStyle w:val="Heading1"/>
       </w:pPr>
       <w:r>
-        <w:t>25. Supported practice and learning evidence</w:t>
-      </w:r>
-    </w:p>
-    <w:p>
-      <w:r>
-        <w:t>Try the supported questions before comparing with hints and feedback. Record what you repaired and the evidence you retained.</w:t>
+        <w:t>25. Extra practice · Pictures, feedback and repair</w:t>
+      </w:r>
+    </w:p>
+    <w:p>
+      <w:r>
+        <w:t>Try before opening feedback; keep the selected independent task separate.</w:t>
+      </w:r>
+    </w:p>
+    <w:p>
+      <w:pPr>
+        <w:pStyle w:val="Heading2"/>
+      </w:pPr>
+      <w:r>
+        <w:t>First supported question</w:t>
+      </w:r>
+    </w:p>
+    <w:p>
+      <w:pPr>
+        <w:pStyle w:val="ListBullet"/>
+      </w:pPr>
+      <w:r>
+        <w:t>A fictional catalogue helper receives a narrowly scoped tool token.</w:t>
+      </w:r>
+    </w:p>
+    <w:p>
+      <w:pPr>
+        <w:pStyle w:val="Heading3"/>
+      </w:pPr>
+      <w:r>
+        <w:t>Practice 1: explain the deciding evidence</w:t>
+      </w:r>
+    </w:p>
+    <w:p>
+      <w:pPr>
+        <w:pStyle w:val="ListBullet"/>
+      </w:pPr>
+      <w:r>
+        <w:t>Which labelled step matches this detail? write R5 fails operation scope: deny even for an allowed record.</w:t>
+      </w:r>
+    </w:p>
+    <w:p>
+      <w:pPr>
+        <w:pStyle w:val="ListBullet"/>
+      </w:pPr>
+      <w:r>
+        <w:t>1. Wrong operation</w:t>
+      </w:r>
+    </w:p>
+    <w:p>
+      <w:pPr>
+        <w:pStyle w:val="ListBullet"/>
+      </w:pPr>
+      <w:r>
+        <w:t>2. Read token</w:t>
+      </w:r>
+    </w:p>
+    <w:p>
+      <w:pPr>
+        <w:pStyle w:val="ListBullet"/>
+      </w:pPr>
+      <w:r>
+        <w:t>3. Wrong object</w:t>
+      </w:r>
+    </w:p>
+    <w:p>
+      <w:pPr>
+        <w:pStyle w:val="ListBullet"/>
+      </w:pPr>
+      <w:r>
+        <w:t>4. Allowed call</w:t>
+      </w:r>
+    </w:p>
+    <w:p>
+      <w:pPr>
+        <w:pStyle w:val="Heading3"/>
+      </w:pPr>
+      <w:r>
+        <w:t>My selected conclusion, deciding fact and explanation</w:t>
+      </w:r>
+    </w:p>
+    <w:p>
+      <w:r>
+        <w:t>________________________________________________________________</w:t>
+      </w:r>
+    </w:p>
+    <w:p>
+      <w:r>
+        <w:t>________________________________________________________________</w:t>
+      </w:r>
+    </w:p>
+    <w:p>
+      <w:r>
+        <w:t>________________________________________________________________</w:t>
+      </w:r>
+    </w:p>
+    <w:p>
+      <w:r>
+        <w:t>________________________________________________________________</w:t>
+      </w:r>
+    </w:p>
+    <w:p>
+      <w:r>
+        <w:t>________________________________________________________________</w:t>
+      </w:r>
+    </w:p>
+    <w:p>
+      <w:pPr>
+        <w:pStyle w:val="ListBullet"/>
+      </w:pPr>
+      <w:r>
+        <w:t>Hint if needed: Read the steps in the pictorial case. Match the supplied detail to the stage that performs or records it.</w:t>
+      </w:r>
+    </w:p>
+    <w:p>
+      <w:pPr>
+        <w:pStyle w:val="Heading2"/>
+      </w:pPr>
+      <w:r>
+        <w:t>Check after trying · reference / check after trying</w:t>
+      </w:r>
+    </w:p>
+    <w:p>
+      <w:pPr>
+        <w:spacing w:line="336" w:lineRule="auto" w:after="180"/>
+      </w:pPr>
+      <w:r>
+        <w:rPr>
+          <w:b w:val="0"/>
+        </w:rPr>
+        <w:t>After your attempt, compare with the supported explanation: Wrong operation write R5 fails operation scope: deny even for an allowed record.</w:t>
+      </w:r>
+    </w:p>
+    <w:p>
+      <w:pPr>
+        <w:spacing w:line="336" w:lineRule="auto" w:after="180"/>
+      </w:pPr>
+      <w:r>
+        <w:rPr>
+          <w:b/>
+        </w:rPr>
+        <w:t>Permission</w:t>
+      </w:r>
+      <w:r>
+        <w:rPr>
+          <w:b w:val="0"/>
+        </w:rPr>
+        <w:t>s are concrete restrictions, not a confidence score or a general instruction to be useful. Each proposed call must match both dimensions before it happens.</w:t>
+      </w:r>
+    </w:p>
+    <w:p>
+      <w:pPr>
+        <w:spacing w:line="336" w:lineRule="auto" w:after="180"/>
+      </w:pPr>
+      <w:r>
+        <w:rPr>
+          <w:b w:val="0"/>
+        </w:rPr>
+        <w:t>A request written inside catalogue text cannot enlarge the token’s authority. Denial should preserve the proposed action and reason without executing the disallowed mutation.</w:t>
+      </w:r>
+    </w:p>
+    <w:p>
+      <w:pPr>
+        <w:pStyle w:val="Heading2"/>
+      </w:pPr>
+      <w:r>
+        <w:t>Changed-case question</w:t>
+      </w:r>
+    </w:p>
+    <w:p>
+      <w:pPr>
+        <w:pStyle w:val="Heading3"/>
+      </w:pPr>
+      <w:r>
+        <w:t>Practice 2: explain the deciding evidence</w:t>
+      </w:r>
+    </w:p>
+    <w:p>
+      <w:pPr>
+        <w:pStyle w:val="ListBullet"/>
+      </w:pPr>
+      <w:r>
+        <w:t>Changed-case practice: The helper says it needs write R5 to correct an apparent typo. Which conclusion is supported by the supplied facts?</w:t>
+      </w:r>
+    </w:p>
+    <w:p>
+      <w:pPr>
+        <w:pStyle w:val="ListBullet"/>
+      </w:pPr>
+      <w:r>
+        <w:t>1. We can decide the result without examining the changed input or the procedure.</w:t>
+      </w:r>
+    </w:p>
+    <w:p>
+      <w:pPr>
+        <w:pStyle w:val="ListBullet"/>
+      </w:pPr>
+      <w:r>
+        <w:t>2. This one example guarantees correct results for every future input.</w:t>
+      </w:r>
+    </w:p>
+    <w:p>
+      <w:pPr>
+        <w:pStyle w:val="ListBullet"/>
+      </w:pPr>
+      <w:r>
+        <w:t>3. The write remains denied under the existing token.</w:t>
+      </w:r>
+    </w:p>
+    <w:p>
+      <w:pPr>
+        <w:pStyle w:val="Heading3"/>
+      </w:pPr>
+      <w:r>
+        <w:t>My selected conclusion, deciding fact and explanation</w:t>
+      </w:r>
+    </w:p>
+    <w:p>
+      <w:r>
+        <w:t>________________________________________________________________</w:t>
+      </w:r>
+    </w:p>
+    <w:p>
+      <w:r>
+        <w:t>________________________________________________________________</w:t>
+      </w:r>
+    </w:p>
+    <w:p>
+      <w:r>
+        <w:t>________________________________________________________________</w:t>
+      </w:r>
+    </w:p>
+    <w:p>
+      <w:r>
+        <w:t>________________________________________________________________</w:t>
+      </w:r>
+    </w:p>
+    <w:p>
+      <w:r>
+        <w:t>________________________________________________________________</w:t>
+      </w:r>
+    </w:p>
+    <w:p>
+      <w:pPr>
+        <w:pStyle w:val="ListBullet"/>
+      </w:pPr>
+      <w:r>
+        <w:t>Hint if needed: Use the changed condition and the deciding step in the pictorial trace. The answer must say what follows from those facts.</w:t>
+      </w:r>
+    </w:p>
+    <w:p>
+      <w:pPr>
+        <w:pStyle w:val="Heading2"/>
+      </w:pPr>
+      <w:r>
+        <w:t>Check changed case · reference / check after trying</w:t>
+      </w:r>
+    </w:p>
+    <w:p>
+      <w:pPr>
+        <w:spacing w:line="336" w:lineRule="auto" w:after="180"/>
+      </w:pPr>
+      <w:r>
+        <w:rPr>
+          <w:b w:val="0"/>
+        </w:rPr>
+        <w:t>After your attempt, compare with the supported explanation: The write remains denied under the existing token. A useful purpose does not create an authorised operation; an authorised owner must review any scope change.</w:t>
+      </w:r>
+    </w:p>
+    <w:p>
+      <w:pPr>
+        <w:pStyle w:val="Heading2"/>
+      </w:pPr>
+      <w:r>
+        <w:t>Repair and keep evidence</w:t>
+      </w:r>
+    </w:p>
+    <w:p>
+      <w:pPr>
+        <w:spacing w:line="336" w:lineRule="auto" w:after="180"/>
+      </w:pPr>
+      <w:r>
+        <w:rPr>
+          <w:b w:val="0"/>
+        </w:rPr>
+        <w:t xml:space="preserve">Review Agents and Tools (ai-2/30). Goal: Explain the </w:t>
+      </w:r>
+      <w:r>
+        <w:rPr>
+          <w:b/>
+        </w:rPr>
+        <w:t>mechanism</w:t>
+      </w:r>
+      <w:r>
+        <w:rPr>
+          <w:b w:val="0"/>
+        </w:rPr>
+        <w:t xml:space="preserve"> and terminology of state machines for bounded agents. Short practice: Can the assistant accept Trace B because its final state is done?.</w:t>
+      </w:r>
+    </w:p>
+    <w:p>
+      <w:pPr>
+        <w:spacing w:line="336" w:lineRule="auto" w:after="180"/>
+      </w:pPr>
+      <w:r>
+        <w:rPr>
+          <w:b w:val="0"/>
+        </w:rPr>
+        <w:t>Return to this week and explain what you changed.</w:t>
+      </w:r>
+    </w:p>
+    <w:p>
+      <w:pPr>
+        <w:spacing w:line="336" w:lineRule="auto" w:after="180"/>
+      </w:pPr>
+      <w:r>
+        <w:rPr>
+          <w:b w:val="0"/>
+        </w:rPr>
+        <w:t xml:space="preserve">Review Prompt Experiments (ai-2/28). Goal: Explain the </w:t>
+      </w:r>
+      <w:r>
+        <w:rPr>
+          <w:b/>
+        </w:rPr>
+        <w:t>mechanism</w:t>
+      </w:r>
+      <w:r>
+        <w:rPr>
+          <w:b w:val="0"/>
+        </w:rPr>
+        <w:t xml:space="preserve"> and terminology of controlled prompt experiments. Short practice: Name the case P passes and Q fails, and explain why it matters..</w:t>
+      </w:r>
+    </w:p>
+    <w:p>
+      <w:pPr>
+        <w:spacing w:line="336" w:lineRule="auto" w:after="180"/>
+      </w:pPr>
+      <w:r>
+        <w:rPr>
+          <w:b w:val="0"/>
+        </w:rPr>
+        <w:t>Return to this week and explain what you changed.</w:t>
+      </w:r>
+    </w:p>
+    <w:p>
+      <w:pPr>
+        <w:spacing w:line="336" w:lineRule="auto" w:after="180"/>
+      </w:pPr>
+      <w:r>
+        <w:rPr>
+          <w:b w:val="0"/>
+        </w:rPr>
+        <w:t>Review Text as Pieces (ai-2/25). Goal: Encode and decode text under an explicit toy vocabulary. Short practice: Why is the unknown ! at position 10 rather than position 9?. Return to this week and explain what you changed.</w:t>
+      </w:r>
+    </w:p>
+    <w:p>
+      <w:pPr>
+        <w:spacing w:line="336" w:lineRule="auto" w:after="180"/>
+      </w:pPr>
+      <w:r>
+        <w:rPr>
+          <w:b w:val="0"/>
+        </w:rPr>
+        <w:t xml:space="preserve">The browser lab lets you edit the supported Python examples already included in this lesson. Predict first, run, inspect the actual </w:t>
+      </w:r>
+      <w:r>
+        <w:rPr>
+          <w:b/>
+        </w:rPr>
+        <w:t>output</w:t>
+      </w:r>
+      <w:r>
+        <w:rPr>
+          <w:b w:val="0"/>
+        </w:rPr>
+        <w:t xml:space="preserve"> or error, change one </w:t>
+      </w:r>
+      <w:r>
+        <w:rPr>
+          <w:b/>
+        </w:rPr>
+        <w:t>input</w:t>
+      </w:r>
+      <w:r>
+        <w:rPr>
+          <w:b w:val="0"/>
+        </w:rPr>
+        <w:t>, then run again.</w:t>
+      </w:r>
+    </w:p>
+    <w:p>
+      <w:pPr>
+        <w:spacing w:line="336" w:lineRule="auto" w:after="180"/>
+      </w:pPr>
+      <w:r>
+        <w:rPr>
+          <w:b w:val="0"/>
+        </w:rPr>
+        <w:t xml:space="preserve">Keep code, </w:t>
+      </w:r>
+      <w:r>
+        <w:rPr>
+          <w:b/>
+        </w:rPr>
+        <w:t>prediction</w:t>
+      </w:r>
+      <w:r>
+        <w:rPr>
+          <w:b w:val="0"/>
+        </w:rPr>
+        <w:t>s, actual results and a reasoned revision together. On paper, label your result as a trace rather than an execution.</w:t>
+      </w:r>
+    </w:p>
+    <w:p>
+      <w:pPr>
+        <w:spacing w:line="336" w:lineRule="auto" w:after="180"/>
+      </w:pPr>
+      <w:r>
+        <w:rPr>
+          <w:b w:val="0"/>
+        </w:rPr>
+        <w:t xml:space="preserve">Use Download completed work in the hosted lesson to export your answers, reflections, practice feedback and code-run </w:t>
+      </w:r>
+      <w:r>
+        <w:rPr>
+          <w:b/>
+        </w:rPr>
+        <w:t>evidence</w:t>
+      </w:r>
+      <w:r>
+        <w:rPr>
+          <w:b w:val="0"/>
+        </w:rPr>
+        <w:t>. Open the HTML copy to read or print it.</w:t>
+      </w:r>
+    </w:p>
+    <w:p>
+      <w:pPr>
+        <w:spacing w:line="336" w:lineRule="auto" w:after="180"/>
+      </w:pPr>
+      <w:r>
+        <w:rPr>
+          <w:b w:val="0"/>
+        </w:rPr>
+        <w:t>Drafts stay in this browser when storage is available; clear drafts on a shared device.</w:t>
+      </w:r>
+    </w:p>
+    <w:p>
+      <w:pPr>
+        <w:pStyle w:val="Heading3"/>
+      </w:pPr>
+      <w:r>
+        <w:t>What I repaired, the evidence I kept and the next test</w:t>
+      </w:r>
+    </w:p>
+    <w:p>
+      <w:r>
+        <w:t>________________________________________________________________</w:t>
+      </w:r>
+    </w:p>
+    <w:p>
+      <w:r>
+        <w:t>________________________________________________________________</w:t>
+      </w:r>
+    </w:p>
+    <w:p>
+      <w:r>
+        <w:t>________________________________________________________________</w:t>
+      </w:r>
+    </w:p>
+    <w:p>
+      <w:r>
+        <w:t>________________________________________________________________</w:t>
+      </w:r>
+    </w:p>
+    <w:p>
+      <w:r>
+        <w:t>________________________________________________________________</w:t>
+      </w:r>
+    </w:p>
+    <w:p>
+      <w:pPr>
+        <w:pStyle w:val="Heading2"/>
+      </w:pPr>
+      <w:r>
+        <w:t>Earlier wording, alternatives and picture transcripts · reference / check after trying</w:t>
       </w:r>
     </w:p>
     <w:p>
@@ -2341,80 +2934,10 @@
     </w:p>
     <w:p>
       <w:pPr>
-        <w:spacing w:line="336" w:lineRule="auto" w:after="180"/>
-      </w:pPr>
-      <w:r>
-        <w:rPr>
-          <w:b w:val="0"/>
-        </w:rPr>
-        <w:t>A fictional catalogue helper receives a narrowly scoped tool token.</w:t>
-      </w:r>
-    </w:p>
-    <w:p>
-      <w:pPr>
         <w:pStyle w:val="Heading3"/>
       </w:pPr>
       <w:r>
-        <w:t>Practice 1: explain the deciding evidence</w:t>
-      </w:r>
-    </w:p>
-    <w:p>
-      <w:pPr>
-        <w:spacing w:line="336" w:lineRule="auto" w:after="180"/>
-      </w:pPr>
-      <w:r>
-        <w:rPr>
-          <w:b w:val="0"/>
-        </w:rPr>
-        <w:t>Which labelled step matches this detail? write R5 fails operation scope: deny even for an allowed record.</w:t>
-      </w:r>
-    </w:p>
-    <w:p>
-      <w:pPr>
-        <w:spacing w:line="336" w:lineRule="auto" w:after="180"/>
-        <w:shd w:fill="F4F9FC"/>
-      </w:pPr>
-      <w:r>
-        <w:rPr>
-          <w:b w:val="0"/>
-        </w:rPr>
-        <w:t>1. Wrong operation</w:t>
-      </w:r>
-    </w:p>
-    <w:p>
-      <w:pPr>
-        <w:spacing w:line="336" w:lineRule="auto" w:after="180"/>
-        <w:shd w:fill="F4F9FC"/>
-      </w:pPr>
-      <w:r>
-        <w:rPr>
-          <w:b w:val="0"/>
-        </w:rPr>
-        <w:t>2. Read token</w:t>
-      </w:r>
-    </w:p>
-    <w:p>
-      <w:pPr>
-        <w:spacing w:line="336" w:lineRule="auto" w:after="180"/>
-        <w:shd w:fill="F4F9FC"/>
-      </w:pPr>
-      <w:r>
-        <w:rPr>
-          <w:b w:val="0"/>
-        </w:rPr>
-        <w:t>3. Wrong object</w:t>
-      </w:r>
-    </w:p>
-    <w:p>
-      <w:pPr>
-        <w:spacing w:line="336" w:lineRule="auto" w:after="180"/>
-        <w:shd w:fill="F4F9FC"/>
-      </w:pPr>
-      <w:r>
-        <w:rPr>
-          <w:b w:val="0"/>
-        </w:rPr>
-        <w:t>4. Allowed call</w:t>
+        <w:t>Repair a missing building block</w:t>
       </w:r>
     </w:p>
     <w:p>
@@ -2422,32 +2945,7 @@
         <w:pStyle w:val="Heading3"/>
       </w:pPr>
       <w:r>
-        <w:t>My selected conclusion, deciding fact and explanation</w:t>
-      </w:r>
-    </w:p>
-    <w:p>
-      <w:r>
-        <w:t>________________________________________________________________</w:t>
-      </w:r>
-    </w:p>
-    <w:p>
-      <w:r>
-        <w:t>________________________________________________________________</w:t>
-      </w:r>
-    </w:p>
-    <w:p>
-      <w:r>
-        <w:t>________________________________________________________________</w:t>
-      </w:r>
-    </w:p>
-    <w:p>
-      <w:r>
-        <w:t>________________________________________________________________</w:t>
-      </w:r>
-    </w:p>
-    <w:p>
-      <w:r>
-        <w:t>________________________________________________________________</w:t>
+        <w:t>Predict, run and debug</w:t>
       </w:r>
     </w:p>
     <w:p>
@@ -2455,476 +2953,25 @@
         <w:pStyle w:val="Heading3"/>
       </w:pPr>
       <w:r>
-        <w:t>Hint · try first</w:t>
-      </w:r>
-    </w:p>
-    <w:p>
-      <w:pPr>
-        <w:spacing w:line="336" w:lineRule="auto" w:after="180"/>
-        <w:shd w:fill="F1F6F8"/>
-      </w:pPr>
-      <w:r>
-        <w:rPr>
-          <w:b w:val="0"/>
-        </w:rPr>
-        <w:t>Hint if needed: Read the steps in the pictorial case. Match the supplied detail to the stage that performs or records it.</w:t>
-      </w:r>
-    </w:p>
-    <w:p>
-      <w:pPr>
-        <w:pStyle w:val="Heading3"/>
-      </w:pPr>
-      <w:r>
-        <w:t>Feedback · compare after trying</w:t>
-      </w:r>
-    </w:p>
-    <w:p>
-      <w:pPr>
-        <w:spacing w:line="336" w:lineRule="auto" w:after="180"/>
-        <w:shd w:fill="F1F6FC"/>
-      </w:pPr>
-      <w:r>
-        <w:rPr>
-          <w:b w:val="0"/>
-        </w:rPr>
-        <w:t>After your attempt, compare with the supported explanation: Wrong operation write R5 fails operation scope: deny even for an allowed record.</w:t>
-      </w:r>
-    </w:p>
-    <w:p>
-      <w:pPr>
-        <w:spacing w:line="336" w:lineRule="auto" w:after="180"/>
-        <w:shd w:fill="F1F6FC"/>
-      </w:pPr>
-      <w:r>
-        <w:rPr>
-          <w:b/>
-        </w:rPr>
-        <w:t>Permission</w:t>
-      </w:r>
-      <w:r>
-        <w:rPr>
-          <w:b w:val="0"/>
-        </w:rPr>
-        <w:t>s are concrete restrictions, not a confidence score or a general instruction to be useful. Each proposed call must match both dimensions before it happens.</w:t>
-      </w:r>
-    </w:p>
-    <w:p>
-      <w:pPr>
-        <w:spacing w:line="336" w:lineRule="auto" w:after="180"/>
-        <w:shd w:fill="F1F6FC"/>
-      </w:pPr>
-      <w:r>
-        <w:rPr>
-          <w:b w:val="0"/>
-        </w:rPr>
-        <w:t>A request written inside catalogue text cannot enlarge the token’s authority. Denial should preserve the proposed action and reason without executing the disallowed mutation.</w:t>
-      </w:r>
-    </w:p>
-    <w:p>
-      <w:pPr>
-        <w:pStyle w:val="Heading3"/>
-      </w:pPr>
-      <w:r>
-        <w:t>Practice 2: explain the deciding evidence</w:t>
-      </w:r>
-    </w:p>
-    <w:p>
-      <w:pPr>
-        <w:pStyle w:val="Heading3"/>
-      </w:pPr>
-      <w:r>
-        <w:t>Changed case · predict first</w:t>
-      </w:r>
-    </w:p>
-    <w:p>
-      <w:pPr>
-        <w:spacing w:line="336" w:lineRule="auto" w:after="180"/>
-        <w:shd w:fill="F5F1FB"/>
-      </w:pPr>
-      <w:r>
-        <w:rPr>
-          <w:b w:val="0"/>
-        </w:rPr>
-        <w:t>Changed-case practice: The helper says it needs write R5 to correct an apparent typo. Which conclusion is supported by the supplied facts?</w:t>
-      </w:r>
-    </w:p>
-    <w:p>
-      <w:pPr>
-        <w:spacing w:line="336" w:lineRule="auto" w:after="180"/>
-        <w:shd w:fill="F4F9FC"/>
-      </w:pPr>
-      <w:r>
-        <w:rPr>
-          <w:b w:val="0"/>
-        </w:rPr>
-        <w:t xml:space="preserve">1. We can decide the result without examining the changed </w:t>
-      </w:r>
-      <w:r>
-        <w:rPr>
-          <w:b/>
-        </w:rPr>
-        <w:t>input</w:t>
-      </w:r>
-      <w:r>
-        <w:rPr>
-          <w:b w:val="0"/>
-        </w:rPr>
-        <w:t xml:space="preserve"> or the procedure.</w:t>
-      </w:r>
-    </w:p>
-    <w:p>
-      <w:pPr>
-        <w:spacing w:line="336" w:lineRule="auto" w:after="180"/>
-        <w:shd w:fill="F4F9FC"/>
-      </w:pPr>
-      <w:r>
-        <w:rPr>
-          <w:b w:val="0"/>
-        </w:rPr>
-        <w:t xml:space="preserve">2. This one example guarantees correct results for every future </w:t>
-      </w:r>
-      <w:r>
-        <w:rPr>
-          <w:b/>
-        </w:rPr>
-        <w:t>input</w:t>
-      </w:r>
-      <w:r>
-        <w:rPr>
-          <w:b w:val="0"/>
-        </w:rPr>
-        <w:t>.</w:t>
-      </w:r>
-    </w:p>
-    <w:p>
-      <w:pPr>
-        <w:spacing w:line="336" w:lineRule="auto" w:after="180"/>
-        <w:shd w:fill="F4F9FC"/>
-      </w:pPr>
-      <w:r>
-        <w:rPr>
-          <w:b w:val="0"/>
-        </w:rPr>
-        <w:t>3. The write remains denied under the existing token.</w:t>
-      </w:r>
-    </w:p>
-    <w:p>
-      <w:pPr>
-        <w:pStyle w:val="Heading3"/>
-      </w:pPr>
-      <w:r>
-        <w:t>My selected conclusion, deciding fact and explanation</w:t>
-      </w:r>
-    </w:p>
-    <w:p>
-      <w:r>
-        <w:t>________________________________________________________________</w:t>
-      </w:r>
-    </w:p>
-    <w:p>
-      <w:r>
-        <w:t>________________________________________________________________</w:t>
-      </w:r>
-    </w:p>
-    <w:p>
-      <w:r>
-        <w:t>________________________________________________________________</w:t>
-      </w:r>
-    </w:p>
-    <w:p>
-      <w:r>
-        <w:t>________________________________________________________________</w:t>
-      </w:r>
-    </w:p>
-    <w:p>
-      <w:r>
-        <w:t>________________________________________________________________</w:t>
-      </w:r>
-    </w:p>
-    <w:p>
-      <w:pPr>
-        <w:pStyle w:val="Heading3"/>
-      </w:pPr>
-      <w:r>
-        <w:t>Hint · try first</w:t>
-      </w:r>
-    </w:p>
-    <w:p>
-      <w:pPr>
-        <w:spacing w:line="336" w:lineRule="auto" w:after="180"/>
-        <w:shd w:fill="F1F6F8"/>
-      </w:pPr>
-      <w:r>
-        <w:rPr>
-          <w:b w:val="0"/>
-        </w:rPr>
-        <w:t>Hint if needed: Use the changed condition and the deciding step in the pictorial trace. The answer must say what follows from those facts.</w:t>
-      </w:r>
-    </w:p>
-    <w:p>
-      <w:pPr>
-        <w:pStyle w:val="Heading3"/>
-      </w:pPr>
-      <w:r>
-        <w:t>Feedback · compare after trying</w:t>
-      </w:r>
-    </w:p>
-    <w:p>
-      <w:pPr>
-        <w:spacing w:line="336" w:lineRule="auto" w:after="180"/>
-        <w:shd w:fill="F1F6FC"/>
-      </w:pPr>
-      <w:r>
-        <w:rPr>
-          <w:b w:val="0"/>
-        </w:rPr>
-        <w:t>After your attempt, compare with the supported explanation: The write remains denied under the existing token. A useful purpose does not create an authorised operation; an authorised owner must review any scope change.</w:t>
-      </w:r>
-    </w:p>
-    <w:p>
-      <w:pPr>
-        <w:pStyle w:val="Heading3"/>
-      </w:pPr>
-      <w:r>
-        <w:t>Repair a missing building block</w:t>
-      </w:r>
-    </w:p>
-    <w:p>
-      <w:pPr>
-        <w:spacing w:line="336" w:lineRule="auto" w:after="180"/>
-      </w:pPr>
-      <w:r>
-        <w:rPr>
-          <w:b w:val="0"/>
-        </w:rPr>
-        <w:t xml:space="preserve">Review Agents and Tools (ai-2/30). Goal: Explain the </w:t>
-      </w:r>
-      <w:r>
-        <w:rPr>
-          <w:b/>
-        </w:rPr>
-        <w:t>mechanism</w:t>
-      </w:r>
-      <w:r>
-        <w:rPr>
-          <w:b w:val="0"/>
-        </w:rPr>
-        <w:t xml:space="preserve"> and terminology of state machines for bounded agents. Short practice: Can the assistant accept Trace B because its final state is done?.</w:t>
-      </w:r>
-    </w:p>
-    <w:p>
-      <w:pPr>
-        <w:spacing w:line="336" w:lineRule="auto" w:after="180"/>
-      </w:pPr>
-      <w:r>
-        <w:rPr>
-          <w:b w:val="0"/>
-        </w:rPr>
-        <w:t>Return to this week and explain what you changed.</w:t>
-      </w:r>
-    </w:p>
-    <w:p>
-      <w:pPr>
-        <w:spacing w:line="336" w:lineRule="auto" w:after="180"/>
-      </w:pPr>
-      <w:r>
-        <w:rPr>
-          <w:b w:val="0"/>
-        </w:rPr>
-        <w:t xml:space="preserve">Review Prompt Experiments (ai-2/28). Goal: Explain the </w:t>
-      </w:r>
-      <w:r>
-        <w:rPr>
-          <w:b/>
-        </w:rPr>
-        <w:t>mechanism</w:t>
-      </w:r>
-      <w:r>
-        <w:rPr>
-          <w:b w:val="0"/>
-        </w:rPr>
-        <w:t xml:space="preserve"> and terminology of controlled prompt experiments. Short practice: Name the case P passes and Q fails, and explain why it matters..</w:t>
-      </w:r>
-    </w:p>
-    <w:p>
-      <w:pPr>
-        <w:spacing w:line="336" w:lineRule="auto" w:after="180"/>
-      </w:pPr>
-      <w:r>
-        <w:rPr>
-          <w:b w:val="0"/>
-        </w:rPr>
-        <w:t>Return to this week and explain what you changed.</w:t>
-      </w:r>
-    </w:p>
-    <w:p>
-      <w:pPr>
-        <w:spacing w:line="336" w:lineRule="auto" w:after="180"/>
-      </w:pPr>
-      <w:r>
-        <w:rPr>
-          <w:b w:val="0"/>
-        </w:rPr>
-        <w:t>Review Text as Pieces (ai-2/25). Goal: Encode and decode text under an explicit toy vocabulary. Short practice: Why is the unknown ! at position 10 rather than position 9?. Return to this week and explain what you changed.</w:t>
-      </w:r>
-    </w:p>
-    <w:p>
-      <w:pPr>
-        <w:pStyle w:val="Heading3"/>
-      </w:pPr>
-      <w:r>
-        <w:t>Predict, run and debug</w:t>
-      </w:r>
-    </w:p>
-    <w:p>
-      <w:pPr>
-        <w:spacing w:line="336" w:lineRule="auto" w:after="180"/>
-      </w:pPr>
-      <w:r>
-        <w:rPr>
-          <w:b w:val="0"/>
-        </w:rPr>
-        <w:t xml:space="preserve">The browser lab lets you edit the supported Python examples already included in this lesson. Predict first, run, inspect the actual </w:t>
-      </w:r>
-      <w:r>
-        <w:rPr>
-          <w:b/>
-        </w:rPr>
-        <w:t>output</w:t>
-      </w:r>
-      <w:r>
-        <w:rPr>
-          <w:b w:val="0"/>
-        </w:rPr>
-        <w:t xml:space="preserve"> or error, change one </w:t>
-      </w:r>
-      <w:r>
-        <w:rPr>
-          <w:b/>
-        </w:rPr>
-        <w:t>input</w:t>
-      </w:r>
-      <w:r>
-        <w:rPr>
-          <w:b w:val="0"/>
-        </w:rPr>
-        <w:t>, then run again.</w:t>
-      </w:r>
-    </w:p>
-    <w:p>
-      <w:pPr>
-        <w:spacing w:line="336" w:lineRule="auto" w:after="180"/>
-      </w:pPr>
-      <w:r>
-        <w:rPr>
-          <w:b w:val="0"/>
-        </w:rPr>
-        <w:t xml:space="preserve">Keep code, </w:t>
-      </w:r>
-      <w:r>
-        <w:rPr>
-          <w:b/>
-        </w:rPr>
-        <w:t>prediction</w:t>
-      </w:r>
-      <w:r>
-        <w:rPr>
-          <w:b w:val="0"/>
-        </w:rPr>
-        <w:t>s, actual results and a reasoned revision together. On paper, label your result as a trace rather than an execution.</w:t>
-      </w:r>
-    </w:p>
-    <w:p>
-      <w:pPr>
-        <w:pStyle w:val="Heading3"/>
-      </w:pPr>
-      <w:r>
         <w:t>Keep your completed work</w:t>
       </w:r>
     </w:p>
     <w:p>
       <w:pPr>
-        <w:spacing w:line="336" w:lineRule="auto" w:after="180"/>
-      </w:pPr>
-      <w:r>
-        <w:rPr>
-          <w:b w:val="0"/>
-        </w:rPr>
-        <w:t xml:space="preserve">Use Download completed work in the hosted lesson to export your answers, reflections, practice feedback and code-run </w:t>
-      </w:r>
-      <w:r>
-        <w:rPr>
-          <w:b/>
-        </w:rPr>
-        <w:t>evidence</w:t>
-      </w:r>
-      <w:r>
-        <w:rPr>
-          <w:b w:val="0"/>
-        </w:rPr>
-        <w:t>. Open the HTML copy to read or print it.</w:t>
-      </w:r>
-    </w:p>
-    <w:p>
-      <w:pPr>
-        <w:spacing w:line="336" w:lineRule="auto" w:after="180"/>
-      </w:pPr>
-      <w:r>
-        <w:rPr>
-          <w:b w:val="0"/>
-        </w:rPr>
-        <w:t>Drafts stay in this browser when storage is available; clear drafts on a shared device.</w:t>
-      </w:r>
-    </w:p>
-    <w:p>
-      <w:pPr>
-        <w:pStyle w:val="Heading3"/>
-      </w:pPr>
-      <w:r>
-        <w:t>What I repaired, the evidence I kept and the next test</w:t>
-      </w:r>
-    </w:p>
-    <w:p>
-      <w:r>
-        <w:t>________________________________________________________________</w:t>
-      </w:r>
-    </w:p>
-    <w:p>
-      <w:r>
-        <w:t>________________________________________________________________</w:t>
-      </w:r>
-    </w:p>
-    <w:p>
-      <w:r>
-        <w:t>________________________________________________________________</w:t>
-      </w:r>
-    </w:p>
-    <w:p>
-      <w:r>
-        <w:t>________________________________________________________________</w:t>
-      </w:r>
-    </w:p>
-    <w:p>
-      <w:r>
-        <w:t>________________________________________________________________</w:t>
-      </w:r>
-    </w:p>
-    <w:p>
-      <w:pPr>
         <w:pStyle w:val="Heading1"/>
       </w:pPr>
       <w:r>
-        <w:t>26. Visual concept journey</w:t>
-      </w:r>
-    </w:p>
-    <w:p>
-      <w:r>
-        <w:t>Explain each Permissions and Human Review picture from its labels, then record a relevant limit.</w:t>
-      </w:r>
-    </w:p>
-    <w:p>
-      <w:pPr>
-        <w:pStyle w:val="Heading3"/>
+        <w:t>26. Reference · Six-picture response sheets</w:t>
+      </w:r>
+    </w:p>
+    <w:p>
+      <w:r>
+        <w:t>Choose the relevant picture rather than repeating every task.</w:t>
+      </w:r>
+    </w:p>
+    <w:p>
+      <w:pPr>
+        <w:pStyle w:val="Heading2"/>
       </w:pPr>
       <w:r>
         <w:t>01. Permissions and Human Review: the case</w:t>
@@ -3003,7 +3050,6 @@
     <w:p>
       <w:pPr>
         <w:spacing w:line="336" w:lineRule="auto" w:after="180"/>
-        <w:shd w:fill="F5F1FB"/>
       </w:pPr>
       <w:r>
         <w:rPr>
@@ -3042,7 +3088,7 @@
     </w:p>
     <w:p>
       <w:pPr>
-        <w:pStyle w:val="Heading3"/>
+        <w:pStyle w:val="Heading2"/>
       </w:pPr>
       <w:r>
         <w:t>02. Follow the deciding steps</w:t>
@@ -3098,7 +3144,6 @@
     <w:p>
       <w:pPr>
         <w:spacing w:line="336" w:lineRule="auto" w:after="180"/>
-        <w:shd w:fill="F5F1FB"/>
       </w:pPr>
       <w:r>
         <w:rPr>
@@ -3149,7 +3194,7 @@
     </w:p>
     <w:p>
       <w:pPr>
-        <w:pStyle w:val="Heading3"/>
+        <w:pStyle w:val="Heading2"/>
       </w:pPr>
       <w:r>
         <w:t>03. Least privilege and tool scopes — evidence trace</w:t>
@@ -3245,7 +3290,6 @@
     <w:p>
       <w:pPr>
         <w:spacing w:line="336" w:lineRule="auto" w:after="180"/>
-        <w:shd w:fill="F5F1FB"/>
       </w:pPr>
       <w:r>
         <w:rPr>
@@ -3284,7 +3328,7 @@
     </w:p>
     <w:p>
       <w:pPr>
-        <w:pStyle w:val="Heading3"/>
+        <w:pStyle w:val="Heading2"/>
       </w:pPr>
       <w:r>
         <w:t>04. Change one thing. Trace what follows.</w:t>
@@ -3351,7 +3395,6 @@
     <w:p>
       <w:pPr>
         <w:spacing w:line="336" w:lineRule="auto" w:after="180"/>
-        <w:shd w:fill="F5F1FB"/>
       </w:pPr>
       <w:r>
         <w:rPr>
@@ -3390,7 +3433,7 @@
     </w:p>
     <w:p>
       <w:pPr>
-        <w:pStyle w:val="Heading3"/>
+        <w:pStyle w:val="Heading2"/>
       </w:pPr>
       <w:r>
         <w:t>05. Connect the explanation to its limit</w:t>
@@ -3486,7 +3529,6 @@
     <w:p>
       <w:pPr>
         <w:spacing w:line="336" w:lineRule="auto" w:after="180"/>
-        <w:shd w:fill="F5F1FB"/>
       </w:pPr>
       <w:r>
         <w:rPr>
@@ -3525,7 +3567,7 @@
     </w:p>
     <w:p>
       <w:pPr>
-        <w:pStyle w:val="Heading3"/>
+        <w:pStyle w:val="Heading2"/>
       </w:pPr>
       <w:r>
         <w:t>06. Make the idea visible in your project</w:t>
@@ -3604,7 +3646,6 @@
     <w:p>
       <w:pPr>
         <w:spacing w:line="336" w:lineRule="auto" w:after="180"/>
-        <w:shd w:fill="F5F1FB"/>
       </w:pPr>
       <w:r>
         <w:rPr>
@@ -3651,6 +3692,62 @@
     <w:p>
       <w:r>
         <w:t>________________________________________________________________</w:t>
+      </w:r>
+    </w:p>
+    <w:p>
+      <w:pPr>
+        <w:pStyle w:val="Heading2"/>
+      </w:pPr>
+      <w:r>
+        <w:t>Earlier wording, alternatives and picture transcripts · reference / check after trying</w:t>
+      </w:r>
+    </w:p>
+    <w:p>
+      <w:pPr>
+        <w:pStyle w:val="Heading3"/>
+      </w:pPr>
+      <w:r>
+        <w:t>01. Permissions and Human Review: the case</w:t>
+      </w:r>
+    </w:p>
+    <w:p>
+      <w:pPr>
+        <w:pStyle w:val="Heading3"/>
+      </w:pPr>
+      <w:r>
+        <w:t>02. Follow the deciding steps</w:t>
+      </w:r>
+    </w:p>
+    <w:p>
+      <w:pPr>
+        <w:pStyle w:val="Heading3"/>
+      </w:pPr>
+      <w:r>
+        <w:t>03. Least privilege and tool scopes — evidence trace</w:t>
+      </w:r>
+    </w:p>
+    <w:p>
+      <w:pPr>
+        <w:pStyle w:val="Heading3"/>
+      </w:pPr>
+      <w:r>
+        <w:t>04. Change one thing. Trace what follows.</w:t>
+      </w:r>
+    </w:p>
+    <w:p>
+      <w:pPr>
+        <w:pStyle w:val="Heading3"/>
+      </w:pPr>
+      <w:r>
+        <w:t>05. Connect the explanation to its limit</w:t>
+      </w:r>
+    </w:p>
+    <w:p>
+      <w:pPr>
+        <w:pStyle w:val="Heading3"/>
+      </w:pPr>
+      <w:r>
+        <w:t>06. Make the idea visible in your project</w:t>
       </w:r>
     </w:p>
     <w:sectPr>
